--- a/Tutorial Word Files/DotNet Tutorial  6.docx
+++ b/Tutorial Word Files/DotNet Tutorial  6.docx
@@ -1,6 +1,6 @@
 
 <file path=word/document.xml><?xml version="1.0" encoding="utf-8"?>
-<w:document xmlns:wpc="http://schemas.microsoft.com/office/word/2010/wordprocessingCanvas" xmlns:cx="http://schemas.microsoft.com/office/drawing/2014/chartex" xmlns:cx1="http://schemas.microsoft.com/office/drawing/2015/9/8/chartex" xmlns:cx2="http://schemas.microsoft.com/office/drawing/2015/10/21/chartex" xmlns:cx3="http://schemas.microsoft.com/office/drawing/2016/5/9/chartex" xmlns:cx4="http://schemas.microsoft.com/office/drawing/2016/5/10/chartex" xmlns:cx5="http://schemas.microsoft.com/office/drawing/2016/5/11/chartex" xmlns:cx6="http://schemas.microsoft.com/office/drawing/2016/5/12/chartex" xmlns:cx7="http://schemas.microsoft.com/office/drawing/2016/5/13/chartex" xmlns:cx8="http://schemas.microsoft.com/office/drawing/2016/5/14/chartex" xmlns:mc="http://schemas.openxmlformats.org/markup-compatibility/2006" xmlns:aink="http://schemas.microsoft.com/office/drawing/2016/ink" xmlns:am3d="http://schemas.microsoft.com/office/drawing/2017/model3d" xmlns:o="urn:schemas-microsoft-com:office:office" xmlns:oel="http://schemas.microsoft.com/office/2019/extlst" xmlns:r="http://schemas.openxmlformats.org/officeDocument/2006/relationships" xmlns:m="http://schemas.openxmlformats.org/officeDocument/2006/math" xmlns:v="urn:schemas-microsoft-com:vml" xmlns:wp14="http://schemas.microsoft.com/office/word/2010/wordprocessingDrawing" xmlns:wp="http://schemas.openxmlformats.org/drawingml/2006/wordprocessingDrawing" xmlns:w10="urn:schemas-microsoft-com:office:word" xmlns:w="http://schemas.openxmlformats.org/wordprocessingml/2006/main" xmlns:w14="http://schemas.microsoft.com/office/word/2010/wordml" xmlns:w15="http://schemas.microsoft.com/office/word/2012/wordml" xmlns:w16cex="http://schemas.microsoft.com/office/word/2018/wordml/cex" xmlns:w16cid="http://schemas.microsoft.com/office/word/2016/wordml/cid" xmlns:w16="http://schemas.microsoft.com/office/word/2018/wordml" xmlns:w16du="http://schemas.microsoft.com/office/word/2023/wordml/word16du" xmlns:w16sdtdh="http://schemas.microsoft.com/office/word/2020/wordml/sdtdatahash" xmlns:w16se="http://schemas.microsoft.com/office/word/2015/wordml/symex" xmlns:wpg="http://schemas.microsoft.com/office/word/2010/wordprocessingGroup" xmlns:wpi="http://schemas.microsoft.com/office/word/2010/wordprocessingInk" xmlns:wne="http://schemas.microsoft.com/office/word/2006/wordml" xmlns:wps="http://schemas.microsoft.com/office/word/2010/wordprocessingShape" mc:Ignorable="w14 w15 w16se w16cid w16 w16cex w16sdtdh wp14">
+<w:document xmlns:wpc="http://schemas.microsoft.com/office/word/2010/wordprocessingCanvas" xmlns:cx="http://schemas.microsoft.com/office/drawing/2014/chartex" xmlns:cx1="http://schemas.microsoft.com/office/drawing/2015/9/8/chartex" xmlns:cx2="http://schemas.microsoft.com/office/drawing/2015/10/21/chartex" xmlns:cx3="http://schemas.microsoft.com/office/drawing/2016/5/9/chartex" xmlns:cx4="http://schemas.microsoft.com/office/drawing/2016/5/10/chartex" xmlns:cx5="http://schemas.microsoft.com/office/drawing/2016/5/11/chartex" xmlns:cx6="http://schemas.microsoft.com/office/drawing/2016/5/12/chartex" xmlns:cx7="http://schemas.microsoft.com/office/drawing/2016/5/13/chartex" xmlns:cx8="http://schemas.microsoft.com/office/drawing/2016/5/14/chartex" xmlns:mc="http://schemas.openxmlformats.org/markup-compatibility/2006" xmlns:aink="http://schemas.microsoft.com/office/drawing/2016/ink" xmlns:am3d="http://schemas.microsoft.com/office/drawing/2017/model3d" xmlns:o="urn:schemas-microsoft-com:office:office" xmlns:oel="http://schemas.microsoft.com/office/2019/extlst" xmlns:r="http://schemas.openxmlformats.org/officeDocument/2006/relationships" xmlns:m="http://schemas.openxmlformats.org/officeDocument/2006/math" xmlns:v="urn:schemas-microsoft-com:vml" xmlns:wp14="http://schemas.microsoft.com/office/word/2010/wordprocessingDrawing" xmlns:wp="http://schemas.openxmlformats.org/drawingml/2006/wordprocessingDrawing" xmlns:w10="urn:schemas-microsoft-com:office:word" xmlns:w="http://schemas.openxmlformats.org/wordprocessingml/2006/main" xmlns:w14="http://schemas.microsoft.com/office/word/2010/wordml" xmlns:w15="http://schemas.microsoft.com/office/word/2012/wordml" xmlns:w16cex="http://schemas.microsoft.com/office/word/2018/wordml/cex" xmlns:w16cid="http://schemas.microsoft.com/office/word/2016/wordml/cid" xmlns:w16="http://schemas.microsoft.com/office/word/2018/wordml" xmlns:w16du="http://schemas.microsoft.com/office/word/2023/wordml/word16du" xmlns:w16sdtdh="http://schemas.microsoft.com/office/word/2020/wordml/sdtdatahash" xmlns:w16sdtfl="http://schemas.microsoft.com/office/word/2024/wordml/sdtformatlock" xmlns:w16se="http://schemas.microsoft.com/office/word/2015/wordml/symex" xmlns:wpg="http://schemas.microsoft.com/office/word/2010/wordprocessingGroup" xmlns:wpi="http://schemas.microsoft.com/office/word/2010/wordprocessingInk" xmlns:wne="http://schemas.microsoft.com/office/word/2006/wordml" xmlns:wps="http://schemas.microsoft.com/office/word/2010/wordprocessingShape" mc:Ignorable="w14 w15 w16se w16cid w16 w16cex w16sdtdh w16sdtfl w16du wp14">
   <w:body>
     <w:p>
       <w:pPr>
@@ -38,17 +38,7 @@
           <w:sz w:val="36"/>
           <w:szCs w:val="36"/>
         </w:rPr>
-        <w:t xml:space="preserve">Tutorial – </w:t>
-      </w:r>
-      <w:r>
-        <w:rPr>
-          <w:rFonts w:ascii="Times New Roman" w:eastAsia="Times New Roman" w:hAnsi="Times New Roman"/>
-          <w:b/>
-          <w:color w:val="000000"/>
-          <w:sz w:val="36"/>
-          <w:szCs w:val="36"/>
-        </w:rPr>
-        <w:t>6</w:t>
+        <w:t>Tutorial – 6</w:t>
       </w:r>
     </w:p>
     <w:p>
@@ -89,12 +79,9 @@
           <w:szCs w:val="24"/>
           <w:shd w:val="clear" w:color="auto" w:fill="FFFFFF"/>
         </w:rPr>
-        <w:t>Design a Form like below. When user Click on OK Button it will print “Welcome to First Windows Application” on Label. When User Click on Cancel button form get closed.</w:t>
-      </w:r>
-    </w:p>
-    <w:p>
-      <w:pPr>
-        <w:pStyle w:val="ListParagraph"/>
+        <w:t>Design an application like follow. Depends on user selection it will display the message as</w:t>
+      </w:r>
+      <w:r>
         <w:rPr>
           <w:rStyle w:val="Strong"/>
           <w:rFonts w:ascii="Helveti new" w:hAnsi="Helveti new"/>
@@ -103,42 +90,2953 @@
           <w:szCs w:val="24"/>
           <w:shd w:val="clear" w:color="auto" w:fill="FFFFFF"/>
         </w:rPr>
-      </w:pPr>
-    </w:p>
-    <w:p>
-      <w:pPr>
-        <w:pStyle w:val="NormalWeb"/>
+        <w:t xml:space="preserve"> </w:t>
+      </w:r>
+      <w:r>
+        <w:rPr>
+          <w:rStyle w:val="Strong"/>
+          <w:rFonts w:ascii="Helveti new" w:hAnsi="Helveti new"/>
+          <w:color w:val="2D3B45"/>
+          <w:sz w:val="24"/>
+          <w:szCs w:val="24"/>
+          <w:shd w:val="clear" w:color="auto" w:fill="FFFFFF"/>
+        </w:rPr>
+        <w:t>shown. (If gender is Male then Mr. or Female then Miss)</w:t>
+      </w:r>
+    </w:p>
+    <w:p>
+      <w:pPr>
+        <w:pStyle w:val="ListParagraph"/>
+        <w:rPr>
+          <w:rStyle w:val="Strong"/>
+          <w:rFonts w:ascii="Helveti new" w:hAnsi="Helveti new"/>
+          <w:color w:val="2D3B45"/>
+          <w:sz w:val="24"/>
+          <w:szCs w:val="24"/>
+          <w:shd w:val="clear" w:color="auto" w:fill="FFFFFF"/>
+        </w:rPr>
+      </w:pPr>
+    </w:p>
+    <w:p>
+      <w:pPr>
+        <w:pStyle w:val="ListParagraph"/>
+        <w:rPr>
+          <w:rStyle w:val="Strong"/>
+          <w:rFonts w:ascii="Helveti new" w:hAnsi="Helveti new"/>
+          <w:b w:val="0"/>
+          <w:bCs w:val="0"/>
+          <w:color w:val="2D3B45"/>
+          <w:shd w:val="clear" w:color="auto" w:fill="FFFFFF"/>
+        </w:rPr>
+      </w:pPr>
+      <w:r>
+        <w:rPr>
+          <w:rStyle w:val="Strong"/>
+          <w:rFonts w:ascii="Helveti new" w:hAnsi="Helveti new"/>
+          <w:b w:val="0"/>
+          <w:bCs w:val="0"/>
+          <w:color w:val="2D3B45"/>
+          <w:shd w:val="clear" w:color="auto" w:fill="FFFFFF"/>
+        </w:rPr>
+        <w:t>namespace TutorialSix</w:t>
+      </w:r>
+    </w:p>
+    <w:p>
+      <w:pPr>
+        <w:pStyle w:val="ListParagraph"/>
+        <w:rPr>
+          <w:rStyle w:val="Strong"/>
+          <w:rFonts w:ascii="Helveti new" w:hAnsi="Helveti new"/>
+          <w:b w:val="0"/>
+          <w:bCs w:val="0"/>
+          <w:color w:val="2D3B45"/>
+          <w:shd w:val="clear" w:color="auto" w:fill="FFFFFF"/>
+        </w:rPr>
+      </w:pPr>
+      <w:r>
+        <w:rPr>
+          <w:rStyle w:val="Strong"/>
+          <w:rFonts w:ascii="Helveti new" w:hAnsi="Helveti new"/>
+          <w:b w:val="0"/>
+          <w:bCs w:val="0"/>
+          <w:color w:val="2D3B45"/>
+          <w:shd w:val="clear" w:color="auto" w:fill="FFFFFF"/>
+        </w:rPr>
+        <w:t>{</w:t>
+      </w:r>
+    </w:p>
+    <w:p>
+      <w:pPr>
+        <w:pStyle w:val="ListParagraph"/>
+        <w:rPr>
+          <w:rStyle w:val="Strong"/>
+          <w:rFonts w:ascii="Helveti new" w:hAnsi="Helveti new"/>
+          <w:b w:val="0"/>
+          <w:bCs w:val="0"/>
+          <w:color w:val="2D3B45"/>
+          <w:shd w:val="clear" w:color="auto" w:fill="FFFFFF"/>
+        </w:rPr>
+      </w:pPr>
+      <w:r>
+        <w:rPr>
+          <w:rStyle w:val="Strong"/>
+          <w:rFonts w:ascii="Helveti new" w:hAnsi="Helveti new"/>
+          <w:b w:val="0"/>
+          <w:bCs w:val="0"/>
+          <w:color w:val="2D3B45"/>
+          <w:shd w:val="clear" w:color="auto" w:fill="FFFFFF"/>
+        </w:rPr>
+        <w:t xml:space="preserve">    public partial class Form1 : Form</w:t>
+      </w:r>
+    </w:p>
+    <w:p>
+      <w:pPr>
+        <w:pStyle w:val="ListParagraph"/>
+        <w:rPr>
+          <w:rStyle w:val="Strong"/>
+          <w:rFonts w:ascii="Helveti new" w:hAnsi="Helveti new"/>
+          <w:b w:val="0"/>
+          <w:bCs w:val="0"/>
+          <w:color w:val="2D3B45"/>
+          <w:shd w:val="clear" w:color="auto" w:fill="FFFFFF"/>
+        </w:rPr>
+      </w:pPr>
+      <w:r>
+        <w:rPr>
+          <w:rStyle w:val="Strong"/>
+          <w:rFonts w:ascii="Helveti new" w:hAnsi="Helveti new"/>
+          <w:b w:val="0"/>
+          <w:bCs w:val="0"/>
+          <w:color w:val="2D3B45"/>
+          <w:shd w:val="clear" w:color="auto" w:fill="FFFFFF"/>
+        </w:rPr>
+        <w:t xml:space="preserve">    {</w:t>
+      </w:r>
+    </w:p>
+    <w:p>
+      <w:pPr>
+        <w:pStyle w:val="ListParagraph"/>
+        <w:rPr>
+          <w:rStyle w:val="Strong"/>
+          <w:rFonts w:ascii="Helveti new" w:hAnsi="Helveti new"/>
+          <w:b w:val="0"/>
+          <w:bCs w:val="0"/>
+          <w:color w:val="2D3B45"/>
+          <w:shd w:val="clear" w:color="auto" w:fill="FFFFFF"/>
+        </w:rPr>
+      </w:pPr>
+      <w:r>
+        <w:rPr>
+          <w:rStyle w:val="Strong"/>
+          <w:rFonts w:ascii="Helveti new" w:hAnsi="Helveti new"/>
+          <w:b w:val="0"/>
+          <w:bCs w:val="0"/>
+          <w:color w:val="2D3B45"/>
+          <w:shd w:val="clear" w:color="auto" w:fill="FFFFFF"/>
+        </w:rPr>
+        <w:t xml:space="preserve">        public Form1()</w:t>
+      </w:r>
+    </w:p>
+    <w:p>
+      <w:pPr>
+        <w:pStyle w:val="ListParagraph"/>
+        <w:rPr>
+          <w:rStyle w:val="Strong"/>
+          <w:rFonts w:ascii="Helveti new" w:hAnsi="Helveti new"/>
+          <w:b w:val="0"/>
+          <w:bCs w:val="0"/>
+          <w:color w:val="2D3B45"/>
+          <w:shd w:val="clear" w:color="auto" w:fill="FFFFFF"/>
+        </w:rPr>
+      </w:pPr>
+      <w:r>
+        <w:rPr>
+          <w:rStyle w:val="Strong"/>
+          <w:rFonts w:ascii="Helveti new" w:hAnsi="Helveti new"/>
+          <w:b w:val="0"/>
+          <w:bCs w:val="0"/>
+          <w:color w:val="2D3B45"/>
+          <w:shd w:val="clear" w:color="auto" w:fill="FFFFFF"/>
+        </w:rPr>
+        <w:t xml:space="preserve">        {</w:t>
+      </w:r>
+    </w:p>
+    <w:p>
+      <w:pPr>
+        <w:pStyle w:val="ListParagraph"/>
+        <w:rPr>
+          <w:rStyle w:val="Strong"/>
+          <w:rFonts w:ascii="Helveti new" w:hAnsi="Helveti new"/>
+          <w:b w:val="0"/>
+          <w:bCs w:val="0"/>
+          <w:color w:val="2D3B45"/>
+          <w:shd w:val="clear" w:color="auto" w:fill="FFFFFF"/>
+        </w:rPr>
+      </w:pPr>
+      <w:r>
+        <w:rPr>
+          <w:rStyle w:val="Strong"/>
+          <w:rFonts w:ascii="Helveti new" w:hAnsi="Helveti new"/>
+          <w:b w:val="0"/>
+          <w:bCs w:val="0"/>
+          <w:color w:val="2D3B45"/>
+          <w:shd w:val="clear" w:color="auto" w:fill="FFFFFF"/>
+        </w:rPr>
+        <w:t xml:space="preserve">            InitializeComponent();</w:t>
+      </w:r>
+    </w:p>
+    <w:p>
+      <w:pPr>
+        <w:pStyle w:val="ListParagraph"/>
+        <w:rPr>
+          <w:rStyle w:val="Strong"/>
+          <w:rFonts w:ascii="Helveti new" w:hAnsi="Helveti new"/>
+          <w:b w:val="0"/>
+          <w:bCs w:val="0"/>
+          <w:color w:val="2D3B45"/>
+          <w:shd w:val="clear" w:color="auto" w:fill="FFFFFF"/>
+        </w:rPr>
+      </w:pPr>
+      <w:r>
+        <w:rPr>
+          <w:rStyle w:val="Strong"/>
+          <w:rFonts w:ascii="Helveti new" w:hAnsi="Helveti new"/>
+          <w:b w:val="0"/>
+          <w:bCs w:val="0"/>
+          <w:color w:val="2D3B45"/>
+          <w:shd w:val="clear" w:color="auto" w:fill="FFFFFF"/>
+        </w:rPr>
+        <w:t xml:space="preserve">        }</w:t>
+      </w:r>
+    </w:p>
+    <w:p>
+      <w:pPr>
+        <w:pStyle w:val="ListParagraph"/>
+        <w:rPr>
+          <w:rStyle w:val="Strong"/>
+          <w:rFonts w:ascii="Helveti new" w:hAnsi="Helveti new"/>
+          <w:b w:val="0"/>
+          <w:bCs w:val="0"/>
+          <w:color w:val="2D3B45"/>
+          <w:shd w:val="clear" w:color="auto" w:fill="FFFFFF"/>
+        </w:rPr>
+      </w:pPr>
+    </w:p>
+    <w:p>
+      <w:pPr>
+        <w:pStyle w:val="ListParagraph"/>
+        <w:rPr>
+          <w:rStyle w:val="Strong"/>
+          <w:rFonts w:ascii="Helveti new" w:hAnsi="Helveti new"/>
+          <w:b w:val="0"/>
+          <w:bCs w:val="0"/>
+          <w:color w:val="2D3B45"/>
+          <w:shd w:val="clear" w:color="auto" w:fill="FFFFFF"/>
+        </w:rPr>
+      </w:pPr>
+      <w:r>
+        <w:rPr>
+          <w:rStyle w:val="Strong"/>
+          <w:rFonts w:ascii="Helveti new" w:hAnsi="Helveti new"/>
+          <w:b w:val="0"/>
+          <w:bCs w:val="0"/>
+          <w:color w:val="2D3B45"/>
+          <w:shd w:val="clear" w:color="auto" w:fill="FFFFFF"/>
+        </w:rPr>
+        <w:t xml:space="preserve">        private void submit_Click(object sender, EventArgs e)</w:t>
+      </w:r>
+    </w:p>
+    <w:p>
+      <w:pPr>
+        <w:pStyle w:val="ListParagraph"/>
+        <w:rPr>
+          <w:rStyle w:val="Strong"/>
+          <w:rFonts w:ascii="Helveti new" w:hAnsi="Helveti new"/>
+          <w:b w:val="0"/>
+          <w:bCs w:val="0"/>
+          <w:color w:val="2D3B45"/>
+          <w:shd w:val="clear" w:color="auto" w:fill="FFFFFF"/>
+        </w:rPr>
+      </w:pPr>
+      <w:r>
+        <w:rPr>
+          <w:rStyle w:val="Strong"/>
+          <w:rFonts w:ascii="Helveti new" w:hAnsi="Helveti new"/>
+          <w:b w:val="0"/>
+          <w:bCs w:val="0"/>
+          <w:color w:val="2D3B45"/>
+          <w:shd w:val="clear" w:color="auto" w:fill="FFFFFF"/>
+        </w:rPr>
+        <w:t xml:space="preserve">        {</w:t>
+      </w:r>
+    </w:p>
+    <w:p>
+      <w:pPr>
+        <w:pStyle w:val="ListParagraph"/>
+        <w:rPr>
+          <w:rStyle w:val="Strong"/>
+          <w:rFonts w:ascii="Helveti new" w:hAnsi="Helveti new"/>
+          <w:b w:val="0"/>
+          <w:bCs w:val="0"/>
+          <w:color w:val="2D3B45"/>
+          <w:shd w:val="clear" w:color="auto" w:fill="FFFFFF"/>
+        </w:rPr>
+      </w:pPr>
+      <w:r>
+        <w:rPr>
+          <w:rStyle w:val="Strong"/>
+          <w:rFonts w:ascii="Helveti new" w:hAnsi="Helveti new"/>
+          <w:b w:val="0"/>
+          <w:bCs w:val="0"/>
+          <w:color w:val="2D3B45"/>
+          <w:shd w:val="clear" w:color="auto" w:fill="FFFFFF"/>
+        </w:rPr>
+        <w:t xml:space="preserve">            CheckBox mycheckbox = new CheckBox();</w:t>
+      </w:r>
+    </w:p>
+    <w:p>
+      <w:pPr>
+        <w:pStyle w:val="ListParagraph"/>
+        <w:rPr>
+          <w:rStyle w:val="Strong"/>
+          <w:rFonts w:ascii="Helveti new" w:hAnsi="Helveti new"/>
+          <w:b w:val="0"/>
+          <w:bCs w:val="0"/>
+          <w:color w:val="2D3B45"/>
+          <w:shd w:val="clear" w:color="auto" w:fill="FFFFFF"/>
+        </w:rPr>
+      </w:pPr>
+      <w:r>
+        <w:rPr>
+          <w:rStyle w:val="Strong"/>
+          <w:rFonts w:ascii="Helveti new" w:hAnsi="Helveti new"/>
+          <w:b w:val="0"/>
+          <w:bCs w:val="0"/>
+          <w:color w:val="2D3B45"/>
+          <w:shd w:val="clear" w:color="auto" w:fill="FFFFFF"/>
+        </w:rPr>
+        <w:t xml:space="preserve">            if (male.Checked == true)</w:t>
+      </w:r>
+    </w:p>
+    <w:p>
+      <w:pPr>
+        <w:pStyle w:val="ListParagraph"/>
+        <w:rPr>
+          <w:rStyle w:val="Strong"/>
+          <w:rFonts w:ascii="Helveti new" w:hAnsi="Helveti new"/>
+          <w:b w:val="0"/>
+          <w:bCs w:val="0"/>
+          <w:color w:val="2D3B45"/>
+          <w:shd w:val="clear" w:color="auto" w:fill="FFFFFF"/>
+        </w:rPr>
+      </w:pPr>
+      <w:r>
+        <w:rPr>
+          <w:rStyle w:val="Strong"/>
+          <w:rFonts w:ascii="Helveti new" w:hAnsi="Helveti new"/>
+          <w:b w:val="0"/>
+          <w:bCs w:val="0"/>
+          <w:color w:val="2D3B45"/>
+          <w:shd w:val="clear" w:color="auto" w:fill="FFFFFF"/>
+        </w:rPr>
+        <w:t xml:space="preserve">            {</w:t>
+      </w:r>
+    </w:p>
+    <w:p>
+      <w:pPr>
+        <w:pStyle w:val="ListParagraph"/>
+        <w:rPr>
+          <w:rStyle w:val="Strong"/>
+          <w:rFonts w:ascii="Helveti new" w:hAnsi="Helveti new"/>
+          <w:b w:val="0"/>
+          <w:bCs w:val="0"/>
+          <w:color w:val="2D3B45"/>
+          <w:shd w:val="clear" w:color="auto" w:fill="FFFFFF"/>
+        </w:rPr>
+      </w:pPr>
+      <w:r>
+        <w:rPr>
+          <w:rStyle w:val="Strong"/>
+          <w:rFonts w:ascii="Helveti new" w:hAnsi="Helveti new"/>
+          <w:b w:val="0"/>
+          <w:bCs w:val="0"/>
+          <w:color w:val="2D3B45"/>
+          <w:shd w:val="clear" w:color="auto" w:fill="FFFFFF"/>
+        </w:rPr>
+        <w:t xml:space="preserve">                display.Visible = true;</w:t>
+      </w:r>
+    </w:p>
+    <w:p>
+      <w:pPr>
+        <w:pStyle w:val="ListParagraph"/>
+        <w:rPr>
+          <w:rStyle w:val="Strong"/>
+          <w:rFonts w:ascii="Helveti new" w:hAnsi="Helveti new"/>
+          <w:b w:val="0"/>
+          <w:bCs w:val="0"/>
+          <w:color w:val="2D3B45"/>
+          <w:shd w:val="clear" w:color="auto" w:fill="FFFFFF"/>
+        </w:rPr>
+      </w:pPr>
+      <w:r>
+        <w:rPr>
+          <w:rStyle w:val="Strong"/>
+          <w:rFonts w:ascii="Helveti new" w:hAnsi="Helveti new"/>
+          <w:b w:val="0"/>
+          <w:bCs w:val="0"/>
+          <w:color w:val="2D3B45"/>
+          <w:shd w:val="clear" w:color="auto" w:fill="FFFFFF"/>
+        </w:rPr>
+        <w:t xml:space="preserve">                if (news.Checked == true)</w:t>
+      </w:r>
+    </w:p>
+    <w:p>
+      <w:pPr>
+        <w:pStyle w:val="ListParagraph"/>
+        <w:rPr>
+          <w:rStyle w:val="Strong"/>
+          <w:rFonts w:ascii="Helveti new" w:hAnsi="Helveti new"/>
+          <w:b w:val="0"/>
+          <w:bCs w:val="0"/>
+          <w:color w:val="2D3B45"/>
+          <w:shd w:val="clear" w:color="auto" w:fill="FFFFFF"/>
+        </w:rPr>
+      </w:pPr>
+      <w:r>
+        <w:rPr>
+          <w:rStyle w:val="Strong"/>
+          <w:rFonts w:ascii="Helveti new" w:hAnsi="Helveti new"/>
+          <w:b w:val="0"/>
+          <w:bCs w:val="0"/>
+          <w:color w:val="2D3B45"/>
+          <w:shd w:val="clear" w:color="auto" w:fill="FFFFFF"/>
+        </w:rPr>
+        <w:t xml:space="preserve">                {</w:t>
+      </w:r>
+    </w:p>
+    <w:p>
+      <w:pPr>
+        <w:pStyle w:val="ListParagraph"/>
+        <w:rPr>
+          <w:rStyle w:val="Strong"/>
+          <w:rFonts w:ascii="Helveti new" w:hAnsi="Helveti new"/>
+          <w:b w:val="0"/>
+          <w:bCs w:val="0"/>
+          <w:color w:val="2D3B45"/>
+          <w:shd w:val="clear" w:color="auto" w:fill="FFFFFF"/>
+        </w:rPr>
+      </w:pPr>
+      <w:r>
+        <w:rPr>
+          <w:rStyle w:val="Strong"/>
+          <w:rFonts w:ascii="Helveti new" w:hAnsi="Helveti new"/>
+          <w:b w:val="0"/>
+          <w:bCs w:val="0"/>
+          <w:color w:val="2D3B45"/>
+          <w:shd w:val="clear" w:color="auto" w:fill="FFFFFF"/>
+        </w:rPr>
+        <w:t xml:space="preserve">                    display.Text = "Mr. " + name.Text + " You know about us from\n" + news.Text + ", " + spec.Text;</w:t>
+      </w:r>
+    </w:p>
+    <w:p>
+      <w:pPr>
+        <w:pStyle w:val="ListParagraph"/>
+        <w:rPr>
+          <w:rStyle w:val="Strong"/>
+          <w:rFonts w:ascii="Helveti new" w:hAnsi="Helveti new"/>
+          <w:b w:val="0"/>
+          <w:bCs w:val="0"/>
+          <w:color w:val="2D3B45"/>
+          <w:shd w:val="clear" w:color="auto" w:fill="FFFFFF"/>
+        </w:rPr>
+      </w:pPr>
+      <w:r>
+        <w:rPr>
+          <w:rStyle w:val="Strong"/>
+          <w:rFonts w:ascii="Helveti new" w:hAnsi="Helveti new"/>
+          <w:b w:val="0"/>
+          <w:bCs w:val="0"/>
+          <w:color w:val="2D3B45"/>
+          <w:shd w:val="clear" w:color="auto" w:fill="FFFFFF"/>
+        </w:rPr>
+        <w:t xml:space="preserve">                }</w:t>
+      </w:r>
+    </w:p>
+    <w:p>
+      <w:pPr>
+        <w:pStyle w:val="ListParagraph"/>
+        <w:rPr>
+          <w:rStyle w:val="Strong"/>
+          <w:rFonts w:ascii="Helveti new" w:hAnsi="Helveti new"/>
+          <w:b w:val="0"/>
+          <w:bCs w:val="0"/>
+          <w:color w:val="2D3B45"/>
+          <w:shd w:val="clear" w:color="auto" w:fill="FFFFFF"/>
+        </w:rPr>
+      </w:pPr>
+      <w:r>
+        <w:rPr>
+          <w:rStyle w:val="Strong"/>
+          <w:rFonts w:ascii="Helveti new" w:hAnsi="Helveti new"/>
+          <w:b w:val="0"/>
+          <w:bCs w:val="0"/>
+          <w:color w:val="2D3B45"/>
+          <w:shd w:val="clear" w:color="auto" w:fill="FFFFFF"/>
+        </w:rPr>
+        <w:t xml:space="preserve">                else if (friends.Checked == true)</w:t>
+      </w:r>
+    </w:p>
+    <w:p>
+      <w:pPr>
+        <w:pStyle w:val="ListParagraph"/>
+        <w:rPr>
+          <w:rStyle w:val="Strong"/>
+          <w:rFonts w:ascii="Helveti new" w:hAnsi="Helveti new"/>
+          <w:b w:val="0"/>
+          <w:bCs w:val="0"/>
+          <w:color w:val="2D3B45"/>
+          <w:shd w:val="clear" w:color="auto" w:fill="FFFFFF"/>
+        </w:rPr>
+      </w:pPr>
+      <w:r>
+        <w:rPr>
+          <w:rStyle w:val="Strong"/>
+          <w:rFonts w:ascii="Helveti new" w:hAnsi="Helveti new"/>
+          <w:b w:val="0"/>
+          <w:bCs w:val="0"/>
+          <w:color w:val="2D3B45"/>
+          <w:shd w:val="clear" w:color="auto" w:fill="FFFFFF"/>
+        </w:rPr>
+        <w:t xml:space="preserve">                {</w:t>
+      </w:r>
+    </w:p>
+    <w:p>
+      <w:pPr>
+        <w:pStyle w:val="ListParagraph"/>
+        <w:rPr>
+          <w:rStyle w:val="Strong"/>
+          <w:rFonts w:ascii="Helveti new" w:hAnsi="Helveti new"/>
+          <w:b w:val="0"/>
+          <w:bCs w:val="0"/>
+          <w:color w:val="2D3B45"/>
+          <w:shd w:val="clear" w:color="auto" w:fill="FFFFFF"/>
+        </w:rPr>
+      </w:pPr>
+      <w:r>
+        <w:rPr>
+          <w:rStyle w:val="Strong"/>
+          <w:rFonts w:ascii="Helveti new" w:hAnsi="Helveti new"/>
+          <w:b w:val="0"/>
+          <w:bCs w:val="0"/>
+          <w:color w:val="2D3B45"/>
+          <w:shd w:val="clear" w:color="auto" w:fill="FFFFFF"/>
+        </w:rPr>
+        <w:t xml:space="preserve">                    display.Text = "Mr. " + name.Text + " You know about us from\n" + friends.Text + ", " + spec.Text;</w:t>
+      </w:r>
+    </w:p>
+    <w:p>
+      <w:pPr>
+        <w:pStyle w:val="ListParagraph"/>
+        <w:rPr>
+          <w:rStyle w:val="Strong"/>
+          <w:rFonts w:ascii="Helveti new" w:hAnsi="Helveti new"/>
+          <w:b w:val="0"/>
+          <w:bCs w:val="0"/>
+          <w:color w:val="2D3B45"/>
+          <w:shd w:val="clear" w:color="auto" w:fill="FFFFFF"/>
+        </w:rPr>
+      </w:pPr>
+      <w:r>
+        <w:rPr>
+          <w:rStyle w:val="Strong"/>
+          <w:rFonts w:ascii="Helveti new" w:hAnsi="Helveti new"/>
+          <w:b w:val="0"/>
+          <w:bCs w:val="0"/>
+          <w:color w:val="2D3B45"/>
+          <w:shd w:val="clear" w:color="auto" w:fill="FFFFFF"/>
+        </w:rPr>
+        <w:t xml:space="preserve">                }</w:t>
+      </w:r>
+    </w:p>
+    <w:p>
+      <w:pPr>
+        <w:pStyle w:val="ListParagraph"/>
+        <w:rPr>
+          <w:rStyle w:val="Strong"/>
+          <w:rFonts w:ascii="Helveti new" w:hAnsi="Helveti new"/>
+          <w:b w:val="0"/>
+          <w:bCs w:val="0"/>
+          <w:color w:val="2D3B45"/>
+          <w:shd w:val="clear" w:color="auto" w:fill="FFFFFF"/>
+        </w:rPr>
+      </w:pPr>
+      <w:r>
+        <w:rPr>
+          <w:rStyle w:val="Strong"/>
+          <w:rFonts w:ascii="Helveti new" w:hAnsi="Helveti new"/>
+          <w:b w:val="0"/>
+          <w:bCs w:val="0"/>
+          <w:color w:val="2D3B45"/>
+          <w:shd w:val="clear" w:color="auto" w:fill="FFFFFF"/>
+        </w:rPr>
+        <w:t xml:space="preserve">                else if (website.Checked == true)</w:t>
+      </w:r>
+    </w:p>
+    <w:p>
+      <w:pPr>
+        <w:pStyle w:val="ListParagraph"/>
+        <w:rPr>
+          <w:rStyle w:val="Strong"/>
+          <w:rFonts w:ascii="Helveti new" w:hAnsi="Helveti new"/>
+          <w:b w:val="0"/>
+          <w:bCs w:val="0"/>
+          <w:color w:val="2D3B45"/>
+          <w:shd w:val="clear" w:color="auto" w:fill="FFFFFF"/>
+        </w:rPr>
+      </w:pPr>
+      <w:r>
+        <w:rPr>
+          <w:rStyle w:val="Strong"/>
+          <w:rFonts w:ascii="Helveti new" w:hAnsi="Helveti new"/>
+          <w:b w:val="0"/>
+          <w:bCs w:val="0"/>
+          <w:color w:val="2D3B45"/>
+          <w:shd w:val="clear" w:color="auto" w:fill="FFFFFF"/>
+        </w:rPr>
+        <w:t xml:space="preserve">                {</w:t>
+      </w:r>
+    </w:p>
+    <w:p>
+      <w:pPr>
+        <w:pStyle w:val="ListParagraph"/>
+        <w:rPr>
+          <w:rStyle w:val="Strong"/>
+          <w:rFonts w:ascii="Helveti new" w:hAnsi="Helveti new"/>
+          <w:b w:val="0"/>
+          <w:bCs w:val="0"/>
+          <w:color w:val="2D3B45"/>
+          <w:shd w:val="clear" w:color="auto" w:fill="FFFFFF"/>
+        </w:rPr>
+      </w:pPr>
+      <w:r>
+        <w:rPr>
+          <w:rStyle w:val="Strong"/>
+          <w:rFonts w:ascii="Helveti new" w:hAnsi="Helveti new"/>
+          <w:b w:val="0"/>
+          <w:bCs w:val="0"/>
+          <w:color w:val="2D3B45"/>
+          <w:shd w:val="clear" w:color="auto" w:fill="FFFFFF"/>
+        </w:rPr>
+        <w:t xml:space="preserve">                    display.Text = "Mr. " + name.Text + " You know about us from\n" + website.Text + ", " + spec.Text;</w:t>
+      </w:r>
+    </w:p>
+    <w:p>
+      <w:pPr>
+        <w:pStyle w:val="ListParagraph"/>
+        <w:rPr>
+          <w:rStyle w:val="Strong"/>
+          <w:rFonts w:ascii="Helveti new" w:hAnsi="Helveti new"/>
+          <w:b w:val="0"/>
+          <w:bCs w:val="0"/>
+          <w:color w:val="2D3B45"/>
+          <w:shd w:val="clear" w:color="auto" w:fill="FFFFFF"/>
+        </w:rPr>
+      </w:pPr>
+      <w:r>
+        <w:rPr>
+          <w:rStyle w:val="Strong"/>
+          <w:rFonts w:ascii="Helveti new" w:hAnsi="Helveti new"/>
+          <w:b w:val="0"/>
+          <w:bCs w:val="0"/>
+          <w:color w:val="2D3B45"/>
+          <w:shd w:val="clear" w:color="auto" w:fill="FFFFFF"/>
+        </w:rPr>
+        <w:t xml:space="preserve">                }</w:t>
+      </w:r>
+    </w:p>
+    <w:p>
+      <w:pPr>
+        <w:pStyle w:val="ListParagraph"/>
+        <w:rPr>
+          <w:rStyle w:val="Strong"/>
+          <w:rFonts w:ascii="Helveti new" w:hAnsi="Helveti new"/>
+          <w:b w:val="0"/>
+          <w:bCs w:val="0"/>
+          <w:color w:val="2D3B45"/>
+          <w:shd w:val="clear" w:color="auto" w:fill="FFFFFF"/>
+        </w:rPr>
+      </w:pPr>
+      <w:r>
+        <w:rPr>
+          <w:rStyle w:val="Strong"/>
+          <w:rFonts w:ascii="Helveti new" w:hAnsi="Helveti new"/>
+          <w:b w:val="0"/>
+          <w:bCs w:val="0"/>
+          <w:color w:val="2D3B45"/>
+          <w:shd w:val="clear" w:color="auto" w:fill="FFFFFF"/>
+        </w:rPr>
+        <w:t xml:space="preserve">                else if (oth.Checked == true)</w:t>
+      </w:r>
+    </w:p>
+    <w:p>
+      <w:pPr>
+        <w:pStyle w:val="ListParagraph"/>
+        <w:rPr>
+          <w:rStyle w:val="Strong"/>
+          <w:rFonts w:ascii="Helveti new" w:hAnsi="Helveti new"/>
+          <w:b w:val="0"/>
+          <w:bCs w:val="0"/>
+          <w:color w:val="2D3B45"/>
+          <w:shd w:val="clear" w:color="auto" w:fill="FFFFFF"/>
+        </w:rPr>
+      </w:pPr>
+      <w:r>
+        <w:rPr>
+          <w:rStyle w:val="Strong"/>
+          <w:rFonts w:ascii="Helveti new" w:hAnsi="Helveti new"/>
+          <w:b w:val="0"/>
+          <w:bCs w:val="0"/>
+          <w:color w:val="2D3B45"/>
+          <w:shd w:val="clear" w:color="auto" w:fill="FFFFFF"/>
+        </w:rPr>
+        <w:t xml:space="preserve">                {</w:t>
+      </w:r>
+    </w:p>
+    <w:p>
+      <w:pPr>
+        <w:pStyle w:val="ListParagraph"/>
+        <w:rPr>
+          <w:rStyle w:val="Strong"/>
+          <w:rFonts w:ascii="Helveti new" w:hAnsi="Helveti new"/>
+          <w:b w:val="0"/>
+          <w:bCs w:val="0"/>
+          <w:color w:val="2D3B45"/>
+          <w:shd w:val="clear" w:color="auto" w:fill="FFFFFF"/>
+        </w:rPr>
+      </w:pPr>
+      <w:r>
+        <w:rPr>
+          <w:rStyle w:val="Strong"/>
+          <w:rFonts w:ascii="Helveti new" w:hAnsi="Helveti new"/>
+          <w:b w:val="0"/>
+          <w:bCs w:val="0"/>
+          <w:color w:val="2D3B45"/>
+          <w:shd w:val="clear" w:color="auto" w:fill="FFFFFF"/>
+        </w:rPr>
+        <w:t xml:space="preserve">                    display.Text = "Mr. " + name.Text + " You know about us from\n" + oth.Text + ", " + spec.Text;</w:t>
+      </w:r>
+    </w:p>
+    <w:p>
+      <w:pPr>
+        <w:pStyle w:val="ListParagraph"/>
+        <w:rPr>
+          <w:rStyle w:val="Strong"/>
+          <w:rFonts w:ascii="Helveti new" w:hAnsi="Helveti new"/>
+          <w:b w:val="0"/>
+          <w:bCs w:val="0"/>
+          <w:color w:val="2D3B45"/>
+          <w:shd w:val="clear" w:color="auto" w:fill="FFFFFF"/>
+        </w:rPr>
+      </w:pPr>
+      <w:r>
+        <w:rPr>
+          <w:rStyle w:val="Strong"/>
+          <w:rFonts w:ascii="Helveti new" w:hAnsi="Helveti new"/>
+          <w:b w:val="0"/>
+          <w:bCs w:val="0"/>
+          <w:color w:val="2D3B45"/>
+          <w:shd w:val="clear" w:color="auto" w:fill="FFFFFF"/>
+        </w:rPr>
+        <w:t xml:space="preserve">                }</w:t>
+      </w:r>
+    </w:p>
+    <w:p>
+      <w:pPr>
+        <w:pStyle w:val="ListParagraph"/>
+        <w:rPr>
+          <w:rStyle w:val="Strong"/>
+          <w:rFonts w:ascii="Helveti new" w:hAnsi="Helveti new"/>
+          <w:b w:val="0"/>
+          <w:bCs w:val="0"/>
+          <w:color w:val="2D3B45"/>
+          <w:shd w:val="clear" w:color="auto" w:fill="FFFFFF"/>
+        </w:rPr>
+      </w:pPr>
+      <w:r>
+        <w:rPr>
+          <w:rStyle w:val="Strong"/>
+          <w:rFonts w:ascii="Helveti new" w:hAnsi="Helveti new"/>
+          <w:b w:val="0"/>
+          <w:bCs w:val="0"/>
+          <w:color w:val="2D3B45"/>
+          <w:shd w:val="clear" w:color="auto" w:fill="FFFFFF"/>
+        </w:rPr>
+        <w:t xml:space="preserve">            }</w:t>
+      </w:r>
+    </w:p>
+    <w:p>
+      <w:pPr>
+        <w:pStyle w:val="ListParagraph"/>
+        <w:rPr>
+          <w:rStyle w:val="Strong"/>
+          <w:rFonts w:ascii="Helveti new" w:hAnsi="Helveti new"/>
+          <w:b w:val="0"/>
+          <w:bCs w:val="0"/>
+          <w:color w:val="2D3B45"/>
+          <w:shd w:val="clear" w:color="auto" w:fill="FFFFFF"/>
+        </w:rPr>
+      </w:pPr>
+      <w:r>
+        <w:rPr>
+          <w:rStyle w:val="Strong"/>
+          <w:rFonts w:ascii="Helveti new" w:hAnsi="Helveti new"/>
+          <w:b w:val="0"/>
+          <w:bCs w:val="0"/>
+          <w:color w:val="2D3B45"/>
+          <w:shd w:val="clear" w:color="auto" w:fill="FFFFFF"/>
+        </w:rPr>
+        <w:t xml:space="preserve">            else if (female.Checked == true)</w:t>
+      </w:r>
+    </w:p>
+    <w:p>
+      <w:pPr>
+        <w:pStyle w:val="ListParagraph"/>
+        <w:rPr>
+          <w:rStyle w:val="Strong"/>
+          <w:rFonts w:ascii="Helveti new" w:hAnsi="Helveti new"/>
+          <w:b w:val="0"/>
+          <w:bCs w:val="0"/>
+          <w:color w:val="2D3B45"/>
+          <w:shd w:val="clear" w:color="auto" w:fill="FFFFFF"/>
+        </w:rPr>
+      </w:pPr>
+      <w:r>
+        <w:rPr>
+          <w:rStyle w:val="Strong"/>
+          <w:rFonts w:ascii="Helveti new" w:hAnsi="Helveti new"/>
+          <w:b w:val="0"/>
+          <w:bCs w:val="0"/>
+          <w:color w:val="2D3B45"/>
+          <w:shd w:val="clear" w:color="auto" w:fill="FFFFFF"/>
+        </w:rPr>
+        <w:t xml:space="preserve">            {</w:t>
+      </w:r>
+    </w:p>
+    <w:p>
+      <w:pPr>
+        <w:pStyle w:val="ListParagraph"/>
+        <w:rPr>
+          <w:rStyle w:val="Strong"/>
+          <w:rFonts w:ascii="Helveti new" w:hAnsi="Helveti new"/>
+          <w:b w:val="0"/>
+          <w:bCs w:val="0"/>
+          <w:color w:val="2D3B45"/>
+          <w:shd w:val="clear" w:color="auto" w:fill="FFFFFF"/>
+        </w:rPr>
+      </w:pPr>
+      <w:r>
+        <w:rPr>
+          <w:rStyle w:val="Strong"/>
+          <w:rFonts w:ascii="Helveti new" w:hAnsi="Helveti new"/>
+          <w:b w:val="0"/>
+          <w:bCs w:val="0"/>
+          <w:color w:val="2D3B45"/>
+          <w:shd w:val="clear" w:color="auto" w:fill="FFFFFF"/>
+        </w:rPr>
+        <w:lastRenderedPageBreak/>
+        <w:t xml:space="preserve">                display.Visible = true;</w:t>
+      </w:r>
+    </w:p>
+    <w:p>
+      <w:pPr>
+        <w:pStyle w:val="ListParagraph"/>
+        <w:rPr>
+          <w:rStyle w:val="Strong"/>
+          <w:rFonts w:ascii="Helveti new" w:hAnsi="Helveti new"/>
+          <w:b w:val="0"/>
+          <w:bCs w:val="0"/>
+          <w:color w:val="2D3B45"/>
+          <w:shd w:val="clear" w:color="auto" w:fill="FFFFFF"/>
+        </w:rPr>
+      </w:pPr>
+      <w:r>
+        <w:rPr>
+          <w:rStyle w:val="Strong"/>
+          <w:rFonts w:ascii="Helveti new" w:hAnsi="Helveti new"/>
+          <w:b w:val="0"/>
+          <w:bCs w:val="0"/>
+          <w:color w:val="2D3B45"/>
+          <w:shd w:val="clear" w:color="auto" w:fill="FFFFFF"/>
+        </w:rPr>
+        <w:t xml:space="preserve">                if (news.Checked == true)</w:t>
+      </w:r>
+    </w:p>
+    <w:p>
+      <w:pPr>
+        <w:pStyle w:val="ListParagraph"/>
+        <w:rPr>
+          <w:rStyle w:val="Strong"/>
+          <w:rFonts w:ascii="Helveti new" w:hAnsi="Helveti new"/>
+          <w:b w:val="0"/>
+          <w:bCs w:val="0"/>
+          <w:color w:val="2D3B45"/>
+          <w:shd w:val="clear" w:color="auto" w:fill="FFFFFF"/>
+        </w:rPr>
+      </w:pPr>
+      <w:r>
+        <w:rPr>
+          <w:rStyle w:val="Strong"/>
+          <w:rFonts w:ascii="Helveti new" w:hAnsi="Helveti new"/>
+          <w:b w:val="0"/>
+          <w:bCs w:val="0"/>
+          <w:color w:val="2D3B45"/>
+          <w:shd w:val="clear" w:color="auto" w:fill="FFFFFF"/>
+        </w:rPr>
+        <w:t xml:space="preserve">                {</w:t>
+      </w:r>
+    </w:p>
+    <w:p>
+      <w:pPr>
+        <w:pStyle w:val="ListParagraph"/>
+        <w:rPr>
+          <w:rStyle w:val="Strong"/>
+          <w:rFonts w:ascii="Helveti new" w:hAnsi="Helveti new"/>
+          <w:b w:val="0"/>
+          <w:bCs w:val="0"/>
+          <w:color w:val="2D3B45"/>
+          <w:shd w:val="clear" w:color="auto" w:fill="FFFFFF"/>
+        </w:rPr>
+      </w:pPr>
+      <w:r>
+        <w:rPr>
+          <w:rStyle w:val="Strong"/>
+          <w:rFonts w:ascii="Helveti new" w:hAnsi="Helveti new"/>
+          <w:b w:val="0"/>
+          <w:bCs w:val="0"/>
+          <w:color w:val="2D3B45"/>
+          <w:shd w:val="clear" w:color="auto" w:fill="FFFFFF"/>
+        </w:rPr>
+        <w:t xml:space="preserve">                    display.Text = "Miss. " + name.Text + " You know about us from\n" + news.Text + ", " + spec.Text;</w:t>
+      </w:r>
+    </w:p>
+    <w:p>
+      <w:pPr>
+        <w:pStyle w:val="ListParagraph"/>
+        <w:rPr>
+          <w:rStyle w:val="Strong"/>
+          <w:rFonts w:ascii="Helveti new" w:hAnsi="Helveti new"/>
+          <w:b w:val="0"/>
+          <w:bCs w:val="0"/>
+          <w:color w:val="2D3B45"/>
+          <w:shd w:val="clear" w:color="auto" w:fill="FFFFFF"/>
+        </w:rPr>
+      </w:pPr>
+      <w:r>
+        <w:rPr>
+          <w:rStyle w:val="Strong"/>
+          <w:rFonts w:ascii="Helveti new" w:hAnsi="Helveti new"/>
+          <w:b w:val="0"/>
+          <w:bCs w:val="0"/>
+          <w:color w:val="2D3B45"/>
+          <w:shd w:val="clear" w:color="auto" w:fill="FFFFFF"/>
+        </w:rPr>
+        <w:t xml:space="preserve">                }</w:t>
+      </w:r>
+    </w:p>
+    <w:p>
+      <w:pPr>
+        <w:pStyle w:val="ListParagraph"/>
+        <w:rPr>
+          <w:rStyle w:val="Strong"/>
+          <w:rFonts w:ascii="Helveti new" w:hAnsi="Helveti new"/>
+          <w:b w:val="0"/>
+          <w:bCs w:val="0"/>
+          <w:color w:val="2D3B45"/>
+          <w:shd w:val="clear" w:color="auto" w:fill="FFFFFF"/>
+        </w:rPr>
+      </w:pPr>
+      <w:r>
+        <w:rPr>
+          <w:rStyle w:val="Strong"/>
+          <w:rFonts w:ascii="Helveti new" w:hAnsi="Helveti new"/>
+          <w:b w:val="0"/>
+          <w:bCs w:val="0"/>
+          <w:color w:val="2D3B45"/>
+          <w:shd w:val="clear" w:color="auto" w:fill="FFFFFF"/>
+        </w:rPr>
+        <w:t xml:space="preserve">                else if (friends.Checked == true)</w:t>
+      </w:r>
+    </w:p>
+    <w:p>
+      <w:pPr>
+        <w:pStyle w:val="ListParagraph"/>
+        <w:rPr>
+          <w:rStyle w:val="Strong"/>
+          <w:rFonts w:ascii="Helveti new" w:hAnsi="Helveti new"/>
+          <w:b w:val="0"/>
+          <w:bCs w:val="0"/>
+          <w:color w:val="2D3B45"/>
+          <w:shd w:val="clear" w:color="auto" w:fill="FFFFFF"/>
+        </w:rPr>
+      </w:pPr>
+      <w:r>
+        <w:rPr>
+          <w:rStyle w:val="Strong"/>
+          <w:rFonts w:ascii="Helveti new" w:hAnsi="Helveti new"/>
+          <w:b w:val="0"/>
+          <w:bCs w:val="0"/>
+          <w:color w:val="2D3B45"/>
+          <w:shd w:val="clear" w:color="auto" w:fill="FFFFFF"/>
+        </w:rPr>
+        <w:t xml:space="preserve">                {</w:t>
+      </w:r>
+    </w:p>
+    <w:p>
+      <w:pPr>
+        <w:pStyle w:val="ListParagraph"/>
+        <w:rPr>
+          <w:rStyle w:val="Strong"/>
+          <w:rFonts w:ascii="Helveti new" w:hAnsi="Helveti new"/>
+          <w:b w:val="0"/>
+          <w:bCs w:val="0"/>
+          <w:color w:val="2D3B45"/>
+          <w:shd w:val="clear" w:color="auto" w:fill="FFFFFF"/>
+        </w:rPr>
+      </w:pPr>
+      <w:r>
+        <w:rPr>
+          <w:rStyle w:val="Strong"/>
+          <w:rFonts w:ascii="Helveti new" w:hAnsi="Helveti new"/>
+          <w:b w:val="0"/>
+          <w:bCs w:val="0"/>
+          <w:color w:val="2D3B45"/>
+          <w:shd w:val="clear" w:color="auto" w:fill="FFFFFF"/>
+        </w:rPr>
+        <w:t xml:space="preserve">                    display.Text = "Miss. " + name.Text + " You know about us from\n" + friends.Text + ", " + spec.Text;</w:t>
+      </w:r>
+    </w:p>
+    <w:p>
+      <w:pPr>
+        <w:pStyle w:val="ListParagraph"/>
+        <w:rPr>
+          <w:rStyle w:val="Strong"/>
+          <w:rFonts w:ascii="Helveti new" w:hAnsi="Helveti new"/>
+          <w:b w:val="0"/>
+          <w:bCs w:val="0"/>
+          <w:color w:val="2D3B45"/>
+          <w:shd w:val="clear" w:color="auto" w:fill="FFFFFF"/>
+        </w:rPr>
+      </w:pPr>
+      <w:r>
+        <w:rPr>
+          <w:rStyle w:val="Strong"/>
+          <w:rFonts w:ascii="Helveti new" w:hAnsi="Helveti new"/>
+          <w:b w:val="0"/>
+          <w:bCs w:val="0"/>
+          <w:color w:val="2D3B45"/>
+          <w:shd w:val="clear" w:color="auto" w:fill="FFFFFF"/>
+        </w:rPr>
+        <w:t xml:space="preserve">                }</w:t>
+      </w:r>
+    </w:p>
+    <w:p>
+      <w:pPr>
+        <w:pStyle w:val="ListParagraph"/>
+        <w:rPr>
+          <w:rStyle w:val="Strong"/>
+          <w:rFonts w:ascii="Helveti new" w:hAnsi="Helveti new"/>
+          <w:b w:val="0"/>
+          <w:bCs w:val="0"/>
+          <w:color w:val="2D3B45"/>
+          <w:shd w:val="clear" w:color="auto" w:fill="FFFFFF"/>
+        </w:rPr>
+      </w:pPr>
+      <w:r>
+        <w:rPr>
+          <w:rStyle w:val="Strong"/>
+          <w:rFonts w:ascii="Helveti new" w:hAnsi="Helveti new"/>
+          <w:b w:val="0"/>
+          <w:bCs w:val="0"/>
+          <w:color w:val="2D3B45"/>
+          <w:shd w:val="clear" w:color="auto" w:fill="FFFFFF"/>
+        </w:rPr>
+        <w:t xml:space="preserve">                else if (website.Checked == true)</w:t>
+      </w:r>
+    </w:p>
+    <w:p>
+      <w:pPr>
+        <w:pStyle w:val="ListParagraph"/>
+        <w:rPr>
+          <w:rStyle w:val="Strong"/>
+          <w:rFonts w:ascii="Helveti new" w:hAnsi="Helveti new"/>
+          <w:b w:val="0"/>
+          <w:bCs w:val="0"/>
+          <w:color w:val="2D3B45"/>
+          <w:shd w:val="clear" w:color="auto" w:fill="FFFFFF"/>
+        </w:rPr>
+      </w:pPr>
+      <w:r>
+        <w:rPr>
+          <w:rStyle w:val="Strong"/>
+          <w:rFonts w:ascii="Helveti new" w:hAnsi="Helveti new"/>
+          <w:b w:val="0"/>
+          <w:bCs w:val="0"/>
+          <w:color w:val="2D3B45"/>
+          <w:shd w:val="clear" w:color="auto" w:fill="FFFFFF"/>
+        </w:rPr>
+        <w:t xml:space="preserve">                {</w:t>
+      </w:r>
+    </w:p>
+    <w:p>
+      <w:pPr>
+        <w:pStyle w:val="ListParagraph"/>
+        <w:rPr>
+          <w:rStyle w:val="Strong"/>
+          <w:rFonts w:ascii="Helveti new" w:hAnsi="Helveti new"/>
+          <w:b w:val="0"/>
+          <w:bCs w:val="0"/>
+          <w:color w:val="2D3B45"/>
+          <w:shd w:val="clear" w:color="auto" w:fill="FFFFFF"/>
+        </w:rPr>
+      </w:pPr>
+      <w:r>
+        <w:rPr>
+          <w:rStyle w:val="Strong"/>
+          <w:rFonts w:ascii="Helveti new" w:hAnsi="Helveti new"/>
+          <w:b w:val="0"/>
+          <w:bCs w:val="0"/>
+          <w:color w:val="2D3B45"/>
+          <w:shd w:val="clear" w:color="auto" w:fill="FFFFFF"/>
+        </w:rPr>
+        <w:t xml:space="preserve">                    display.Text = "Miss. " + name.Text + " You know about us from\n" + website.Text + ", " + spec.Text;</w:t>
+      </w:r>
+    </w:p>
+    <w:p>
+      <w:pPr>
+        <w:pStyle w:val="ListParagraph"/>
+        <w:rPr>
+          <w:rStyle w:val="Strong"/>
+          <w:rFonts w:ascii="Helveti new" w:hAnsi="Helveti new"/>
+          <w:b w:val="0"/>
+          <w:bCs w:val="0"/>
+          <w:color w:val="2D3B45"/>
+          <w:shd w:val="clear" w:color="auto" w:fill="FFFFFF"/>
+        </w:rPr>
+      </w:pPr>
+      <w:r>
+        <w:rPr>
+          <w:rStyle w:val="Strong"/>
+          <w:rFonts w:ascii="Helveti new" w:hAnsi="Helveti new"/>
+          <w:b w:val="0"/>
+          <w:bCs w:val="0"/>
+          <w:color w:val="2D3B45"/>
+          <w:shd w:val="clear" w:color="auto" w:fill="FFFFFF"/>
+        </w:rPr>
+        <w:t xml:space="preserve">                }</w:t>
+      </w:r>
+    </w:p>
+    <w:p>
+      <w:pPr>
+        <w:pStyle w:val="ListParagraph"/>
+        <w:rPr>
+          <w:rStyle w:val="Strong"/>
+          <w:rFonts w:ascii="Helveti new" w:hAnsi="Helveti new"/>
+          <w:b w:val="0"/>
+          <w:bCs w:val="0"/>
+          <w:color w:val="2D3B45"/>
+          <w:shd w:val="clear" w:color="auto" w:fill="FFFFFF"/>
+        </w:rPr>
+      </w:pPr>
+      <w:r>
+        <w:rPr>
+          <w:rStyle w:val="Strong"/>
+          <w:rFonts w:ascii="Helveti new" w:hAnsi="Helveti new"/>
+          <w:b w:val="0"/>
+          <w:bCs w:val="0"/>
+          <w:color w:val="2D3B45"/>
+          <w:shd w:val="clear" w:color="auto" w:fill="FFFFFF"/>
+        </w:rPr>
+        <w:t xml:space="preserve">                else if (oth.Checked == true)</w:t>
+      </w:r>
+    </w:p>
+    <w:p>
+      <w:pPr>
+        <w:pStyle w:val="ListParagraph"/>
+        <w:rPr>
+          <w:rStyle w:val="Strong"/>
+          <w:rFonts w:ascii="Helveti new" w:hAnsi="Helveti new"/>
+          <w:b w:val="0"/>
+          <w:bCs w:val="0"/>
+          <w:color w:val="2D3B45"/>
+          <w:shd w:val="clear" w:color="auto" w:fill="FFFFFF"/>
+        </w:rPr>
+      </w:pPr>
+      <w:r>
+        <w:rPr>
+          <w:rStyle w:val="Strong"/>
+          <w:rFonts w:ascii="Helveti new" w:hAnsi="Helveti new"/>
+          <w:b w:val="0"/>
+          <w:bCs w:val="0"/>
+          <w:color w:val="2D3B45"/>
+          <w:shd w:val="clear" w:color="auto" w:fill="FFFFFF"/>
+        </w:rPr>
+        <w:t xml:space="preserve">                {</w:t>
+      </w:r>
+    </w:p>
+    <w:p>
+      <w:pPr>
+        <w:pStyle w:val="ListParagraph"/>
+        <w:rPr>
+          <w:rStyle w:val="Strong"/>
+          <w:rFonts w:ascii="Helveti new" w:hAnsi="Helveti new"/>
+          <w:b w:val="0"/>
+          <w:bCs w:val="0"/>
+          <w:color w:val="2D3B45"/>
+          <w:shd w:val="clear" w:color="auto" w:fill="FFFFFF"/>
+        </w:rPr>
+      </w:pPr>
+      <w:r>
+        <w:rPr>
+          <w:rStyle w:val="Strong"/>
+          <w:rFonts w:ascii="Helveti new" w:hAnsi="Helveti new"/>
+          <w:b w:val="0"/>
+          <w:bCs w:val="0"/>
+          <w:color w:val="2D3B45"/>
+          <w:shd w:val="clear" w:color="auto" w:fill="FFFFFF"/>
+        </w:rPr>
+        <w:t xml:space="preserve">                    display.Text = "Miss. " + name.Text + " You know about us from\n" + oth.Text + ", " + spec.Text;</w:t>
+      </w:r>
+    </w:p>
+    <w:p>
+      <w:pPr>
+        <w:pStyle w:val="ListParagraph"/>
+        <w:rPr>
+          <w:rStyle w:val="Strong"/>
+          <w:rFonts w:ascii="Helveti new" w:hAnsi="Helveti new"/>
+          <w:b w:val="0"/>
+          <w:bCs w:val="0"/>
+          <w:color w:val="2D3B45"/>
+          <w:shd w:val="clear" w:color="auto" w:fill="FFFFFF"/>
+        </w:rPr>
+      </w:pPr>
+      <w:r>
+        <w:rPr>
+          <w:rStyle w:val="Strong"/>
+          <w:rFonts w:ascii="Helveti new" w:hAnsi="Helveti new"/>
+          <w:b w:val="0"/>
+          <w:bCs w:val="0"/>
+          <w:color w:val="2D3B45"/>
+          <w:shd w:val="clear" w:color="auto" w:fill="FFFFFF"/>
+        </w:rPr>
+        <w:t xml:space="preserve">                }</w:t>
+      </w:r>
+    </w:p>
+    <w:p>
+      <w:pPr>
+        <w:pStyle w:val="ListParagraph"/>
+        <w:rPr>
+          <w:rStyle w:val="Strong"/>
+          <w:rFonts w:ascii="Helveti new" w:hAnsi="Helveti new"/>
+          <w:b w:val="0"/>
+          <w:bCs w:val="0"/>
+          <w:color w:val="2D3B45"/>
+          <w:shd w:val="clear" w:color="auto" w:fill="FFFFFF"/>
+        </w:rPr>
+      </w:pPr>
+      <w:r>
+        <w:rPr>
+          <w:rStyle w:val="Strong"/>
+          <w:rFonts w:ascii="Helveti new" w:hAnsi="Helveti new"/>
+          <w:b w:val="0"/>
+          <w:bCs w:val="0"/>
+          <w:color w:val="2D3B45"/>
+          <w:shd w:val="clear" w:color="auto" w:fill="FFFFFF"/>
+        </w:rPr>
+        <w:t xml:space="preserve">            }</w:t>
+      </w:r>
+    </w:p>
+    <w:p>
+      <w:pPr>
+        <w:pStyle w:val="ListParagraph"/>
+        <w:rPr>
+          <w:rStyle w:val="Strong"/>
+          <w:rFonts w:ascii="Helveti new" w:hAnsi="Helveti new"/>
+          <w:b w:val="0"/>
+          <w:bCs w:val="0"/>
+          <w:color w:val="2D3B45"/>
+          <w:shd w:val="clear" w:color="auto" w:fill="FFFFFF"/>
+        </w:rPr>
+      </w:pPr>
+    </w:p>
+    <w:p>
+      <w:pPr>
+        <w:pStyle w:val="ListParagraph"/>
+        <w:rPr>
+          <w:rStyle w:val="Strong"/>
+          <w:rFonts w:ascii="Helveti new" w:hAnsi="Helveti new"/>
+          <w:b w:val="0"/>
+          <w:bCs w:val="0"/>
+          <w:color w:val="2D3B45"/>
+          <w:shd w:val="clear" w:color="auto" w:fill="FFFFFF"/>
+        </w:rPr>
+      </w:pPr>
+      <w:r>
+        <w:rPr>
+          <w:rStyle w:val="Strong"/>
+          <w:rFonts w:ascii="Helveti new" w:hAnsi="Helveti new"/>
+          <w:b w:val="0"/>
+          <w:bCs w:val="0"/>
+          <w:color w:val="2D3B45"/>
+          <w:shd w:val="clear" w:color="auto" w:fill="FFFFFF"/>
+        </w:rPr>
+        <w:t xml:space="preserve">        }</w:t>
+      </w:r>
+    </w:p>
+    <w:p>
+      <w:pPr>
+        <w:pStyle w:val="ListParagraph"/>
+        <w:rPr>
+          <w:rStyle w:val="Strong"/>
+          <w:rFonts w:ascii="Helveti new" w:hAnsi="Helveti new"/>
+          <w:b w:val="0"/>
+          <w:bCs w:val="0"/>
+          <w:color w:val="2D3B45"/>
+          <w:shd w:val="clear" w:color="auto" w:fill="FFFFFF"/>
+        </w:rPr>
+      </w:pPr>
+    </w:p>
+    <w:p>
+      <w:pPr>
+        <w:pStyle w:val="ListParagraph"/>
+        <w:rPr>
+          <w:rStyle w:val="Strong"/>
+          <w:rFonts w:ascii="Helveti new" w:hAnsi="Helveti new"/>
+          <w:b w:val="0"/>
+          <w:bCs w:val="0"/>
+          <w:color w:val="2D3B45"/>
+          <w:shd w:val="clear" w:color="auto" w:fill="FFFFFF"/>
+        </w:rPr>
+      </w:pPr>
+      <w:r>
+        <w:rPr>
+          <w:rStyle w:val="Strong"/>
+          <w:rFonts w:ascii="Helveti new" w:hAnsi="Helveti new"/>
+          <w:b w:val="0"/>
+          <w:bCs w:val="0"/>
+          <w:color w:val="2D3B45"/>
+          <w:shd w:val="clear" w:color="auto" w:fill="FFFFFF"/>
+        </w:rPr>
+        <w:t xml:space="preserve">        private void Form1_Load(object sender, EventArgs e)</w:t>
+      </w:r>
+    </w:p>
+    <w:p>
+      <w:pPr>
+        <w:pStyle w:val="ListParagraph"/>
+        <w:rPr>
+          <w:rStyle w:val="Strong"/>
+          <w:rFonts w:ascii="Helveti new" w:hAnsi="Helveti new"/>
+          <w:b w:val="0"/>
+          <w:bCs w:val="0"/>
+          <w:color w:val="2D3B45"/>
+          <w:shd w:val="clear" w:color="auto" w:fill="FFFFFF"/>
+        </w:rPr>
+      </w:pPr>
+      <w:r>
+        <w:rPr>
+          <w:rStyle w:val="Strong"/>
+          <w:rFonts w:ascii="Helveti new" w:hAnsi="Helveti new"/>
+          <w:b w:val="0"/>
+          <w:bCs w:val="0"/>
+          <w:color w:val="2D3B45"/>
+          <w:shd w:val="clear" w:color="auto" w:fill="FFFFFF"/>
+        </w:rPr>
+        <w:t xml:space="preserve">        {</w:t>
+      </w:r>
+    </w:p>
+    <w:p>
+      <w:pPr>
+        <w:pStyle w:val="ListParagraph"/>
+        <w:rPr>
+          <w:rStyle w:val="Strong"/>
+          <w:rFonts w:ascii="Helveti new" w:hAnsi="Helveti new"/>
+          <w:b w:val="0"/>
+          <w:bCs w:val="0"/>
+          <w:color w:val="2D3B45"/>
+          <w:shd w:val="clear" w:color="auto" w:fill="FFFFFF"/>
+        </w:rPr>
+      </w:pPr>
+    </w:p>
+    <w:p>
+      <w:pPr>
+        <w:pStyle w:val="ListParagraph"/>
+        <w:rPr>
+          <w:rStyle w:val="Strong"/>
+          <w:rFonts w:ascii="Helveti new" w:hAnsi="Helveti new"/>
+          <w:b w:val="0"/>
+          <w:bCs w:val="0"/>
+          <w:color w:val="2D3B45"/>
+          <w:shd w:val="clear" w:color="auto" w:fill="FFFFFF"/>
+        </w:rPr>
+      </w:pPr>
+      <w:r>
+        <w:rPr>
+          <w:rStyle w:val="Strong"/>
+          <w:rFonts w:ascii="Helveti new" w:hAnsi="Helveti new"/>
+          <w:b w:val="0"/>
+          <w:bCs w:val="0"/>
+          <w:color w:val="2D3B45"/>
+          <w:shd w:val="clear" w:color="auto" w:fill="FFFFFF"/>
+        </w:rPr>
+        <w:t xml:space="preserve">        }</w:t>
+      </w:r>
+    </w:p>
+    <w:p>
+      <w:pPr>
+        <w:pStyle w:val="ListParagraph"/>
+        <w:rPr>
+          <w:rStyle w:val="Strong"/>
+          <w:rFonts w:ascii="Helveti new" w:hAnsi="Helveti new"/>
+          <w:b w:val="0"/>
+          <w:bCs w:val="0"/>
+          <w:color w:val="2D3B45"/>
+          <w:shd w:val="clear" w:color="auto" w:fill="FFFFFF"/>
+        </w:rPr>
+      </w:pPr>
+    </w:p>
+    <w:p>
+      <w:pPr>
+        <w:pStyle w:val="ListParagraph"/>
+        <w:rPr>
+          <w:rStyle w:val="Strong"/>
+          <w:rFonts w:ascii="Helveti new" w:hAnsi="Helveti new"/>
+          <w:b w:val="0"/>
+          <w:bCs w:val="0"/>
+          <w:color w:val="2D3B45"/>
+          <w:shd w:val="clear" w:color="auto" w:fill="FFFFFF"/>
+        </w:rPr>
+      </w:pPr>
+      <w:r>
+        <w:rPr>
+          <w:rStyle w:val="Strong"/>
+          <w:rFonts w:ascii="Helveti new" w:hAnsi="Helveti new"/>
+          <w:b w:val="0"/>
+          <w:bCs w:val="0"/>
+          <w:color w:val="2D3B45"/>
+          <w:shd w:val="clear" w:color="auto" w:fill="FFFFFF"/>
+        </w:rPr>
+        <w:t xml:space="preserve">        private void label2_Click(object sender, EventArgs e)</w:t>
+      </w:r>
+    </w:p>
+    <w:p>
+      <w:pPr>
+        <w:pStyle w:val="ListParagraph"/>
+        <w:rPr>
+          <w:rStyle w:val="Strong"/>
+          <w:rFonts w:ascii="Helveti new" w:hAnsi="Helveti new"/>
+          <w:b w:val="0"/>
+          <w:bCs w:val="0"/>
+          <w:color w:val="2D3B45"/>
+          <w:shd w:val="clear" w:color="auto" w:fill="FFFFFF"/>
+        </w:rPr>
+      </w:pPr>
+      <w:r>
+        <w:rPr>
+          <w:rStyle w:val="Strong"/>
+          <w:rFonts w:ascii="Helveti new" w:hAnsi="Helveti new"/>
+          <w:b w:val="0"/>
+          <w:bCs w:val="0"/>
+          <w:color w:val="2D3B45"/>
+          <w:shd w:val="clear" w:color="auto" w:fill="FFFFFF"/>
+        </w:rPr>
+        <w:t xml:space="preserve">        {</w:t>
+      </w:r>
+    </w:p>
+    <w:p>
+      <w:pPr>
+        <w:pStyle w:val="ListParagraph"/>
+        <w:rPr>
+          <w:rStyle w:val="Strong"/>
+          <w:rFonts w:ascii="Helveti new" w:hAnsi="Helveti new"/>
+          <w:b w:val="0"/>
+          <w:bCs w:val="0"/>
+          <w:color w:val="2D3B45"/>
+          <w:shd w:val="clear" w:color="auto" w:fill="FFFFFF"/>
+        </w:rPr>
+      </w:pPr>
+    </w:p>
+    <w:p>
+      <w:pPr>
+        <w:pStyle w:val="ListParagraph"/>
+        <w:rPr>
+          <w:rStyle w:val="Strong"/>
+          <w:rFonts w:ascii="Helveti new" w:hAnsi="Helveti new"/>
+          <w:b w:val="0"/>
+          <w:bCs w:val="0"/>
+          <w:color w:val="2D3B45"/>
+          <w:shd w:val="clear" w:color="auto" w:fill="FFFFFF"/>
+        </w:rPr>
+      </w:pPr>
+      <w:r>
+        <w:rPr>
+          <w:rStyle w:val="Strong"/>
+          <w:rFonts w:ascii="Helveti new" w:hAnsi="Helveti new"/>
+          <w:b w:val="0"/>
+          <w:bCs w:val="0"/>
+          <w:color w:val="2D3B45"/>
+          <w:shd w:val="clear" w:color="auto" w:fill="FFFFFF"/>
+        </w:rPr>
+        <w:t xml:space="preserve">        }</w:t>
+      </w:r>
+    </w:p>
+    <w:p>
+      <w:pPr>
+        <w:pStyle w:val="ListParagraph"/>
+        <w:rPr>
+          <w:rStyle w:val="Strong"/>
+          <w:rFonts w:ascii="Helveti new" w:hAnsi="Helveti new"/>
+          <w:b w:val="0"/>
+          <w:bCs w:val="0"/>
+          <w:color w:val="2D3B45"/>
+          <w:shd w:val="clear" w:color="auto" w:fill="FFFFFF"/>
+        </w:rPr>
+      </w:pPr>
+      <w:r>
+        <w:rPr>
+          <w:rStyle w:val="Strong"/>
+          <w:rFonts w:ascii="Helveti new" w:hAnsi="Helveti new"/>
+          <w:b w:val="0"/>
+          <w:bCs w:val="0"/>
+          <w:color w:val="2D3B45"/>
+          <w:shd w:val="clear" w:color="auto" w:fill="FFFFFF"/>
+        </w:rPr>
+        <w:t xml:space="preserve">    }</w:t>
+      </w:r>
+    </w:p>
+    <w:p>
+      <w:pPr>
+        <w:pStyle w:val="ListParagraph"/>
+        <w:rPr>
+          <w:rStyle w:val="Strong"/>
+          <w:rFonts w:ascii="Helveti new" w:hAnsi="Helveti new"/>
+          <w:b w:val="0"/>
+          <w:bCs w:val="0"/>
+          <w:color w:val="2D3B45"/>
+          <w:shd w:val="clear" w:color="auto" w:fill="FFFFFF"/>
+        </w:rPr>
+      </w:pPr>
+      <w:r>
+        <w:rPr>
+          <w:rStyle w:val="Strong"/>
+          <w:rFonts w:ascii="Helveti new" w:hAnsi="Helveti new"/>
+          <w:b w:val="0"/>
+          <w:bCs w:val="0"/>
+          <w:color w:val="2D3B45"/>
+          <w:shd w:val="clear" w:color="auto" w:fill="FFFFFF"/>
+        </w:rPr>
+        <w:t>}</w:t>
+      </w:r>
+    </w:p>
+    <w:p>
+      <w:pPr>
+        <w:pStyle w:val="ListParagraph"/>
+        <w:rPr>
+          <w:rFonts w:ascii="Helveti new" w:hAnsi="Helveti new"/>
+          <w:color w:val="2D3B45"/>
+        </w:rPr>
+      </w:pPr>
+    </w:p>
+    <w:p>
+      <w:pPr>
+        <w:pStyle w:val="ListParagraph"/>
+        <w:rPr>
+          <w:rFonts w:ascii="Helveti new" w:hAnsi="Helveti new"/>
+          <w:b/>
+          <w:bCs/>
+          <w:color w:val="2D3B45"/>
+          <w:sz w:val="24"/>
+          <w:szCs w:val="24"/>
+          <w:u w:val="single"/>
+        </w:rPr>
+      </w:pPr>
+      <w:r>
+        <w:rPr>
+          <w:rFonts w:ascii="Helveti new" w:hAnsi="Helveti new"/>
+          <w:b/>
+          <w:bCs/>
+          <w:color w:val="2D3B45"/>
+          <w:sz w:val="24"/>
+          <w:szCs w:val="24"/>
+          <w:u w:val="single"/>
+        </w:rPr>
+        <w:t>Output:-</w:t>
+      </w:r>
+    </w:p>
+    <w:p>
+      <w:pPr>
+        <w:pStyle w:val="ListParagraph"/>
+        <w:rPr>
+          <w:rFonts w:ascii="Helveti new" w:hAnsi="Helveti new"/>
+          <w:b/>
+          <w:bCs/>
+          <w:color w:val="2D3B45"/>
+          <w:sz w:val="24"/>
+          <w:szCs w:val="24"/>
+          <w:u w:val="single"/>
+        </w:rPr>
+      </w:pPr>
+    </w:p>
+    <w:p>
+      <w:pPr>
+        <w:pStyle w:val="ListParagraph"/>
+        <w:rPr>
+          <w:rFonts w:ascii="Helveti new" w:hAnsi="Helveti new"/>
+          <w:b/>
+          <w:bCs/>
+          <w:color w:val="2D3B45"/>
+          <w:sz w:val="24"/>
+          <w:szCs w:val="24"/>
+          <w:u w:val="single"/>
+        </w:rPr>
+      </w:pPr>
+      <w:r>
+        <w:rPr>
+          <w:rFonts w:ascii="Helveti new" w:hAnsi="Helveti new"/>
+          <w:b/>
+          <w:bCs/>
+          <w:color w:val="2D3B45"/>
+          <w:sz w:val="24"/>
+          <w:szCs w:val="24"/>
+          <w:u w:val="single"/>
+        </w:rPr>
+        <w:lastRenderedPageBreak/>
+        <w:drawing>
+          <wp:inline distT="0" distB="0" distL="0" distR="0" wp14:anchorId="1A50FE3C" wp14:editId="69E1ED63">
+            <wp:extent cx="5731510" cy="4068445"/>
+            <wp:effectExtent l="0" t="0" r="2540" b="8255"/>
+            <wp:docPr id="797053832" name="Picture 1"/>
+            <wp:cNvGraphicFramePr>
+              <a:graphicFrameLocks xmlns:a="http://schemas.openxmlformats.org/drawingml/2006/main" noChangeAspect="1"/>
+            </wp:cNvGraphicFramePr>
+            <a:graphic xmlns:a="http://schemas.openxmlformats.org/drawingml/2006/main">
+              <a:graphicData uri="http://schemas.openxmlformats.org/drawingml/2006/picture">
+                <pic:pic xmlns:pic="http://schemas.openxmlformats.org/drawingml/2006/picture">
+                  <pic:nvPicPr>
+                    <pic:cNvPr id="797053832" name=""/>
+                    <pic:cNvPicPr/>
+                  </pic:nvPicPr>
+                  <pic:blipFill>
+                    <a:blip r:embed="rId7"/>
+                    <a:stretch>
+                      <a:fillRect/>
+                    </a:stretch>
+                  </pic:blipFill>
+                  <pic:spPr>
+                    <a:xfrm>
+                      <a:off x="0" y="0"/>
+                      <a:ext cx="5731510" cy="4068445"/>
+                    </a:xfrm>
+                    <a:prstGeom prst="rect">
+                      <a:avLst/>
+                    </a:prstGeom>
+                  </pic:spPr>
+                </pic:pic>
+              </a:graphicData>
+            </a:graphic>
+          </wp:inline>
+        </w:drawing>
+      </w:r>
+    </w:p>
+    <w:p>
+      <w:pPr>
+        <w:pStyle w:val="ListParagraph"/>
+        <w:rPr>
+          <w:rFonts w:ascii="Helveti new" w:hAnsi="Helveti new"/>
+          <w:b/>
+          <w:bCs/>
+          <w:color w:val="2D3B45"/>
+          <w:sz w:val="24"/>
+          <w:szCs w:val="24"/>
+          <w:u w:val="single"/>
+        </w:rPr>
+      </w:pPr>
+    </w:p>
+    <w:p>
+      <w:pPr>
+        <w:pStyle w:val="ListParagraph"/>
         <w:numPr>
           <w:ilvl w:val="0"/>
           <w:numId w:val="1"/>
         </w:numPr>
+        <w:rPr>
+          <w:rFonts w:ascii="Helveti new" w:hAnsi="Helveti new"/>
+          <w:color w:val="2D3B45"/>
+        </w:rPr>
+      </w:pPr>
+      <w:r>
+        <w:rPr>
+          <w:rFonts w:ascii="Helveti new" w:eastAsia="Times New Roman" w:hAnsi="Helveti new" w:cs="Times New Roman"/>
+          <w:b/>
+          <w:bCs/>
+          <w:color w:val="2D3B45"/>
+          <w:kern w:val="0"/>
+          <w:sz w:val="24"/>
+          <w:szCs w:val="24"/>
+          <w:lang w:eastAsia="en-IN"/>
+          <w14:ligatures w14:val="none"/>
+        </w:rPr>
+        <w:t>Design a form like below. Implement Following functionality to the application.</w:t>
+      </w:r>
+    </w:p>
+    <w:p>
+      <w:pPr>
+        <w:ind w:firstLine="720"/>
+        <w:rPr>
+          <w:rFonts w:ascii="Helveti new" w:hAnsi="Helveti new"/>
+          <w:color w:val="2D3B45"/>
+        </w:rPr>
+      </w:pPr>
+      <w:r>
+        <w:rPr>
+          <w:rFonts w:ascii="Helveti new" w:hAnsi="Helveti new"/>
+          <w:color w:val="2D3B45"/>
+        </w:rPr>
+        <w:t xml:space="preserve">Fill button click fill up the list box with items.  </w:t>
+      </w:r>
+    </w:p>
+    <w:p>
+      <w:pPr>
+        <w:ind w:firstLine="720"/>
+        <w:rPr>
+          <w:rFonts w:ascii="Helveti new" w:hAnsi="Helveti new"/>
+          <w:color w:val="2D3B45"/>
+        </w:rPr>
+      </w:pPr>
+      <w:r>
+        <w:rPr>
+          <w:rFonts w:ascii="Helveti new" w:hAnsi="Helveti new"/>
+          <w:color w:val="2D3B45"/>
+        </w:rPr>
+        <w:t xml:space="preserve">Count button click retrieve Total no of Items in List box </w:t>
+      </w:r>
+    </w:p>
+    <w:p>
+      <w:pPr>
+        <w:ind w:firstLine="720"/>
+        <w:rPr>
+          <w:rFonts w:ascii="Helveti new" w:hAnsi="Helveti new"/>
+          <w:color w:val="2D3B45"/>
+        </w:rPr>
+      </w:pPr>
+      <w:r>
+        <w:rPr>
+          <w:rFonts w:ascii="Helveti new" w:hAnsi="Helveti new"/>
+          <w:color w:val="2D3B45"/>
+        </w:rPr>
+        <w:t xml:space="preserve">Sort button click will arrange the List Items in Ascending order </w:t>
+      </w:r>
+    </w:p>
+    <w:p>
+      <w:pPr>
+        <w:ind w:firstLine="720"/>
+        <w:rPr>
+          <w:rFonts w:ascii="Helveti new" w:hAnsi="Helveti new"/>
+          <w:color w:val="2D3B45"/>
+        </w:rPr>
+      </w:pPr>
+      <w:r>
+        <w:rPr>
+          <w:rFonts w:ascii="Helveti new" w:hAnsi="Helveti new"/>
+          <w:color w:val="2D3B45"/>
+        </w:rPr>
+        <w:t xml:space="preserve">Clear Button will clear all the items from List Box </w:t>
+      </w:r>
+    </w:p>
+    <w:p>
+      <w:pPr>
+        <w:ind w:firstLine="720"/>
+        <w:rPr>
+          <w:rFonts w:ascii="Helveti new" w:hAnsi="Helveti new"/>
+          <w:color w:val="2D3B45"/>
+        </w:rPr>
+      </w:pPr>
+      <w:r>
+        <w:rPr>
+          <w:rFonts w:ascii="Helveti new" w:hAnsi="Helveti new"/>
+          <w:color w:val="2D3B45"/>
+        </w:rPr>
+        <w:t>Remove Items button will remove the selected item from ListBox</w:t>
+      </w:r>
+    </w:p>
+    <w:p>
+      <w:pPr>
+        <w:ind w:firstLine="720"/>
+        <w:rPr>
+          <w:rFonts w:ascii="Helveti new" w:hAnsi="Helveti new"/>
+          <w:color w:val="2D3B45"/>
+        </w:rPr>
+      </w:pPr>
+    </w:p>
+    <w:p>
+      <w:pPr>
+        <w:ind w:firstLine="720"/>
+        <w:rPr>
+          <w:rFonts w:ascii="Helveti new" w:hAnsi="Helveti new"/>
+          <w:color w:val="2D3B45"/>
+        </w:rPr>
+      </w:pPr>
+      <w:r>
+        <w:rPr>
+          <w:rFonts w:ascii="Helveti new" w:hAnsi="Helveti new"/>
+          <w:color w:val="2D3B45"/>
+        </w:rPr>
+        <w:t>using System;</w:t>
+      </w:r>
+    </w:p>
+    <w:p>
+      <w:pPr>
+        <w:ind w:firstLine="720"/>
+        <w:rPr>
+          <w:rFonts w:ascii="Helveti new" w:hAnsi="Helveti new"/>
+          <w:color w:val="2D3B45"/>
+        </w:rPr>
+      </w:pPr>
+      <w:r>
+        <w:rPr>
+          <w:rFonts w:ascii="Helveti new" w:hAnsi="Helveti new"/>
+          <w:color w:val="2D3B45"/>
+        </w:rPr>
+        <w:t>using System.Collections.Generic;</w:t>
+      </w:r>
+    </w:p>
+    <w:p>
+      <w:pPr>
+        <w:ind w:firstLine="720"/>
+        <w:rPr>
+          <w:rFonts w:ascii="Helveti new" w:hAnsi="Helveti new"/>
+          <w:color w:val="2D3B45"/>
+        </w:rPr>
+      </w:pPr>
+      <w:r>
+        <w:rPr>
+          <w:rFonts w:ascii="Helveti new" w:hAnsi="Helveti new"/>
+          <w:color w:val="2D3B45"/>
+        </w:rPr>
+        <w:t>using System.ComponentModel;</w:t>
+      </w:r>
+    </w:p>
+    <w:p>
+      <w:pPr>
+        <w:ind w:firstLine="720"/>
+        <w:rPr>
+          <w:rFonts w:ascii="Helveti new" w:hAnsi="Helveti new"/>
+          <w:color w:val="2D3B45"/>
+        </w:rPr>
+      </w:pPr>
+      <w:r>
+        <w:rPr>
+          <w:rFonts w:ascii="Helveti new" w:hAnsi="Helveti new"/>
+          <w:color w:val="2D3B45"/>
+        </w:rPr>
+        <w:t>using System.Data;</w:t>
+      </w:r>
+    </w:p>
+    <w:p>
+      <w:pPr>
+        <w:ind w:firstLine="720"/>
+        <w:rPr>
+          <w:rFonts w:ascii="Helveti new" w:hAnsi="Helveti new"/>
+          <w:color w:val="2D3B45"/>
+        </w:rPr>
+      </w:pPr>
+      <w:r>
+        <w:rPr>
+          <w:rFonts w:ascii="Helveti new" w:hAnsi="Helveti new"/>
+          <w:color w:val="2D3B45"/>
+        </w:rPr>
+        <w:t>using System.Drawing;</w:t>
+      </w:r>
+    </w:p>
+    <w:p>
+      <w:pPr>
+        <w:ind w:firstLine="720"/>
+        <w:rPr>
+          <w:rFonts w:ascii="Helveti new" w:hAnsi="Helveti new"/>
+          <w:color w:val="2D3B45"/>
+        </w:rPr>
+      </w:pPr>
+      <w:r>
+        <w:rPr>
+          <w:rFonts w:ascii="Helveti new" w:hAnsi="Helveti new"/>
+          <w:color w:val="2D3B45"/>
+        </w:rPr>
+        <w:t>using System.Linq;</w:t>
+      </w:r>
+    </w:p>
+    <w:p>
+      <w:pPr>
+        <w:ind w:firstLine="720"/>
+        <w:rPr>
+          <w:rFonts w:ascii="Helveti new" w:hAnsi="Helveti new"/>
+          <w:color w:val="2D3B45"/>
+        </w:rPr>
+      </w:pPr>
+      <w:r>
+        <w:rPr>
+          <w:rFonts w:ascii="Helveti new" w:hAnsi="Helveti new"/>
+          <w:color w:val="2D3B45"/>
+        </w:rPr>
+        <w:lastRenderedPageBreak/>
+        <w:t>using System.Reflection.Metadata;</w:t>
+      </w:r>
+    </w:p>
+    <w:p>
+      <w:pPr>
+        <w:ind w:firstLine="720"/>
+        <w:rPr>
+          <w:rFonts w:ascii="Helveti new" w:hAnsi="Helveti new"/>
+          <w:color w:val="2D3B45"/>
+        </w:rPr>
+      </w:pPr>
+      <w:r>
+        <w:rPr>
+          <w:rFonts w:ascii="Helveti new" w:hAnsi="Helveti new"/>
+          <w:color w:val="2D3B45"/>
+        </w:rPr>
+        <w:t>using System.Text;</w:t>
+      </w:r>
+    </w:p>
+    <w:p>
+      <w:pPr>
+        <w:ind w:firstLine="720"/>
+        <w:rPr>
+          <w:rFonts w:ascii="Helveti new" w:hAnsi="Helveti new"/>
+          <w:color w:val="2D3B45"/>
+        </w:rPr>
+      </w:pPr>
+      <w:r>
+        <w:rPr>
+          <w:rFonts w:ascii="Helveti new" w:hAnsi="Helveti new"/>
+          <w:color w:val="2D3B45"/>
+        </w:rPr>
+        <w:t>using System.Threading.Tasks;</w:t>
+      </w:r>
+    </w:p>
+    <w:p>
+      <w:pPr>
+        <w:ind w:firstLine="720"/>
+        <w:rPr>
+          <w:rFonts w:ascii="Helveti new" w:hAnsi="Helveti new"/>
+          <w:color w:val="2D3B45"/>
+        </w:rPr>
+      </w:pPr>
+      <w:r>
+        <w:rPr>
+          <w:rFonts w:ascii="Helveti new" w:hAnsi="Helveti new"/>
+          <w:color w:val="2D3B45"/>
+        </w:rPr>
+        <w:t>using System.Windows.Forms;</w:t>
+      </w:r>
+    </w:p>
+    <w:p>
+      <w:pPr>
+        <w:ind w:firstLine="720"/>
+        <w:rPr>
+          <w:rFonts w:ascii="Helveti new" w:hAnsi="Helveti new"/>
+          <w:color w:val="2D3B45"/>
+        </w:rPr>
+      </w:pPr>
+      <w:r>
+        <w:rPr>
+          <w:rFonts w:ascii="Helveti new" w:hAnsi="Helveti new"/>
+          <w:color w:val="2D3B45"/>
+        </w:rPr>
+        <w:t>using System.Windows.Forms.VisualStyles;</w:t>
+      </w:r>
+    </w:p>
+    <w:p>
+      <w:pPr>
+        <w:ind w:firstLine="720"/>
+        <w:rPr>
+          <w:rFonts w:ascii="Helveti new" w:hAnsi="Helveti new"/>
+          <w:color w:val="2D3B45"/>
+        </w:rPr>
+      </w:pPr>
+    </w:p>
+    <w:p>
+      <w:pPr>
+        <w:ind w:firstLine="720"/>
+        <w:rPr>
+          <w:rFonts w:ascii="Helveti new" w:hAnsi="Helveti new"/>
+          <w:color w:val="2D3B45"/>
+        </w:rPr>
+      </w:pPr>
+      <w:r>
+        <w:rPr>
+          <w:rFonts w:ascii="Helveti new" w:hAnsi="Helveti new"/>
+          <w:color w:val="2D3B45"/>
+        </w:rPr>
+        <w:t>namespace TutorialSix</w:t>
+      </w:r>
+    </w:p>
+    <w:p>
+      <w:pPr>
+        <w:ind w:firstLine="720"/>
+        <w:rPr>
+          <w:rFonts w:ascii="Helveti new" w:hAnsi="Helveti new"/>
+          <w:color w:val="2D3B45"/>
+        </w:rPr>
+      </w:pPr>
+      <w:r>
+        <w:rPr>
+          <w:rFonts w:ascii="Helveti new" w:hAnsi="Helveti new"/>
+          <w:color w:val="2D3B45"/>
+        </w:rPr>
+        <w:t>{</w:t>
+      </w:r>
+    </w:p>
+    <w:p>
+      <w:pPr>
+        <w:ind w:firstLine="720"/>
+        <w:rPr>
+          <w:rFonts w:ascii="Helveti new" w:hAnsi="Helveti new"/>
+          <w:color w:val="2D3B45"/>
+        </w:rPr>
+      </w:pPr>
+      <w:r>
+        <w:rPr>
+          <w:rFonts w:ascii="Helveti new" w:hAnsi="Helveti new"/>
+          <w:color w:val="2D3B45"/>
+        </w:rPr>
+        <w:t xml:space="preserve">    public partial class Lbox : Form</w:t>
+      </w:r>
+    </w:p>
+    <w:p>
+      <w:pPr>
+        <w:ind w:firstLine="720"/>
+        <w:rPr>
+          <w:rFonts w:ascii="Helveti new" w:hAnsi="Helveti new"/>
+          <w:color w:val="2D3B45"/>
+        </w:rPr>
+      </w:pPr>
+      <w:r>
+        <w:rPr>
+          <w:rFonts w:ascii="Helveti new" w:hAnsi="Helveti new"/>
+          <w:color w:val="2D3B45"/>
+        </w:rPr>
+        <w:t xml:space="preserve">    {</w:t>
+      </w:r>
+    </w:p>
+    <w:p>
+      <w:pPr>
+        <w:ind w:firstLine="720"/>
+        <w:rPr>
+          <w:rFonts w:ascii="Helveti new" w:hAnsi="Helveti new"/>
+          <w:color w:val="2D3B45"/>
+        </w:rPr>
+      </w:pPr>
+      <w:r>
+        <w:rPr>
+          <w:rFonts w:ascii="Helveti new" w:hAnsi="Helveti new"/>
+          <w:color w:val="2D3B45"/>
+        </w:rPr>
+        <w:t xml:space="preserve">        public Lbox()</w:t>
+      </w:r>
+    </w:p>
+    <w:p>
+      <w:pPr>
+        <w:ind w:firstLine="720"/>
+        <w:rPr>
+          <w:rFonts w:ascii="Helveti new" w:hAnsi="Helveti new"/>
+          <w:color w:val="2D3B45"/>
+        </w:rPr>
+      </w:pPr>
+      <w:r>
+        <w:rPr>
+          <w:rFonts w:ascii="Helveti new" w:hAnsi="Helveti new"/>
+          <w:color w:val="2D3B45"/>
+        </w:rPr>
+        <w:t xml:space="preserve">        {</w:t>
+      </w:r>
+    </w:p>
+    <w:p>
+      <w:pPr>
+        <w:ind w:firstLine="720"/>
+        <w:rPr>
+          <w:rFonts w:ascii="Helveti new" w:hAnsi="Helveti new"/>
+          <w:color w:val="2D3B45"/>
+        </w:rPr>
+      </w:pPr>
+      <w:r>
+        <w:rPr>
+          <w:rFonts w:ascii="Helveti new" w:hAnsi="Helveti new"/>
+          <w:color w:val="2D3B45"/>
+        </w:rPr>
+        <w:t xml:space="preserve">            InitializeComponent();</w:t>
+      </w:r>
+    </w:p>
+    <w:p>
+      <w:pPr>
+        <w:ind w:firstLine="720"/>
+        <w:rPr>
+          <w:rFonts w:ascii="Helveti new" w:hAnsi="Helveti new"/>
+          <w:color w:val="2D3B45"/>
+        </w:rPr>
+      </w:pPr>
+      <w:r>
+        <w:rPr>
+          <w:rFonts w:ascii="Helveti new" w:hAnsi="Helveti new"/>
+          <w:color w:val="2D3B45"/>
+        </w:rPr>
+        <w:t xml:space="preserve">        }</w:t>
+      </w:r>
+    </w:p>
+    <w:p>
+      <w:pPr>
+        <w:ind w:firstLine="720"/>
+        <w:rPr>
+          <w:rFonts w:ascii="Helveti new" w:hAnsi="Helveti new"/>
+          <w:color w:val="2D3B45"/>
+        </w:rPr>
+      </w:pPr>
+    </w:p>
+    <w:p>
+      <w:pPr>
+        <w:ind w:firstLine="720"/>
+        <w:rPr>
+          <w:rFonts w:ascii="Helveti new" w:hAnsi="Helveti new"/>
+          <w:color w:val="2D3B45"/>
+        </w:rPr>
+      </w:pPr>
+      <w:r>
+        <w:rPr>
+          <w:rFonts w:ascii="Helveti new" w:hAnsi="Helveti new"/>
+          <w:color w:val="2D3B45"/>
+        </w:rPr>
+        <w:t xml:space="preserve">        private void fill_Click(object sender, EventArgs e)</w:t>
+      </w:r>
+    </w:p>
+    <w:p>
+      <w:pPr>
+        <w:ind w:firstLine="720"/>
+        <w:rPr>
+          <w:rFonts w:ascii="Helveti new" w:hAnsi="Helveti new"/>
+          <w:color w:val="2D3B45"/>
+        </w:rPr>
+      </w:pPr>
+      <w:r>
+        <w:rPr>
+          <w:rFonts w:ascii="Helveti new" w:hAnsi="Helveti new"/>
+          <w:color w:val="2D3B45"/>
+        </w:rPr>
+        <w:t xml:space="preserve">        {</w:t>
+      </w:r>
+    </w:p>
+    <w:p>
+      <w:pPr>
+        <w:ind w:firstLine="720"/>
+        <w:rPr>
+          <w:rFonts w:ascii="Helveti new" w:hAnsi="Helveti new"/>
+          <w:color w:val="2D3B45"/>
+        </w:rPr>
+      </w:pPr>
+      <w:r>
+        <w:rPr>
+          <w:rFonts w:ascii="Helveti new" w:hAnsi="Helveti new"/>
+          <w:color w:val="2D3B45"/>
+        </w:rPr>
+        <w:t xml:space="preserve">            using (var Popup = new Popup())</w:t>
+      </w:r>
+    </w:p>
+    <w:p>
+      <w:pPr>
+        <w:ind w:firstLine="720"/>
+        <w:rPr>
+          <w:rFonts w:ascii="Helveti new" w:hAnsi="Helveti new"/>
+          <w:color w:val="2D3B45"/>
+        </w:rPr>
+      </w:pPr>
+      <w:r>
+        <w:rPr>
+          <w:rFonts w:ascii="Helveti new" w:hAnsi="Helveti new"/>
+          <w:color w:val="2D3B45"/>
+        </w:rPr>
+        <w:t xml:space="preserve">            {</w:t>
+      </w:r>
+    </w:p>
+    <w:p>
+      <w:pPr>
+        <w:ind w:firstLine="720"/>
+        <w:rPr>
+          <w:rFonts w:ascii="Helveti new" w:hAnsi="Helveti new"/>
+          <w:color w:val="2D3B45"/>
+        </w:rPr>
+      </w:pPr>
+      <w:r>
+        <w:rPr>
+          <w:rFonts w:ascii="Helveti new" w:hAnsi="Helveti new"/>
+          <w:color w:val="2D3B45"/>
+        </w:rPr>
+        <w:t xml:space="preserve">                if (Popup.ShowDialog() == DialogResult.OK)</w:t>
+      </w:r>
+    </w:p>
+    <w:p>
+      <w:pPr>
+        <w:ind w:firstLine="720"/>
+        <w:rPr>
+          <w:rFonts w:ascii="Helveti new" w:hAnsi="Helveti new"/>
+          <w:color w:val="2D3B45"/>
+        </w:rPr>
+      </w:pPr>
+      <w:r>
+        <w:rPr>
+          <w:rFonts w:ascii="Helveti new" w:hAnsi="Helveti new"/>
+          <w:color w:val="2D3B45"/>
+        </w:rPr>
+        <w:t xml:space="preserve">                {</w:t>
+      </w:r>
+    </w:p>
+    <w:p>
+      <w:pPr>
+        <w:ind w:firstLine="720"/>
+        <w:rPr>
+          <w:rFonts w:ascii="Helveti new" w:hAnsi="Helveti new"/>
+          <w:color w:val="2D3B45"/>
+        </w:rPr>
+      </w:pPr>
+      <w:r>
+        <w:rPr>
+          <w:rFonts w:ascii="Helveti new" w:hAnsi="Helveti new"/>
+          <w:color w:val="2D3B45"/>
+        </w:rPr>
+        <w:t xml:space="preserve">                    lb1.Items.Add(Popup.InputText);</w:t>
+      </w:r>
+    </w:p>
+    <w:p>
+      <w:pPr>
+        <w:ind w:firstLine="720"/>
+        <w:rPr>
+          <w:rFonts w:ascii="Helveti new" w:hAnsi="Helveti new"/>
+          <w:color w:val="2D3B45"/>
+        </w:rPr>
+      </w:pPr>
+    </w:p>
+    <w:p>
+      <w:pPr>
+        <w:ind w:firstLine="720"/>
+        <w:rPr>
+          <w:rFonts w:ascii="Helveti new" w:hAnsi="Helveti new"/>
+          <w:color w:val="2D3B45"/>
+        </w:rPr>
+      </w:pPr>
+      <w:r>
+        <w:rPr>
+          <w:rFonts w:ascii="Helveti new" w:hAnsi="Helveti new"/>
+          <w:color w:val="2D3B45"/>
+        </w:rPr>
+        <w:t xml:space="preserve">                }</w:t>
+      </w:r>
+    </w:p>
+    <w:p>
+      <w:pPr>
+        <w:ind w:firstLine="720"/>
+        <w:rPr>
+          <w:rFonts w:ascii="Helveti new" w:hAnsi="Helveti new"/>
+          <w:color w:val="2D3B45"/>
+        </w:rPr>
+      </w:pPr>
+      <w:r>
+        <w:rPr>
+          <w:rFonts w:ascii="Helveti new" w:hAnsi="Helveti new"/>
+          <w:color w:val="2D3B45"/>
+        </w:rPr>
+        <w:t xml:space="preserve">            }</w:t>
+      </w:r>
+    </w:p>
+    <w:p>
+      <w:pPr>
+        <w:ind w:firstLine="720"/>
+        <w:rPr>
+          <w:rFonts w:ascii="Helveti new" w:hAnsi="Helveti new"/>
+          <w:color w:val="2D3B45"/>
+        </w:rPr>
+      </w:pPr>
+      <w:r>
+        <w:rPr>
+          <w:rFonts w:ascii="Helveti new" w:hAnsi="Helveti new"/>
+          <w:color w:val="2D3B45"/>
+        </w:rPr>
+        <w:t xml:space="preserve">        }</w:t>
+      </w:r>
+    </w:p>
+    <w:p>
+      <w:pPr>
+        <w:ind w:firstLine="720"/>
+        <w:rPr>
+          <w:rFonts w:ascii="Helveti new" w:hAnsi="Helveti new"/>
+          <w:color w:val="2D3B45"/>
+        </w:rPr>
+      </w:pPr>
+      <w:r>
+        <w:rPr>
+          <w:rFonts w:ascii="Helveti new" w:hAnsi="Helveti new"/>
+          <w:color w:val="2D3B45"/>
+        </w:rPr>
+        <w:t xml:space="preserve">        private void button2_Click(object sender, EventArgs e)</w:t>
+      </w:r>
+    </w:p>
+    <w:p>
+      <w:pPr>
+        <w:ind w:firstLine="720"/>
+        <w:rPr>
+          <w:rFonts w:ascii="Helveti new" w:hAnsi="Helveti new"/>
+          <w:color w:val="2D3B45"/>
+        </w:rPr>
+      </w:pPr>
+      <w:r>
+        <w:rPr>
+          <w:rFonts w:ascii="Helveti new" w:hAnsi="Helveti new"/>
+          <w:color w:val="2D3B45"/>
+        </w:rPr>
+        <w:t xml:space="preserve">        {</w:t>
+      </w:r>
+    </w:p>
+    <w:p>
+      <w:pPr>
+        <w:ind w:firstLine="720"/>
+        <w:rPr>
+          <w:rFonts w:ascii="Helveti new" w:hAnsi="Helveti new"/>
+          <w:color w:val="2D3B45"/>
+        </w:rPr>
+      </w:pPr>
+      <w:r>
+        <w:rPr>
+          <w:rFonts w:ascii="Helveti new" w:hAnsi="Helveti new"/>
+          <w:color w:val="2D3B45"/>
+        </w:rPr>
+        <w:t xml:space="preserve">            lb1.Items.Clear();</w:t>
+      </w:r>
+    </w:p>
+    <w:p>
+      <w:pPr>
+        <w:ind w:firstLine="720"/>
+        <w:rPr>
+          <w:rFonts w:ascii="Helveti new" w:hAnsi="Helveti new"/>
+          <w:color w:val="2D3B45"/>
+        </w:rPr>
+      </w:pPr>
+      <w:r>
+        <w:rPr>
+          <w:rFonts w:ascii="Helveti new" w:hAnsi="Helveti new"/>
+          <w:color w:val="2D3B45"/>
+        </w:rPr>
+        <w:t xml:space="preserve">        }</w:t>
+      </w:r>
+    </w:p>
+    <w:p>
+      <w:pPr>
+        <w:ind w:firstLine="720"/>
+        <w:rPr>
+          <w:rFonts w:ascii="Helveti new" w:hAnsi="Helveti new"/>
+          <w:color w:val="2D3B45"/>
+        </w:rPr>
+      </w:pPr>
+    </w:p>
+    <w:p>
+      <w:pPr>
+        <w:ind w:firstLine="720"/>
+        <w:rPr>
+          <w:rFonts w:ascii="Helveti new" w:hAnsi="Helveti new"/>
+          <w:color w:val="2D3B45"/>
+        </w:rPr>
+      </w:pPr>
+      <w:r>
+        <w:rPr>
+          <w:rFonts w:ascii="Helveti new" w:hAnsi="Helveti new"/>
+          <w:color w:val="2D3B45"/>
+        </w:rPr>
+        <w:t xml:space="preserve">        private void button4_Click(object sender, EventArgs e)</w:t>
+      </w:r>
+    </w:p>
+    <w:p>
+      <w:pPr>
+        <w:ind w:firstLine="720"/>
+        <w:rPr>
+          <w:rFonts w:ascii="Helveti new" w:hAnsi="Helveti new"/>
+          <w:color w:val="2D3B45"/>
+        </w:rPr>
+      </w:pPr>
+      <w:r>
+        <w:rPr>
+          <w:rFonts w:ascii="Helveti new" w:hAnsi="Helveti new"/>
+          <w:color w:val="2D3B45"/>
+        </w:rPr>
+        <w:t xml:space="preserve">        {</w:t>
+      </w:r>
+    </w:p>
+    <w:p>
+      <w:pPr>
+        <w:ind w:firstLine="720"/>
+        <w:rPr>
+          <w:rFonts w:ascii="Helveti new" w:hAnsi="Helveti new"/>
+          <w:color w:val="2D3B45"/>
+        </w:rPr>
+      </w:pPr>
+      <w:r>
+        <w:rPr>
+          <w:rFonts w:ascii="Helveti new" w:hAnsi="Helveti new"/>
+          <w:color w:val="2D3B45"/>
+        </w:rPr>
+        <w:t xml:space="preserve">            if (lb1.SelectedItem != null)</w:t>
+      </w:r>
+    </w:p>
+    <w:p>
+      <w:pPr>
+        <w:ind w:firstLine="720"/>
+        <w:rPr>
+          <w:rFonts w:ascii="Helveti new" w:hAnsi="Helveti new"/>
+          <w:color w:val="2D3B45"/>
+        </w:rPr>
+      </w:pPr>
+      <w:r>
+        <w:rPr>
+          <w:rFonts w:ascii="Helveti new" w:hAnsi="Helveti new"/>
+          <w:color w:val="2D3B45"/>
+        </w:rPr>
+        <w:t xml:space="preserve">            {</w:t>
+      </w:r>
+    </w:p>
+    <w:p>
+      <w:pPr>
+        <w:ind w:firstLine="720"/>
+        <w:rPr>
+          <w:rFonts w:ascii="Helveti new" w:hAnsi="Helveti new"/>
+          <w:color w:val="2D3B45"/>
+        </w:rPr>
+      </w:pPr>
+      <w:r>
+        <w:rPr>
+          <w:rFonts w:ascii="Helveti new" w:hAnsi="Helveti new"/>
+          <w:color w:val="2D3B45"/>
+        </w:rPr>
+        <w:t xml:space="preserve">                lb1.Items.Remove(lb1.SelectedItem);</w:t>
+      </w:r>
+    </w:p>
+    <w:p>
+      <w:pPr>
+        <w:ind w:firstLine="720"/>
+        <w:rPr>
+          <w:rFonts w:ascii="Helveti new" w:hAnsi="Helveti new"/>
+          <w:color w:val="2D3B45"/>
+        </w:rPr>
+      </w:pPr>
+      <w:r>
+        <w:rPr>
+          <w:rFonts w:ascii="Helveti new" w:hAnsi="Helveti new"/>
+          <w:color w:val="2D3B45"/>
+        </w:rPr>
+        <w:t xml:space="preserve">            }</w:t>
+      </w:r>
+    </w:p>
+    <w:p>
+      <w:pPr>
+        <w:ind w:firstLine="720"/>
+        <w:rPr>
+          <w:rFonts w:ascii="Helveti new" w:hAnsi="Helveti new"/>
+          <w:color w:val="2D3B45"/>
+        </w:rPr>
+      </w:pPr>
+      <w:r>
+        <w:rPr>
+          <w:rFonts w:ascii="Helveti new" w:hAnsi="Helveti new"/>
+          <w:color w:val="2D3B45"/>
+        </w:rPr>
+        <w:t xml:space="preserve">        }</w:t>
+      </w:r>
+    </w:p>
+    <w:p>
+      <w:pPr>
+        <w:ind w:firstLine="720"/>
+        <w:rPr>
+          <w:rFonts w:ascii="Helveti new" w:hAnsi="Helveti new"/>
+          <w:color w:val="2D3B45"/>
+        </w:rPr>
+      </w:pPr>
+    </w:p>
+    <w:p>
+      <w:pPr>
+        <w:ind w:firstLine="720"/>
+        <w:rPr>
+          <w:rFonts w:ascii="Helveti new" w:hAnsi="Helveti new"/>
+          <w:color w:val="2D3B45"/>
+        </w:rPr>
+      </w:pPr>
+      <w:r>
+        <w:rPr>
+          <w:rFonts w:ascii="Helveti new" w:hAnsi="Helveti new"/>
+          <w:color w:val="2D3B45"/>
+        </w:rPr>
+        <w:t xml:space="preserve">        private void button1_Click(object sender, EventArgs e)</w:t>
+      </w:r>
+    </w:p>
+    <w:p>
+      <w:pPr>
+        <w:ind w:firstLine="720"/>
+        <w:rPr>
+          <w:rFonts w:ascii="Helveti new" w:hAnsi="Helveti new"/>
+          <w:color w:val="2D3B45"/>
+        </w:rPr>
+      </w:pPr>
+      <w:r>
+        <w:rPr>
+          <w:rFonts w:ascii="Helveti new" w:hAnsi="Helveti new"/>
+          <w:color w:val="2D3B45"/>
+        </w:rPr>
+        <w:t xml:space="preserve">        {</w:t>
+      </w:r>
+    </w:p>
+    <w:p>
+      <w:pPr>
+        <w:ind w:firstLine="720"/>
+        <w:rPr>
+          <w:rFonts w:ascii="Helveti new" w:hAnsi="Helveti new"/>
+          <w:color w:val="2D3B45"/>
+        </w:rPr>
+      </w:pPr>
+      <w:r>
+        <w:rPr>
+          <w:rFonts w:ascii="Helveti new" w:hAnsi="Helveti new"/>
+          <w:color w:val="2D3B45"/>
+        </w:rPr>
+        <w:t xml:space="preserve">            var items = lb1.Items.Cast&lt;string&gt;().OrderBy(item =&gt; item).ToArray();</w:t>
+      </w:r>
+    </w:p>
+    <w:p>
+      <w:pPr>
+        <w:ind w:firstLine="720"/>
+        <w:rPr>
+          <w:rFonts w:ascii="Helveti new" w:hAnsi="Helveti new"/>
+          <w:color w:val="2D3B45"/>
+        </w:rPr>
+      </w:pPr>
+      <w:r>
+        <w:rPr>
+          <w:rFonts w:ascii="Helveti new" w:hAnsi="Helveti new"/>
+          <w:color w:val="2D3B45"/>
+        </w:rPr>
+        <w:t xml:space="preserve">            lb1.Items.Clear();</w:t>
+      </w:r>
+    </w:p>
+    <w:p>
+      <w:pPr>
+        <w:ind w:firstLine="720"/>
+        <w:rPr>
+          <w:rFonts w:ascii="Helveti new" w:hAnsi="Helveti new"/>
+          <w:color w:val="2D3B45"/>
+        </w:rPr>
+      </w:pPr>
+      <w:r>
+        <w:rPr>
+          <w:rFonts w:ascii="Helveti new" w:hAnsi="Helveti new"/>
+          <w:color w:val="2D3B45"/>
+        </w:rPr>
+        <w:t xml:space="preserve">            lb1.Items.AddRange(items);</w:t>
+      </w:r>
+    </w:p>
+    <w:p>
+      <w:pPr>
+        <w:ind w:firstLine="720"/>
+        <w:rPr>
+          <w:rFonts w:ascii="Helveti new" w:hAnsi="Helveti new"/>
+          <w:color w:val="2D3B45"/>
+        </w:rPr>
+      </w:pPr>
+      <w:r>
+        <w:rPr>
+          <w:rFonts w:ascii="Helveti new" w:hAnsi="Helveti new"/>
+          <w:color w:val="2D3B45"/>
+        </w:rPr>
+        <w:t xml:space="preserve">        }</w:t>
+      </w:r>
+    </w:p>
+    <w:p>
+      <w:pPr>
+        <w:ind w:firstLine="720"/>
+        <w:rPr>
+          <w:rFonts w:ascii="Helveti new" w:hAnsi="Helveti new"/>
+          <w:color w:val="2D3B45"/>
+        </w:rPr>
+      </w:pPr>
+    </w:p>
+    <w:p>
+      <w:pPr>
+        <w:ind w:firstLine="720"/>
+        <w:rPr>
+          <w:rFonts w:ascii="Helveti new" w:hAnsi="Helveti new"/>
+          <w:color w:val="2D3B45"/>
+        </w:rPr>
+      </w:pPr>
+      <w:r>
+        <w:rPr>
+          <w:rFonts w:ascii="Helveti new" w:hAnsi="Helveti new"/>
+          <w:color w:val="2D3B45"/>
+        </w:rPr>
+        <w:t xml:space="preserve">        private void button3_Click(object sender, EventArgs e)</w:t>
+      </w:r>
+    </w:p>
+    <w:p>
+      <w:pPr>
+        <w:ind w:firstLine="720"/>
+        <w:rPr>
+          <w:rFonts w:ascii="Helveti new" w:hAnsi="Helveti new"/>
+          <w:color w:val="2D3B45"/>
+        </w:rPr>
+      </w:pPr>
+      <w:r>
+        <w:rPr>
+          <w:rFonts w:ascii="Helveti new" w:hAnsi="Helveti new"/>
+          <w:color w:val="2D3B45"/>
+        </w:rPr>
+        <w:t xml:space="preserve">        {</w:t>
+      </w:r>
+    </w:p>
+    <w:p>
+      <w:pPr>
+        <w:ind w:firstLine="720"/>
+        <w:rPr>
+          <w:rFonts w:ascii="Helveti new" w:hAnsi="Helveti new"/>
+          <w:color w:val="2D3B45"/>
+        </w:rPr>
+      </w:pPr>
+      <w:r>
+        <w:rPr>
+          <w:rFonts w:ascii="Helveti new" w:hAnsi="Helveti new"/>
+          <w:color w:val="2D3B45"/>
+        </w:rPr>
+        <w:t xml:space="preserve">            display.Text = ($"Total number of items: {lb1.Items.Count}");</w:t>
+      </w:r>
+    </w:p>
+    <w:p>
+      <w:pPr>
+        <w:ind w:firstLine="720"/>
+        <w:rPr>
+          <w:rFonts w:ascii="Helveti new" w:hAnsi="Helveti new"/>
+          <w:color w:val="2D3B45"/>
+        </w:rPr>
+      </w:pPr>
+      <w:r>
+        <w:rPr>
+          <w:rFonts w:ascii="Helveti new" w:hAnsi="Helveti new"/>
+          <w:color w:val="2D3B45"/>
+        </w:rPr>
+        <w:t xml:space="preserve">        }</w:t>
+      </w:r>
+    </w:p>
+    <w:p>
+      <w:pPr>
+        <w:ind w:firstLine="720"/>
+        <w:rPr>
+          <w:rFonts w:ascii="Helveti new" w:hAnsi="Helveti new"/>
+          <w:color w:val="2D3B45"/>
+        </w:rPr>
+      </w:pPr>
+    </w:p>
+    <w:p>
+      <w:pPr>
+        <w:ind w:firstLine="720"/>
+        <w:rPr>
+          <w:rFonts w:ascii="Helveti new" w:hAnsi="Helveti new"/>
+          <w:color w:val="2D3B45"/>
+        </w:rPr>
+      </w:pPr>
+      <w:r>
+        <w:rPr>
+          <w:rFonts w:ascii="Helveti new" w:hAnsi="Helveti new"/>
+          <w:color w:val="2D3B45"/>
+        </w:rPr>
+        <w:t xml:space="preserve">        private void lb1_SelectedIndexChanged(object sender, EventArgs e)</w:t>
+      </w:r>
+    </w:p>
+    <w:p>
+      <w:pPr>
+        <w:ind w:firstLine="720"/>
+        <w:rPr>
+          <w:rFonts w:ascii="Helveti new" w:hAnsi="Helveti new"/>
+          <w:color w:val="2D3B45"/>
+        </w:rPr>
+      </w:pPr>
+      <w:r>
+        <w:rPr>
+          <w:rFonts w:ascii="Helveti new" w:hAnsi="Helveti new"/>
+          <w:color w:val="2D3B45"/>
+        </w:rPr>
+        <w:t xml:space="preserve">        {</w:t>
+      </w:r>
+    </w:p>
+    <w:p>
+      <w:pPr>
+        <w:ind w:firstLine="720"/>
+        <w:rPr>
+          <w:rFonts w:ascii="Helveti new" w:hAnsi="Helveti new"/>
+          <w:color w:val="2D3B45"/>
+        </w:rPr>
+      </w:pPr>
+      <w:r>
+        <w:rPr>
+          <w:rFonts w:ascii="Helveti new" w:hAnsi="Helveti new"/>
+          <w:color w:val="2D3B45"/>
+        </w:rPr>
+        <w:t xml:space="preserve">            if (lb1.SelectedItem != null)</w:t>
+      </w:r>
+    </w:p>
+    <w:p>
+      <w:pPr>
+        <w:ind w:firstLine="720"/>
+        <w:rPr>
+          <w:rFonts w:ascii="Helveti new" w:hAnsi="Helveti new"/>
+          <w:color w:val="2D3B45"/>
+        </w:rPr>
+      </w:pPr>
+      <w:r>
+        <w:rPr>
+          <w:rFonts w:ascii="Helveti new" w:hAnsi="Helveti new"/>
+          <w:color w:val="2D3B45"/>
+        </w:rPr>
+        <w:t xml:space="preserve">            {</w:t>
+      </w:r>
+    </w:p>
+    <w:p>
+      <w:pPr>
+        <w:ind w:firstLine="720"/>
+        <w:rPr>
+          <w:rFonts w:ascii="Helveti new" w:hAnsi="Helveti new"/>
+          <w:color w:val="2D3B45"/>
+        </w:rPr>
+      </w:pPr>
+      <w:r>
+        <w:rPr>
+          <w:rFonts w:ascii="Helveti new" w:hAnsi="Helveti new"/>
+          <w:color w:val="2D3B45"/>
+        </w:rPr>
+        <w:t xml:space="preserve">                select.Text = $"Selected Item: {lb1.SelectedItem.ToString()}";</w:t>
+      </w:r>
+    </w:p>
+    <w:p>
+      <w:pPr>
+        <w:ind w:firstLine="720"/>
+        <w:rPr>
+          <w:rFonts w:ascii="Helveti new" w:hAnsi="Helveti new"/>
+          <w:color w:val="2D3B45"/>
+        </w:rPr>
+      </w:pPr>
+      <w:r>
+        <w:rPr>
+          <w:rFonts w:ascii="Helveti new" w:hAnsi="Helveti new"/>
+          <w:color w:val="2D3B45"/>
+        </w:rPr>
+        <w:t xml:space="preserve">            }</w:t>
+      </w:r>
+    </w:p>
+    <w:p>
+      <w:pPr>
+        <w:ind w:firstLine="720"/>
+        <w:rPr>
+          <w:rFonts w:ascii="Helveti new" w:hAnsi="Helveti new"/>
+          <w:color w:val="2D3B45"/>
+        </w:rPr>
+      </w:pPr>
+      <w:r>
+        <w:rPr>
+          <w:rFonts w:ascii="Helveti new" w:hAnsi="Helveti new"/>
+          <w:color w:val="2D3B45"/>
+        </w:rPr>
+        <w:t xml:space="preserve">            else</w:t>
+      </w:r>
+    </w:p>
+    <w:p>
+      <w:pPr>
+        <w:ind w:firstLine="720"/>
+        <w:rPr>
+          <w:rFonts w:ascii="Helveti new" w:hAnsi="Helveti new"/>
+          <w:color w:val="2D3B45"/>
+        </w:rPr>
+      </w:pPr>
+      <w:r>
+        <w:rPr>
+          <w:rFonts w:ascii="Helveti new" w:hAnsi="Helveti new"/>
+          <w:color w:val="2D3B45"/>
+        </w:rPr>
+        <w:t xml:space="preserve">            {</w:t>
+      </w:r>
+    </w:p>
+    <w:p>
+      <w:pPr>
+        <w:ind w:firstLine="720"/>
+        <w:rPr>
+          <w:rFonts w:ascii="Helveti new" w:hAnsi="Helveti new"/>
+          <w:color w:val="2D3B45"/>
+        </w:rPr>
+      </w:pPr>
+      <w:r>
+        <w:rPr>
+          <w:rFonts w:ascii="Helveti new" w:hAnsi="Helveti new"/>
+          <w:color w:val="2D3B45"/>
+        </w:rPr>
+        <w:t xml:space="preserve">                select.Text = "Your Selection";</w:t>
+      </w:r>
+    </w:p>
+    <w:p>
+      <w:pPr>
+        <w:ind w:firstLine="720"/>
+        <w:rPr>
+          <w:rFonts w:ascii="Helveti new" w:hAnsi="Helveti new"/>
+          <w:color w:val="2D3B45"/>
+        </w:rPr>
+      </w:pPr>
+      <w:r>
+        <w:rPr>
+          <w:rFonts w:ascii="Helveti new" w:hAnsi="Helveti new"/>
+          <w:color w:val="2D3B45"/>
+        </w:rPr>
+        <w:lastRenderedPageBreak/>
+        <w:t xml:space="preserve">            }</w:t>
+      </w:r>
+    </w:p>
+    <w:p>
+      <w:pPr>
+        <w:ind w:firstLine="720"/>
+        <w:rPr>
+          <w:rFonts w:ascii="Helveti new" w:hAnsi="Helveti new"/>
+          <w:color w:val="2D3B45"/>
+        </w:rPr>
+      </w:pPr>
+      <w:r>
+        <w:rPr>
+          <w:rFonts w:ascii="Helveti new" w:hAnsi="Helveti new"/>
+          <w:color w:val="2D3B45"/>
+        </w:rPr>
+        <w:t xml:space="preserve">        }</w:t>
+      </w:r>
+    </w:p>
+    <w:p>
+      <w:pPr>
+        <w:ind w:firstLine="720"/>
+        <w:rPr>
+          <w:rFonts w:ascii="Helveti new" w:hAnsi="Helveti new"/>
+          <w:color w:val="2D3B45"/>
+        </w:rPr>
+      </w:pPr>
+      <w:r>
+        <w:rPr>
+          <w:rFonts w:ascii="Helveti new" w:hAnsi="Helveti new"/>
+          <w:color w:val="2D3B45"/>
+        </w:rPr>
+        <w:t xml:space="preserve">        private void select_Click(object sender, EventArgs e)</w:t>
+      </w:r>
+    </w:p>
+    <w:p>
+      <w:pPr>
+        <w:ind w:firstLine="720"/>
+        <w:rPr>
+          <w:rFonts w:ascii="Helveti new" w:hAnsi="Helveti new"/>
+          <w:color w:val="2D3B45"/>
+        </w:rPr>
+      </w:pPr>
+      <w:r>
+        <w:rPr>
+          <w:rFonts w:ascii="Helveti new" w:hAnsi="Helveti new"/>
+          <w:color w:val="2D3B45"/>
+        </w:rPr>
+        <w:t xml:space="preserve">        </w:t>
+      </w:r>
+      <w:r>
+        <w:rPr>
+          <w:rFonts w:ascii="Helveti new" w:hAnsi="Helveti new"/>
+          <w:color w:val="2D3B45"/>
+        </w:rPr>
+        <w:t>{</w:t>
+      </w:r>
+    </w:p>
+    <w:p>
+      <w:pPr>
+        <w:ind w:firstLine="720"/>
+        <w:rPr>
+          <w:rFonts w:ascii="Helveti new" w:hAnsi="Helveti new"/>
+          <w:color w:val="2D3B45"/>
+        </w:rPr>
+      </w:pPr>
+      <w:r>
+        <w:rPr>
+          <w:rFonts w:ascii="Helveti new" w:hAnsi="Helveti new"/>
+          <w:color w:val="2D3B45"/>
+        </w:rPr>
+        <w:t xml:space="preserve">        }</w:t>
+      </w:r>
+    </w:p>
+    <w:p>
+      <w:pPr>
+        <w:ind w:firstLine="720"/>
+        <w:rPr>
+          <w:rFonts w:ascii="Helveti new" w:hAnsi="Helveti new"/>
+          <w:color w:val="2D3B45"/>
+        </w:rPr>
+      </w:pPr>
+      <w:r>
+        <w:rPr>
+          <w:rFonts w:ascii="Helveti new" w:hAnsi="Helveti new"/>
+          <w:color w:val="2D3B45"/>
+        </w:rPr>
+        <w:t xml:space="preserve">    }</w:t>
+      </w:r>
+    </w:p>
+    <w:p>
+      <w:pPr>
+        <w:ind w:firstLine="720"/>
+        <w:rPr>
+          <w:rFonts w:ascii="Helveti new" w:hAnsi="Helveti new"/>
+          <w:color w:val="2D3B45"/>
+        </w:rPr>
+      </w:pPr>
+      <w:r>
+        <w:rPr>
+          <w:rFonts w:ascii="Helveti new" w:hAnsi="Helveti new"/>
+          <w:color w:val="2D3B45"/>
+        </w:rPr>
+        <w:t>}</w:t>
+      </w:r>
+    </w:p>
+    <w:p>
+      <w:pPr>
+        <w:ind w:firstLine="720"/>
+        <w:rPr>
+          <w:rFonts w:ascii="Helveti new" w:hAnsi="Helveti new"/>
+          <w:color w:val="2D3B45"/>
+        </w:rPr>
+      </w:pPr>
+    </w:p>
+    <w:p>
+      <w:pPr>
+        <w:pStyle w:val="NormalWeb"/>
         <w:shd w:val="clear" w:color="auto" w:fill="FFFFFF"/>
         <w:spacing w:before="180" w:beforeAutospacing="0" w:after="180" w:afterAutospacing="0"/>
-        <w:rPr>
-          <w:rStyle w:val="Strong"/>
-          <w:rFonts w:ascii="Helveti new" w:hAnsi="Helveti new"/>
-          <w:b w:val="0"/>
-          <w:bCs w:val="0"/>
-          <w:color w:val="2D3B45"/>
-        </w:rPr>
-      </w:pPr>
-      <w:r>
-        <w:rPr>
-          <w:rStyle w:val="Strong"/>
-          <w:rFonts w:ascii="Helveti new" w:hAnsi="Helveti new"/>
-          <w:color w:val="2D3B45"/>
-        </w:rPr>
-        <w:t>Design a Form like below. When user click on Send Message Button it will display combine message like below on label:“Message of &lt;&lt;Name&gt;&gt; from &lt;&lt;Organization&gt;&gt; with &lt;&lt;comment&gt;&gt;”</w:t>
-      </w:r>
-    </w:p>
-    <w:p>
-      <w:pPr>
-        <w:pStyle w:val="ListParagraph"/>
-        <w:rPr>
-          <w:rFonts w:ascii="Helveti new" w:hAnsi="Helveti new"/>
-          <w:color w:val="2D3B45"/>
-        </w:rPr>
-      </w:pPr>
+        <w:ind w:left="720"/>
+        <w:rPr>
+          <w:rFonts w:ascii="Helveti new" w:hAnsi="Helveti new"/>
+          <w:b/>
+          <w:bCs/>
+          <w:color w:val="2D3B45"/>
+          <w:u w:val="single"/>
+        </w:rPr>
+      </w:pPr>
+      <w:r>
+        <w:rPr>
+          <w:rFonts w:ascii="Helveti new" w:hAnsi="Helveti new"/>
+          <w:b/>
+          <w:bCs/>
+          <w:color w:val="2D3B45"/>
+          <w:u w:val="single"/>
+        </w:rPr>
+        <w:t>Output:-</w:t>
+      </w:r>
     </w:p>
     <w:p>
       <w:pPr>
@@ -148,7 +3046,84 @@
         <w:ind w:left="720"/>
         <w:rPr>
           <w:rFonts w:ascii="Helveti new" w:hAnsi="Helveti new"/>
-          <w:color w:val="2D3B45"/>
+          <w:b/>
+          <w:bCs/>
+          <w:color w:val="2D3B45"/>
+          <w:u w:val="single"/>
+        </w:rPr>
+      </w:pPr>
+    </w:p>
+    <w:p>
+      <w:pPr>
+        <w:pStyle w:val="NormalWeb"/>
+        <w:shd w:val="clear" w:color="auto" w:fill="FFFFFF"/>
+        <w:spacing w:before="180" w:beforeAutospacing="0" w:after="180" w:afterAutospacing="0"/>
+        <w:ind w:left="720"/>
+        <w:rPr>
+          <w:rFonts w:ascii="Helveti new" w:hAnsi="Helveti new"/>
+          <w:b/>
+          <w:bCs/>
+          <w:color w:val="2D3B45"/>
+          <w:u w:val="single"/>
+        </w:rPr>
+      </w:pPr>
+      <w:r>
+        <w:rPr>
+          <w:rFonts w:ascii="Helveti new" w:hAnsi="Helveti new"/>
+          <w:b/>
+          <w:bCs/>
+          <w:color w:val="2D3B45"/>
+          <w:u w:val="single"/>
+        </w:rPr>
+        <w:drawing>
+          <wp:inline distT="0" distB="0" distL="0" distR="0" wp14:anchorId="447F5464" wp14:editId="63D56A80">
+            <wp:extent cx="3077004" cy="3181794"/>
+            <wp:effectExtent l="0" t="0" r="9525" b="0"/>
+            <wp:docPr id="820163655" name="Picture 1"/>
+            <wp:cNvGraphicFramePr>
+              <a:graphicFrameLocks xmlns:a="http://schemas.openxmlformats.org/drawingml/2006/main" noChangeAspect="1"/>
+            </wp:cNvGraphicFramePr>
+            <a:graphic xmlns:a="http://schemas.openxmlformats.org/drawingml/2006/main">
+              <a:graphicData uri="http://schemas.openxmlformats.org/drawingml/2006/picture">
+                <pic:pic xmlns:pic="http://schemas.openxmlformats.org/drawingml/2006/picture">
+                  <pic:nvPicPr>
+                    <pic:cNvPr id="820163655" name=""/>
+                    <pic:cNvPicPr/>
+                  </pic:nvPicPr>
+                  <pic:blipFill>
+                    <a:blip r:embed="rId8"/>
+                    <a:stretch>
+                      <a:fillRect/>
+                    </a:stretch>
+                  </pic:blipFill>
+                  <pic:spPr>
+                    <a:xfrm>
+                      <a:off x="0" y="0"/>
+                      <a:ext cx="3077004" cy="3181794"/>
+                    </a:xfrm>
+                    <a:prstGeom prst="rect">
+                      <a:avLst/>
+                    </a:prstGeom>
+                  </pic:spPr>
+                </pic:pic>
+              </a:graphicData>
+            </a:graphic>
+          </wp:inline>
+        </w:drawing>
+      </w:r>
+    </w:p>
+    <w:p>
+      <w:pPr>
+        <w:pStyle w:val="NormalWeb"/>
+        <w:shd w:val="clear" w:color="auto" w:fill="FFFFFF"/>
+        <w:spacing w:before="180" w:beforeAutospacing="0" w:after="180" w:afterAutospacing="0"/>
+        <w:ind w:left="720"/>
+        <w:rPr>
+          <w:rFonts w:ascii="Helveti new" w:hAnsi="Helveti new"/>
+          <w:b/>
+          <w:bCs/>
+          <w:color w:val="2D3B45"/>
+          <w:u w:val="single"/>
         </w:rPr>
       </w:pPr>
     </w:p>
@@ -162,20 +3137,1281 @@
         <w:shd w:val="clear" w:color="auto" w:fill="FFFFFF"/>
         <w:spacing w:before="180" w:beforeAutospacing="0" w:after="180" w:afterAutospacing="0"/>
         <w:rPr>
-          <w:rStyle w:val="Strong"/>
-          <w:rFonts w:ascii="Helveti new" w:hAnsi="Helveti new"/>
-          <w:b w:val="0"/>
-          <w:bCs w:val="0"/>
-          <w:color w:val="2D3B45"/>
-        </w:rPr>
-      </w:pPr>
-      <w:r>
-        <w:rPr>
-          <w:rStyle w:val="Strong"/>
-          <w:rFonts w:ascii="Helveti new" w:hAnsi="Helveti new"/>
-          <w:color w:val="2D3B45"/>
-        </w:rPr>
-        <w:t>Design a form like below. Depends on User’s selection, Background color and ForeColor of Form will change.</w:t>
+          <w:rFonts w:ascii="Helveti new" w:hAnsi="Helveti new"/>
+          <w:color w:val="2D3B45"/>
+        </w:rPr>
+      </w:pPr>
+      <w:r>
+        <w:rPr>
+          <w:rStyle w:val="Strong"/>
+          <w:rFonts w:ascii="Helveti new" w:hAnsi="Helveti new"/>
+          <w:color w:val="2D3B45"/>
+        </w:rPr>
+        <w:t>Design an application which has three textboxes. Implement restricted policy for each</w:t>
+      </w:r>
+      <w:r>
+        <w:rPr>
+          <w:rStyle w:val="Strong"/>
+          <w:rFonts w:ascii="Helveti new" w:hAnsi="Helveti new"/>
+          <w:color w:val="2D3B45"/>
+        </w:rPr>
+        <w:t xml:space="preserve"> </w:t>
+      </w:r>
+      <w:r>
+        <w:rPr>
+          <w:rStyle w:val="Strong"/>
+          <w:rFonts w:ascii="Helveti new" w:hAnsi="Helveti new"/>
+          <w:color w:val="2D3B45"/>
+        </w:rPr>
+        <w:t>textbox to enter data only in numeric form, uppercase, characters</w:t>
+      </w:r>
+      <w:r>
+        <w:rPr>
+          <w:rStyle w:val="Strong"/>
+          <w:rFonts w:ascii="Helveti new" w:hAnsi="Helveti new"/>
+          <w:color w:val="2D3B45"/>
+        </w:rPr>
+        <w:t>.</w:t>
+      </w:r>
+    </w:p>
+    <w:p>
+      <w:pPr>
+        <w:pStyle w:val="NormalWeb"/>
+        <w:shd w:val="clear" w:color="auto" w:fill="FFFFFF"/>
+        <w:spacing w:before="180" w:after="180"/>
+        <w:ind w:left="720"/>
+        <w:rPr>
+          <w:rFonts w:ascii="Helveti new" w:hAnsi="Helveti new"/>
+          <w:color w:val="2D3B45"/>
+          <w:sz w:val="22"/>
+          <w:szCs w:val="22"/>
+        </w:rPr>
+      </w:pPr>
+      <w:r>
+        <w:rPr>
+          <w:rFonts w:ascii="Helveti new" w:hAnsi="Helveti new"/>
+          <w:color w:val="2D3B45"/>
+          <w:sz w:val="22"/>
+          <w:szCs w:val="22"/>
+        </w:rPr>
+        <w:t>using System;</w:t>
+      </w:r>
+    </w:p>
+    <w:p>
+      <w:pPr>
+        <w:pStyle w:val="NormalWeb"/>
+        <w:shd w:val="clear" w:color="auto" w:fill="FFFFFF"/>
+        <w:spacing w:before="180" w:after="180"/>
+        <w:ind w:left="720"/>
+        <w:rPr>
+          <w:rFonts w:ascii="Helveti new" w:hAnsi="Helveti new"/>
+          <w:color w:val="2D3B45"/>
+          <w:sz w:val="22"/>
+          <w:szCs w:val="22"/>
+        </w:rPr>
+      </w:pPr>
+      <w:r>
+        <w:rPr>
+          <w:rFonts w:ascii="Helveti new" w:hAnsi="Helveti new"/>
+          <w:color w:val="2D3B45"/>
+          <w:sz w:val="22"/>
+          <w:szCs w:val="22"/>
+        </w:rPr>
+        <w:t>using System.Collections.Generic;</w:t>
+      </w:r>
+    </w:p>
+    <w:p>
+      <w:pPr>
+        <w:pStyle w:val="NormalWeb"/>
+        <w:shd w:val="clear" w:color="auto" w:fill="FFFFFF"/>
+        <w:spacing w:before="180" w:after="180"/>
+        <w:ind w:left="720"/>
+        <w:rPr>
+          <w:rFonts w:ascii="Helveti new" w:hAnsi="Helveti new"/>
+          <w:color w:val="2D3B45"/>
+          <w:sz w:val="22"/>
+          <w:szCs w:val="22"/>
+        </w:rPr>
+      </w:pPr>
+      <w:r>
+        <w:rPr>
+          <w:rFonts w:ascii="Helveti new" w:hAnsi="Helveti new"/>
+          <w:color w:val="2D3B45"/>
+          <w:sz w:val="22"/>
+          <w:szCs w:val="22"/>
+        </w:rPr>
+        <w:t>using System.ComponentModel;</w:t>
+      </w:r>
+    </w:p>
+    <w:p>
+      <w:pPr>
+        <w:pStyle w:val="NormalWeb"/>
+        <w:shd w:val="clear" w:color="auto" w:fill="FFFFFF"/>
+        <w:spacing w:before="180" w:after="180"/>
+        <w:ind w:left="720"/>
+        <w:rPr>
+          <w:rFonts w:ascii="Helveti new" w:hAnsi="Helveti new"/>
+          <w:color w:val="2D3B45"/>
+          <w:sz w:val="22"/>
+          <w:szCs w:val="22"/>
+        </w:rPr>
+      </w:pPr>
+      <w:r>
+        <w:rPr>
+          <w:rFonts w:ascii="Helveti new" w:hAnsi="Helveti new"/>
+          <w:color w:val="2D3B45"/>
+          <w:sz w:val="22"/>
+          <w:szCs w:val="22"/>
+        </w:rPr>
+        <w:lastRenderedPageBreak/>
+        <w:t>using System.Data;</w:t>
+      </w:r>
+    </w:p>
+    <w:p>
+      <w:pPr>
+        <w:pStyle w:val="NormalWeb"/>
+        <w:shd w:val="clear" w:color="auto" w:fill="FFFFFF"/>
+        <w:spacing w:before="180" w:after="180"/>
+        <w:ind w:left="720"/>
+        <w:rPr>
+          <w:rFonts w:ascii="Helveti new" w:hAnsi="Helveti new"/>
+          <w:color w:val="2D3B45"/>
+          <w:sz w:val="22"/>
+          <w:szCs w:val="22"/>
+        </w:rPr>
+      </w:pPr>
+      <w:r>
+        <w:rPr>
+          <w:rFonts w:ascii="Helveti new" w:hAnsi="Helveti new"/>
+          <w:color w:val="2D3B45"/>
+          <w:sz w:val="22"/>
+          <w:szCs w:val="22"/>
+        </w:rPr>
+        <w:t>using System.Drawing;</w:t>
+      </w:r>
+    </w:p>
+    <w:p>
+      <w:pPr>
+        <w:pStyle w:val="NormalWeb"/>
+        <w:shd w:val="clear" w:color="auto" w:fill="FFFFFF"/>
+        <w:spacing w:before="180" w:after="180"/>
+        <w:ind w:left="720"/>
+        <w:rPr>
+          <w:rFonts w:ascii="Helveti new" w:hAnsi="Helveti new"/>
+          <w:color w:val="2D3B45"/>
+          <w:sz w:val="22"/>
+          <w:szCs w:val="22"/>
+        </w:rPr>
+      </w:pPr>
+      <w:r>
+        <w:rPr>
+          <w:rFonts w:ascii="Helveti new" w:hAnsi="Helveti new"/>
+          <w:color w:val="2D3B45"/>
+          <w:sz w:val="22"/>
+          <w:szCs w:val="22"/>
+        </w:rPr>
+        <w:t>using System.Linq;</w:t>
+      </w:r>
+    </w:p>
+    <w:p>
+      <w:pPr>
+        <w:pStyle w:val="NormalWeb"/>
+        <w:shd w:val="clear" w:color="auto" w:fill="FFFFFF"/>
+        <w:spacing w:before="180" w:after="180"/>
+        <w:ind w:left="720"/>
+        <w:rPr>
+          <w:rFonts w:ascii="Helveti new" w:hAnsi="Helveti new"/>
+          <w:color w:val="2D3B45"/>
+          <w:sz w:val="22"/>
+          <w:szCs w:val="22"/>
+        </w:rPr>
+      </w:pPr>
+      <w:r>
+        <w:rPr>
+          <w:rFonts w:ascii="Helveti new" w:hAnsi="Helveti new"/>
+          <w:color w:val="2D3B45"/>
+          <w:sz w:val="22"/>
+          <w:szCs w:val="22"/>
+        </w:rPr>
+        <w:t>using System.Text;</w:t>
+      </w:r>
+    </w:p>
+    <w:p>
+      <w:pPr>
+        <w:pStyle w:val="NormalWeb"/>
+        <w:shd w:val="clear" w:color="auto" w:fill="FFFFFF"/>
+        <w:spacing w:before="180" w:after="180"/>
+        <w:ind w:left="720"/>
+        <w:rPr>
+          <w:rFonts w:ascii="Helveti new" w:hAnsi="Helveti new"/>
+          <w:color w:val="2D3B45"/>
+          <w:sz w:val="22"/>
+          <w:szCs w:val="22"/>
+        </w:rPr>
+      </w:pPr>
+      <w:r>
+        <w:rPr>
+          <w:rFonts w:ascii="Helveti new" w:hAnsi="Helveti new"/>
+          <w:color w:val="2D3B45"/>
+          <w:sz w:val="22"/>
+          <w:szCs w:val="22"/>
+        </w:rPr>
+        <w:t>using System.Threading.Tasks;</w:t>
+      </w:r>
+    </w:p>
+    <w:p>
+      <w:pPr>
+        <w:pStyle w:val="NormalWeb"/>
+        <w:shd w:val="clear" w:color="auto" w:fill="FFFFFF"/>
+        <w:spacing w:before="180" w:after="180"/>
+        <w:ind w:left="720"/>
+        <w:rPr>
+          <w:rFonts w:ascii="Helveti new" w:hAnsi="Helveti new"/>
+          <w:color w:val="2D3B45"/>
+          <w:sz w:val="22"/>
+          <w:szCs w:val="22"/>
+        </w:rPr>
+      </w:pPr>
+      <w:r>
+        <w:rPr>
+          <w:rFonts w:ascii="Helveti new" w:hAnsi="Helveti new"/>
+          <w:color w:val="2D3B45"/>
+          <w:sz w:val="22"/>
+          <w:szCs w:val="22"/>
+        </w:rPr>
+        <w:t>using System.Windows.Forms;</w:t>
+      </w:r>
+    </w:p>
+    <w:p>
+      <w:pPr>
+        <w:pStyle w:val="NormalWeb"/>
+        <w:shd w:val="clear" w:color="auto" w:fill="FFFFFF"/>
+        <w:spacing w:before="180" w:after="180"/>
+        <w:ind w:left="720"/>
+        <w:rPr>
+          <w:rFonts w:ascii="Helveti new" w:hAnsi="Helveti new"/>
+          <w:color w:val="2D3B45"/>
+          <w:sz w:val="22"/>
+          <w:szCs w:val="22"/>
+        </w:rPr>
+      </w:pPr>
+      <w:r>
+        <w:rPr>
+          <w:rFonts w:ascii="Helveti new" w:hAnsi="Helveti new"/>
+          <w:color w:val="2D3B45"/>
+          <w:sz w:val="22"/>
+          <w:szCs w:val="22"/>
+        </w:rPr>
+        <w:t>using System.Windows.Forms.VisualStyles;</w:t>
+      </w:r>
+    </w:p>
+    <w:p>
+      <w:pPr>
+        <w:pStyle w:val="NormalWeb"/>
+        <w:shd w:val="clear" w:color="auto" w:fill="FFFFFF"/>
+        <w:spacing w:before="180" w:after="180"/>
+        <w:ind w:left="720"/>
+        <w:rPr>
+          <w:rFonts w:ascii="Helveti new" w:hAnsi="Helveti new"/>
+          <w:color w:val="2D3B45"/>
+          <w:sz w:val="22"/>
+          <w:szCs w:val="22"/>
+        </w:rPr>
+      </w:pPr>
+      <w:r>
+        <w:rPr>
+          <w:rFonts w:ascii="Helveti new" w:hAnsi="Helveti new"/>
+          <w:color w:val="2D3B45"/>
+          <w:sz w:val="22"/>
+          <w:szCs w:val="22"/>
+        </w:rPr>
+        <w:t>using static System.Windows.Forms.VisualStyles.VisualStyleElement;</w:t>
+      </w:r>
+    </w:p>
+    <w:p>
+      <w:pPr>
+        <w:pStyle w:val="NormalWeb"/>
+        <w:shd w:val="clear" w:color="auto" w:fill="FFFFFF"/>
+        <w:spacing w:before="180" w:after="180"/>
+        <w:ind w:left="720"/>
+        <w:rPr>
+          <w:rFonts w:ascii="Helveti new" w:hAnsi="Helveti new"/>
+          <w:color w:val="2D3B45"/>
+          <w:sz w:val="22"/>
+          <w:szCs w:val="22"/>
+        </w:rPr>
+      </w:pPr>
+    </w:p>
+    <w:p>
+      <w:pPr>
+        <w:pStyle w:val="NormalWeb"/>
+        <w:shd w:val="clear" w:color="auto" w:fill="FFFFFF"/>
+        <w:spacing w:before="180" w:after="180"/>
+        <w:ind w:left="720"/>
+        <w:rPr>
+          <w:rFonts w:ascii="Helveti new" w:hAnsi="Helveti new"/>
+          <w:color w:val="2D3B45"/>
+          <w:sz w:val="22"/>
+          <w:szCs w:val="22"/>
+        </w:rPr>
+      </w:pPr>
+      <w:r>
+        <w:rPr>
+          <w:rFonts w:ascii="Helveti new" w:hAnsi="Helveti new"/>
+          <w:color w:val="2D3B45"/>
+          <w:sz w:val="22"/>
+          <w:szCs w:val="22"/>
+        </w:rPr>
+        <w:t>namespace TutorialSix</w:t>
+      </w:r>
+    </w:p>
+    <w:p>
+      <w:pPr>
+        <w:pStyle w:val="NormalWeb"/>
+        <w:shd w:val="clear" w:color="auto" w:fill="FFFFFF"/>
+        <w:spacing w:before="180" w:after="180"/>
+        <w:ind w:left="720"/>
+        <w:rPr>
+          <w:rFonts w:ascii="Helveti new" w:hAnsi="Helveti new"/>
+          <w:color w:val="2D3B45"/>
+          <w:sz w:val="22"/>
+          <w:szCs w:val="22"/>
+        </w:rPr>
+      </w:pPr>
+      <w:r>
+        <w:rPr>
+          <w:rFonts w:ascii="Helveti new" w:hAnsi="Helveti new"/>
+          <w:color w:val="2D3B45"/>
+          <w:sz w:val="22"/>
+          <w:szCs w:val="22"/>
+        </w:rPr>
+        <w:t>{</w:t>
+      </w:r>
+    </w:p>
+    <w:p>
+      <w:pPr>
+        <w:pStyle w:val="NormalWeb"/>
+        <w:shd w:val="clear" w:color="auto" w:fill="FFFFFF"/>
+        <w:spacing w:before="180" w:after="180"/>
+        <w:ind w:left="720"/>
+        <w:rPr>
+          <w:rFonts w:ascii="Helveti new" w:hAnsi="Helveti new"/>
+          <w:color w:val="2D3B45"/>
+          <w:sz w:val="22"/>
+          <w:szCs w:val="22"/>
+        </w:rPr>
+      </w:pPr>
+      <w:r>
+        <w:rPr>
+          <w:rFonts w:ascii="Helveti new" w:hAnsi="Helveti new"/>
+          <w:color w:val="2D3B45"/>
+          <w:sz w:val="22"/>
+          <w:szCs w:val="22"/>
+        </w:rPr>
+        <w:t xml:space="preserve">    public partial class RestrictedPolicy : Form</w:t>
+      </w:r>
+    </w:p>
+    <w:p>
+      <w:pPr>
+        <w:pStyle w:val="NormalWeb"/>
+        <w:shd w:val="clear" w:color="auto" w:fill="FFFFFF"/>
+        <w:spacing w:before="180" w:after="180"/>
+        <w:ind w:left="720"/>
+        <w:rPr>
+          <w:rFonts w:ascii="Helveti new" w:hAnsi="Helveti new"/>
+          <w:color w:val="2D3B45"/>
+          <w:sz w:val="22"/>
+          <w:szCs w:val="22"/>
+        </w:rPr>
+      </w:pPr>
+      <w:r>
+        <w:rPr>
+          <w:rFonts w:ascii="Helveti new" w:hAnsi="Helveti new"/>
+          <w:color w:val="2D3B45"/>
+          <w:sz w:val="22"/>
+          <w:szCs w:val="22"/>
+        </w:rPr>
+        <w:t xml:space="preserve">    {</w:t>
+      </w:r>
+    </w:p>
+    <w:p>
+      <w:pPr>
+        <w:pStyle w:val="NormalWeb"/>
+        <w:shd w:val="clear" w:color="auto" w:fill="FFFFFF"/>
+        <w:spacing w:before="180" w:after="180"/>
+        <w:ind w:left="720"/>
+        <w:rPr>
+          <w:rFonts w:ascii="Helveti new" w:hAnsi="Helveti new"/>
+          <w:color w:val="2D3B45"/>
+          <w:sz w:val="22"/>
+          <w:szCs w:val="22"/>
+        </w:rPr>
+      </w:pPr>
+      <w:r>
+        <w:rPr>
+          <w:rFonts w:ascii="Helveti new" w:hAnsi="Helveti new"/>
+          <w:color w:val="2D3B45"/>
+          <w:sz w:val="22"/>
+          <w:szCs w:val="22"/>
+        </w:rPr>
+        <w:t xml:space="preserve">        public RestrictedPolicy()</w:t>
+      </w:r>
+    </w:p>
+    <w:p>
+      <w:pPr>
+        <w:pStyle w:val="NormalWeb"/>
+        <w:shd w:val="clear" w:color="auto" w:fill="FFFFFF"/>
+        <w:spacing w:before="180" w:after="180"/>
+        <w:ind w:left="720"/>
+        <w:rPr>
+          <w:rFonts w:ascii="Helveti new" w:hAnsi="Helveti new"/>
+          <w:color w:val="2D3B45"/>
+          <w:sz w:val="22"/>
+          <w:szCs w:val="22"/>
+        </w:rPr>
+      </w:pPr>
+      <w:r>
+        <w:rPr>
+          <w:rFonts w:ascii="Helveti new" w:hAnsi="Helveti new"/>
+          <w:color w:val="2D3B45"/>
+          <w:sz w:val="22"/>
+          <w:szCs w:val="22"/>
+        </w:rPr>
+        <w:t xml:space="preserve">        {</w:t>
+      </w:r>
+    </w:p>
+    <w:p>
+      <w:pPr>
+        <w:pStyle w:val="NormalWeb"/>
+        <w:shd w:val="clear" w:color="auto" w:fill="FFFFFF"/>
+        <w:spacing w:before="180" w:after="180"/>
+        <w:ind w:left="720"/>
+        <w:rPr>
+          <w:rFonts w:ascii="Helveti new" w:hAnsi="Helveti new"/>
+          <w:color w:val="2D3B45"/>
+          <w:sz w:val="22"/>
+          <w:szCs w:val="22"/>
+        </w:rPr>
+      </w:pPr>
+      <w:r>
+        <w:rPr>
+          <w:rFonts w:ascii="Helveti new" w:hAnsi="Helveti new"/>
+          <w:color w:val="2D3B45"/>
+          <w:sz w:val="22"/>
+          <w:szCs w:val="22"/>
+        </w:rPr>
+        <w:t xml:space="preserve">            InitializeComponent();</w:t>
+      </w:r>
+    </w:p>
+    <w:p>
+      <w:pPr>
+        <w:pStyle w:val="NormalWeb"/>
+        <w:shd w:val="clear" w:color="auto" w:fill="FFFFFF"/>
+        <w:spacing w:before="180" w:after="180"/>
+        <w:ind w:left="720"/>
+        <w:rPr>
+          <w:rFonts w:ascii="Helveti new" w:hAnsi="Helveti new"/>
+          <w:color w:val="2D3B45"/>
+          <w:sz w:val="22"/>
+          <w:szCs w:val="22"/>
+        </w:rPr>
+      </w:pPr>
+      <w:r>
+        <w:rPr>
+          <w:rFonts w:ascii="Helveti new" w:hAnsi="Helveti new"/>
+          <w:color w:val="2D3B45"/>
+          <w:sz w:val="22"/>
+          <w:szCs w:val="22"/>
+        </w:rPr>
+        <w:t xml:space="preserve">        }</w:t>
+      </w:r>
+    </w:p>
+    <w:p>
+      <w:pPr>
+        <w:pStyle w:val="NormalWeb"/>
+        <w:shd w:val="clear" w:color="auto" w:fill="FFFFFF"/>
+        <w:spacing w:before="180" w:after="180"/>
+        <w:ind w:left="720"/>
+        <w:rPr>
+          <w:rFonts w:ascii="Helveti new" w:hAnsi="Helveti new"/>
+          <w:color w:val="2D3B45"/>
+          <w:sz w:val="22"/>
+          <w:szCs w:val="22"/>
+        </w:rPr>
+      </w:pPr>
+    </w:p>
+    <w:p>
+      <w:pPr>
+        <w:pStyle w:val="NormalWeb"/>
+        <w:shd w:val="clear" w:color="auto" w:fill="FFFFFF"/>
+        <w:spacing w:before="180" w:after="180"/>
+        <w:ind w:left="720"/>
+        <w:rPr>
+          <w:rFonts w:ascii="Helveti new" w:hAnsi="Helveti new"/>
+          <w:color w:val="2D3B45"/>
+          <w:sz w:val="22"/>
+          <w:szCs w:val="22"/>
+        </w:rPr>
+      </w:pPr>
+      <w:r>
+        <w:rPr>
+          <w:rFonts w:ascii="Helveti new" w:hAnsi="Helveti new"/>
+          <w:color w:val="2D3B45"/>
+          <w:sz w:val="22"/>
+          <w:szCs w:val="22"/>
+        </w:rPr>
+        <w:t xml:space="preserve">        private void sub_Click(object sender, EventArgs e)</w:t>
+      </w:r>
+    </w:p>
+    <w:p>
+      <w:pPr>
+        <w:pStyle w:val="NormalWeb"/>
+        <w:shd w:val="clear" w:color="auto" w:fill="FFFFFF"/>
+        <w:spacing w:before="180" w:after="180"/>
+        <w:ind w:left="720"/>
+        <w:rPr>
+          <w:rFonts w:ascii="Helveti new" w:hAnsi="Helveti new"/>
+          <w:color w:val="2D3B45"/>
+          <w:sz w:val="22"/>
+          <w:szCs w:val="22"/>
+        </w:rPr>
+      </w:pPr>
+      <w:r>
+        <w:rPr>
+          <w:rFonts w:ascii="Helveti new" w:hAnsi="Helveti new"/>
+          <w:color w:val="2D3B45"/>
+          <w:sz w:val="22"/>
+          <w:szCs w:val="22"/>
+        </w:rPr>
+        <w:t xml:space="preserve">        {</w:t>
+      </w:r>
+    </w:p>
+    <w:p>
+      <w:pPr>
+        <w:pStyle w:val="NormalWeb"/>
+        <w:shd w:val="clear" w:color="auto" w:fill="FFFFFF"/>
+        <w:spacing w:before="180" w:after="180"/>
+        <w:ind w:left="720"/>
+        <w:rPr>
+          <w:rFonts w:ascii="Helveti new" w:hAnsi="Helveti new"/>
+          <w:color w:val="2D3B45"/>
+          <w:sz w:val="22"/>
+          <w:szCs w:val="22"/>
+        </w:rPr>
+      </w:pPr>
+      <w:r>
+        <w:rPr>
+          <w:rFonts w:ascii="Helveti new" w:hAnsi="Helveti new"/>
+          <w:color w:val="2D3B45"/>
+          <w:sz w:val="22"/>
+          <w:szCs w:val="22"/>
+        </w:rPr>
+        <w:t xml:space="preserve">            display.Visible = true;</w:t>
+      </w:r>
+    </w:p>
+    <w:p>
+      <w:pPr>
+        <w:pStyle w:val="NormalWeb"/>
+        <w:shd w:val="clear" w:color="auto" w:fill="FFFFFF"/>
+        <w:spacing w:before="180" w:after="180"/>
+        <w:ind w:left="720"/>
+        <w:rPr>
+          <w:rFonts w:ascii="Helveti new" w:hAnsi="Helveti new"/>
+          <w:color w:val="2D3B45"/>
+          <w:sz w:val="22"/>
+          <w:szCs w:val="22"/>
+        </w:rPr>
+      </w:pPr>
+      <w:r>
+        <w:rPr>
+          <w:rFonts w:ascii="Helveti new" w:hAnsi="Helveti new"/>
+          <w:color w:val="2D3B45"/>
+          <w:sz w:val="22"/>
+          <w:szCs w:val="22"/>
+        </w:rPr>
+        <w:t xml:space="preserve">            display.Text = numeric.Text + "\n" + upper.Text + "\n" + characters.Text;</w:t>
+      </w:r>
+    </w:p>
+    <w:p>
+      <w:pPr>
+        <w:pStyle w:val="NormalWeb"/>
+        <w:shd w:val="clear" w:color="auto" w:fill="FFFFFF"/>
+        <w:spacing w:before="180" w:after="180"/>
+        <w:ind w:left="720"/>
+        <w:rPr>
+          <w:rFonts w:ascii="Helveti new" w:hAnsi="Helveti new"/>
+          <w:color w:val="2D3B45"/>
+          <w:sz w:val="22"/>
+          <w:szCs w:val="22"/>
+        </w:rPr>
+      </w:pPr>
+    </w:p>
+    <w:p>
+      <w:pPr>
+        <w:pStyle w:val="NormalWeb"/>
+        <w:shd w:val="clear" w:color="auto" w:fill="FFFFFF"/>
+        <w:spacing w:before="180" w:after="180"/>
+        <w:ind w:left="720"/>
+        <w:rPr>
+          <w:rFonts w:ascii="Helveti new" w:hAnsi="Helveti new"/>
+          <w:color w:val="2D3B45"/>
+          <w:sz w:val="22"/>
+          <w:szCs w:val="22"/>
+        </w:rPr>
+      </w:pPr>
+      <w:r>
+        <w:rPr>
+          <w:rFonts w:ascii="Helveti new" w:hAnsi="Helveti new"/>
+          <w:color w:val="2D3B45"/>
+          <w:sz w:val="22"/>
+          <w:szCs w:val="22"/>
+        </w:rPr>
+        <w:t xml:space="preserve">        }</w:t>
+      </w:r>
+    </w:p>
+    <w:p>
+      <w:pPr>
+        <w:pStyle w:val="NormalWeb"/>
+        <w:shd w:val="clear" w:color="auto" w:fill="FFFFFF"/>
+        <w:spacing w:before="180" w:after="180"/>
+        <w:ind w:left="720"/>
+        <w:rPr>
+          <w:rFonts w:ascii="Helveti new" w:hAnsi="Helveti new"/>
+          <w:color w:val="2D3B45"/>
+          <w:sz w:val="22"/>
+          <w:szCs w:val="22"/>
+        </w:rPr>
+      </w:pPr>
+    </w:p>
+    <w:p>
+      <w:pPr>
+        <w:pStyle w:val="NormalWeb"/>
+        <w:shd w:val="clear" w:color="auto" w:fill="FFFFFF"/>
+        <w:spacing w:before="180" w:after="180"/>
+        <w:ind w:left="720"/>
+        <w:rPr>
+          <w:rFonts w:ascii="Helveti new" w:hAnsi="Helveti new"/>
+          <w:color w:val="2D3B45"/>
+          <w:sz w:val="22"/>
+          <w:szCs w:val="22"/>
+        </w:rPr>
+      </w:pPr>
+      <w:r>
+        <w:rPr>
+          <w:rFonts w:ascii="Helveti new" w:hAnsi="Helveti new"/>
+          <w:color w:val="2D3B45"/>
+          <w:sz w:val="22"/>
+          <w:szCs w:val="22"/>
+        </w:rPr>
+        <w:t xml:space="preserve">        private void upperkey(object sender, KeyPressEventArgs e)</w:t>
+      </w:r>
+    </w:p>
+    <w:p>
+      <w:pPr>
+        <w:pStyle w:val="NormalWeb"/>
+        <w:shd w:val="clear" w:color="auto" w:fill="FFFFFF"/>
+        <w:spacing w:before="180" w:after="180"/>
+        <w:ind w:left="720"/>
+        <w:rPr>
+          <w:rFonts w:ascii="Helveti new" w:hAnsi="Helveti new"/>
+          <w:color w:val="2D3B45"/>
+          <w:sz w:val="22"/>
+          <w:szCs w:val="22"/>
+        </w:rPr>
+      </w:pPr>
+      <w:r>
+        <w:rPr>
+          <w:rFonts w:ascii="Helveti new" w:hAnsi="Helveti new"/>
+          <w:color w:val="2D3B45"/>
+          <w:sz w:val="22"/>
+          <w:szCs w:val="22"/>
+        </w:rPr>
+        <w:t xml:space="preserve">        {</w:t>
+      </w:r>
+    </w:p>
+    <w:p>
+      <w:pPr>
+        <w:pStyle w:val="NormalWeb"/>
+        <w:shd w:val="clear" w:color="auto" w:fill="FFFFFF"/>
+        <w:spacing w:before="180" w:after="180"/>
+        <w:ind w:left="720"/>
+        <w:rPr>
+          <w:rFonts w:ascii="Helveti new" w:hAnsi="Helveti new"/>
+          <w:color w:val="2D3B45"/>
+          <w:sz w:val="22"/>
+          <w:szCs w:val="22"/>
+        </w:rPr>
+      </w:pPr>
+      <w:r>
+        <w:rPr>
+          <w:rFonts w:ascii="Helveti new" w:hAnsi="Helveti new"/>
+          <w:color w:val="2D3B45"/>
+          <w:sz w:val="22"/>
+          <w:szCs w:val="22"/>
+        </w:rPr>
+        <w:t xml:space="preserve">            if (!char.IsUpper(e.KeyChar) &amp;&amp; !char.IsControl(e.KeyChar))</w:t>
+      </w:r>
+    </w:p>
+    <w:p>
+      <w:pPr>
+        <w:pStyle w:val="NormalWeb"/>
+        <w:shd w:val="clear" w:color="auto" w:fill="FFFFFF"/>
+        <w:spacing w:before="180" w:after="180"/>
+        <w:ind w:left="720"/>
+        <w:rPr>
+          <w:rFonts w:ascii="Helveti new" w:hAnsi="Helveti new"/>
+          <w:color w:val="2D3B45"/>
+          <w:sz w:val="22"/>
+          <w:szCs w:val="22"/>
+        </w:rPr>
+      </w:pPr>
+      <w:r>
+        <w:rPr>
+          <w:rFonts w:ascii="Helveti new" w:hAnsi="Helveti new"/>
+          <w:color w:val="2D3B45"/>
+          <w:sz w:val="22"/>
+          <w:szCs w:val="22"/>
+        </w:rPr>
+        <w:t xml:space="preserve">            {</w:t>
+      </w:r>
+    </w:p>
+    <w:p>
+      <w:pPr>
+        <w:pStyle w:val="NormalWeb"/>
+        <w:shd w:val="clear" w:color="auto" w:fill="FFFFFF"/>
+        <w:spacing w:before="180" w:after="180"/>
+        <w:ind w:left="720"/>
+        <w:rPr>
+          <w:rFonts w:ascii="Helveti new" w:hAnsi="Helveti new"/>
+          <w:color w:val="2D3B45"/>
+          <w:sz w:val="22"/>
+          <w:szCs w:val="22"/>
+        </w:rPr>
+      </w:pPr>
+      <w:r>
+        <w:rPr>
+          <w:rFonts w:ascii="Helveti new" w:hAnsi="Helveti new"/>
+          <w:color w:val="2D3B45"/>
+          <w:sz w:val="22"/>
+          <w:szCs w:val="22"/>
+        </w:rPr>
+        <w:t xml:space="preserve">                e.Handled = true;</w:t>
+      </w:r>
+    </w:p>
+    <w:p>
+      <w:pPr>
+        <w:pStyle w:val="NormalWeb"/>
+        <w:shd w:val="clear" w:color="auto" w:fill="FFFFFF"/>
+        <w:spacing w:before="180" w:after="180"/>
+        <w:ind w:left="720"/>
+        <w:rPr>
+          <w:rFonts w:ascii="Helveti new" w:hAnsi="Helveti new"/>
+          <w:color w:val="2D3B45"/>
+          <w:sz w:val="22"/>
+          <w:szCs w:val="22"/>
+        </w:rPr>
+      </w:pPr>
+      <w:r>
+        <w:rPr>
+          <w:rFonts w:ascii="Helveti new" w:hAnsi="Helveti new"/>
+          <w:color w:val="2D3B45"/>
+          <w:sz w:val="22"/>
+          <w:szCs w:val="22"/>
+        </w:rPr>
+        <w:t xml:space="preserve">            }</w:t>
+      </w:r>
+    </w:p>
+    <w:p>
+      <w:pPr>
+        <w:pStyle w:val="NormalWeb"/>
+        <w:shd w:val="clear" w:color="auto" w:fill="FFFFFF"/>
+        <w:spacing w:before="180" w:after="180"/>
+        <w:ind w:left="720"/>
+        <w:rPr>
+          <w:rFonts w:ascii="Helveti new" w:hAnsi="Helveti new"/>
+          <w:color w:val="2D3B45"/>
+          <w:sz w:val="22"/>
+          <w:szCs w:val="22"/>
+        </w:rPr>
+      </w:pPr>
+      <w:r>
+        <w:rPr>
+          <w:rFonts w:ascii="Helveti new" w:hAnsi="Helveti new"/>
+          <w:color w:val="2D3B45"/>
+          <w:sz w:val="22"/>
+          <w:szCs w:val="22"/>
+        </w:rPr>
+        <w:t xml:space="preserve">        }</w:t>
+      </w:r>
+    </w:p>
+    <w:p>
+      <w:pPr>
+        <w:pStyle w:val="NormalWeb"/>
+        <w:shd w:val="clear" w:color="auto" w:fill="FFFFFF"/>
+        <w:spacing w:before="180" w:after="180"/>
+        <w:ind w:left="720"/>
+        <w:rPr>
+          <w:rFonts w:ascii="Helveti new" w:hAnsi="Helveti new"/>
+          <w:color w:val="2D3B45"/>
+          <w:sz w:val="22"/>
+          <w:szCs w:val="22"/>
+        </w:rPr>
+      </w:pPr>
+    </w:p>
+    <w:p>
+      <w:pPr>
+        <w:pStyle w:val="NormalWeb"/>
+        <w:shd w:val="clear" w:color="auto" w:fill="FFFFFF"/>
+        <w:spacing w:before="180" w:after="180"/>
+        <w:ind w:left="720"/>
+        <w:rPr>
+          <w:rFonts w:ascii="Helveti new" w:hAnsi="Helveti new"/>
+          <w:color w:val="2D3B45"/>
+          <w:sz w:val="22"/>
+          <w:szCs w:val="22"/>
+        </w:rPr>
+      </w:pPr>
+      <w:r>
+        <w:rPr>
+          <w:rFonts w:ascii="Helveti new" w:hAnsi="Helveti new"/>
+          <w:color w:val="2D3B45"/>
+          <w:sz w:val="22"/>
+          <w:szCs w:val="22"/>
+        </w:rPr>
+        <w:t xml:space="preserve">        private void numkey(object sender, KeyPressEventArgs e)</w:t>
+      </w:r>
+    </w:p>
+    <w:p>
+      <w:pPr>
+        <w:pStyle w:val="NormalWeb"/>
+        <w:shd w:val="clear" w:color="auto" w:fill="FFFFFF"/>
+        <w:spacing w:before="180" w:after="180"/>
+        <w:ind w:left="720"/>
+        <w:rPr>
+          <w:rFonts w:ascii="Helveti new" w:hAnsi="Helveti new"/>
+          <w:color w:val="2D3B45"/>
+          <w:sz w:val="22"/>
+          <w:szCs w:val="22"/>
+        </w:rPr>
+      </w:pPr>
+      <w:r>
+        <w:rPr>
+          <w:rFonts w:ascii="Helveti new" w:hAnsi="Helveti new"/>
+          <w:color w:val="2D3B45"/>
+          <w:sz w:val="22"/>
+          <w:szCs w:val="22"/>
+        </w:rPr>
+        <w:t xml:space="preserve">        {</w:t>
+      </w:r>
+    </w:p>
+    <w:p>
+      <w:pPr>
+        <w:pStyle w:val="NormalWeb"/>
+        <w:shd w:val="clear" w:color="auto" w:fill="FFFFFF"/>
+        <w:spacing w:before="180" w:after="180"/>
+        <w:ind w:left="720"/>
+        <w:rPr>
+          <w:rFonts w:ascii="Helveti new" w:hAnsi="Helveti new"/>
+          <w:color w:val="2D3B45"/>
+          <w:sz w:val="22"/>
+          <w:szCs w:val="22"/>
+        </w:rPr>
+      </w:pPr>
+      <w:r>
+        <w:rPr>
+          <w:rFonts w:ascii="Helveti new" w:hAnsi="Helveti new"/>
+          <w:color w:val="2D3B45"/>
+          <w:sz w:val="22"/>
+          <w:szCs w:val="22"/>
+        </w:rPr>
+        <w:t xml:space="preserve">            if (!char.IsDigit(e.KeyChar) &amp;&amp; !char.IsControl(e.KeyChar))</w:t>
+      </w:r>
+    </w:p>
+    <w:p>
+      <w:pPr>
+        <w:pStyle w:val="NormalWeb"/>
+        <w:shd w:val="clear" w:color="auto" w:fill="FFFFFF"/>
+        <w:spacing w:before="180" w:after="180"/>
+        <w:ind w:left="720"/>
+        <w:rPr>
+          <w:rFonts w:ascii="Helveti new" w:hAnsi="Helveti new"/>
+          <w:color w:val="2D3B45"/>
+          <w:sz w:val="22"/>
+          <w:szCs w:val="22"/>
+        </w:rPr>
+      </w:pPr>
+      <w:r>
+        <w:rPr>
+          <w:rFonts w:ascii="Helveti new" w:hAnsi="Helveti new"/>
+          <w:color w:val="2D3B45"/>
+          <w:sz w:val="22"/>
+          <w:szCs w:val="22"/>
+        </w:rPr>
+        <w:t xml:space="preserve">            {</w:t>
+      </w:r>
+    </w:p>
+    <w:p>
+      <w:pPr>
+        <w:pStyle w:val="NormalWeb"/>
+        <w:shd w:val="clear" w:color="auto" w:fill="FFFFFF"/>
+        <w:spacing w:before="180" w:after="180"/>
+        <w:ind w:left="720"/>
+        <w:rPr>
+          <w:rFonts w:ascii="Helveti new" w:hAnsi="Helveti new"/>
+          <w:color w:val="2D3B45"/>
+          <w:sz w:val="22"/>
+          <w:szCs w:val="22"/>
+        </w:rPr>
+      </w:pPr>
+      <w:r>
+        <w:rPr>
+          <w:rFonts w:ascii="Helveti new" w:hAnsi="Helveti new"/>
+          <w:color w:val="2D3B45"/>
+          <w:sz w:val="22"/>
+          <w:szCs w:val="22"/>
+        </w:rPr>
+        <w:t xml:space="preserve">                e.Handled = true;</w:t>
+      </w:r>
+    </w:p>
+    <w:p>
+      <w:pPr>
+        <w:pStyle w:val="NormalWeb"/>
+        <w:shd w:val="clear" w:color="auto" w:fill="FFFFFF"/>
+        <w:spacing w:before="180" w:after="180"/>
+        <w:ind w:left="720"/>
+        <w:rPr>
+          <w:rFonts w:ascii="Helveti new" w:hAnsi="Helveti new"/>
+          <w:color w:val="2D3B45"/>
+          <w:sz w:val="22"/>
+          <w:szCs w:val="22"/>
+        </w:rPr>
+      </w:pPr>
+      <w:r>
+        <w:rPr>
+          <w:rFonts w:ascii="Helveti new" w:hAnsi="Helveti new"/>
+          <w:color w:val="2D3B45"/>
+          <w:sz w:val="22"/>
+          <w:szCs w:val="22"/>
+        </w:rPr>
+        <w:t xml:space="preserve">            }</w:t>
+      </w:r>
+    </w:p>
+    <w:p>
+      <w:pPr>
+        <w:pStyle w:val="NormalWeb"/>
+        <w:shd w:val="clear" w:color="auto" w:fill="FFFFFF"/>
+        <w:spacing w:before="180" w:after="180"/>
+        <w:ind w:left="720"/>
+        <w:rPr>
+          <w:rFonts w:ascii="Helveti new" w:hAnsi="Helveti new"/>
+          <w:color w:val="2D3B45"/>
+          <w:sz w:val="22"/>
+          <w:szCs w:val="22"/>
+        </w:rPr>
+      </w:pPr>
+      <w:r>
+        <w:rPr>
+          <w:rFonts w:ascii="Helveti new" w:hAnsi="Helveti new"/>
+          <w:color w:val="2D3B45"/>
+          <w:sz w:val="22"/>
+          <w:szCs w:val="22"/>
+        </w:rPr>
+        <w:t xml:space="preserve">        }</w:t>
+      </w:r>
+    </w:p>
+    <w:p>
+      <w:pPr>
+        <w:pStyle w:val="NormalWeb"/>
+        <w:shd w:val="clear" w:color="auto" w:fill="FFFFFF"/>
+        <w:spacing w:before="180" w:after="180"/>
+        <w:ind w:left="720"/>
+        <w:rPr>
+          <w:rFonts w:ascii="Helveti new" w:hAnsi="Helveti new"/>
+          <w:color w:val="2D3B45"/>
+          <w:sz w:val="22"/>
+          <w:szCs w:val="22"/>
+        </w:rPr>
+      </w:pPr>
+    </w:p>
+    <w:p>
+      <w:pPr>
+        <w:pStyle w:val="NormalWeb"/>
+        <w:shd w:val="clear" w:color="auto" w:fill="FFFFFF"/>
+        <w:spacing w:before="180" w:after="180"/>
+        <w:ind w:left="720"/>
+        <w:rPr>
+          <w:rFonts w:ascii="Helveti new" w:hAnsi="Helveti new"/>
+          <w:color w:val="2D3B45"/>
+          <w:sz w:val="22"/>
+          <w:szCs w:val="22"/>
+        </w:rPr>
+      </w:pPr>
+      <w:r>
+        <w:rPr>
+          <w:rFonts w:ascii="Helveti new" w:hAnsi="Helveti new"/>
+          <w:color w:val="2D3B45"/>
+          <w:sz w:val="22"/>
+          <w:szCs w:val="22"/>
+        </w:rPr>
+        <w:t xml:space="preserve">        private void charonly(object sender, KeyPressEventArgs e)</w:t>
+      </w:r>
+    </w:p>
+    <w:p>
+      <w:pPr>
+        <w:pStyle w:val="NormalWeb"/>
+        <w:shd w:val="clear" w:color="auto" w:fill="FFFFFF"/>
+        <w:spacing w:before="180" w:after="180"/>
+        <w:ind w:left="720"/>
+        <w:rPr>
+          <w:rFonts w:ascii="Helveti new" w:hAnsi="Helveti new"/>
+          <w:color w:val="2D3B45"/>
+          <w:sz w:val="22"/>
+          <w:szCs w:val="22"/>
+        </w:rPr>
+      </w:pPr>
+      <w:r>
+        <w:rPr>
+          <w:rFonts w:ascii="Helveti new" w:hAnsi="Helveti new"/>
+          <w:color w:val="2D3B45"/>
+          <w:sz w:val="22"/>
+          <w:szCs w:val="22"/>
+        </w:rPr>
+        <w:t xml:space="preserve">        {</w:t>
+      </w:r>
+    </w:p>
+    <w:p>
+      <w:pPr>
+        <w:pStyle w:val="NormalWeb"/>
+        <w:shd w:val="clear" w:color="auto" w:fill="FFFFFF"/>
+        <w:spacing w:before="180" w:after="180"/>
+        <w:ind w:left="720"/>
+        <w:rPr>
+          <w:rFonts w:ascii="Helveti new" w:hAnsi="Helveti new"/>
+          <w:color w:val="2D3B45"/>
+          <w:sz w:val="22"/>
+          <w:szCs w:val="22"/>
+        </w:rPr>
+      </w:pPr>
+      <w:r>
+        <w:rPr>
+          <w:rFonts w:ascii="Helveti new" w:hAnsi="Helveti new"/>
+          <w:color w:val="2D3B45"/>
+          <w:sz w:val="22"/>
+          <w:szCs w:val="22"/>
+        </w:rPr>
+        <w:t xml:space="preserve">            if (!char.IsLetter(e.KeyChar) &amp;&amp; !char.IsControl(e.KeyChar))</w:t>
+      </w:r>
+    </w:p>
+    <w:p>
+      <w:pPr>
+        <w:pStyle w:val="NormalWeb"/>
+        <w:shd w:val="clear" w:color="auto" w:fill="FFFFFF"/>
+        <w:spacing w:before="180" w:after="180"/>
+        <w:ind w:left="720"/>
+        <w:rPr>
+          <w:rFonts w:ascii="Helveti new" w:hAnsi="Helveti new"/>
+          <w:color w:val="2D3B45"/>
+          <w:sz w:val="22"/>
+          <w:szCs w:val="22"/>
+        </w:rPr>
+      </w:pPr>
+      <w:r>
+        <w:rPr>
+          <w:rFonts w:ascii="Helveti new" w:hAnsi="Helveti new"/>
+          <w:color w:val="2D3B45"/>
+          <w:sz w:val="22"/>
+          <w:szCs w:val="22"/>
+        </w:rPr>
+        <w:t xml:space="preserve">            {</w:t>
+      </w:r>
+    </w:p>
+    <w:p>
+      <w:pPr>
+        <w:pStyle w:val="NormalWeb"/>
+        <w:shd w:val="clear" w:color="auto" w:fill="FFFFFF"/>
+        <w:spacing w:before="180" w:after="180"/>
+        <w:ind w:left="720"/>
+        <w:rPr>
+          <w:rFonts w:ascii="Helveti new" w:hAnsi="Helveti new"/>
+          <w:color w:val="2D3B45"/>
+          <w:sz w:val="22"/>
+          <w:szCs w:val="22"/>
+        </w:rPr>
+      </w:pPr>
+      <w:r>
+        <w:rPr>
+          <w:rFonts w:ascii="Helveti new" w:hAnsi="Helveti new"/>
+          <w:color w:val="2D3B45"/>
+          <w:sz w:val="22"/>
+          <w:szCs w:val="22"/>
+        </w:rPr>
+        <w:t xml:space="preserve">                e.Handled = true;</w:t>
+      </w:r>
+    </w:p>
+    <w:p>
+      <w:pPr>
+        <w:pStyle w:val="NormalWeb"/>
+        <w:shd w:val="clear" w:color="auto" w:fill="FFFFFF"/>
+        <w:spacing w:before="180" w:after="180"/>
+        <w:ind w:left="720"/>
+        <w:rPr>
+          <w:rFonts w:ascii="Helveti new" w:hAnsi="Helveti new"/>
+          <w:color w:val="2D3B45"/>
+          <w:sz w:val="22"/>
+          <w:szCs w:val="22"/>
+        </w:rPr>
+      </w:pPr>
+      <w:r>
+        <w:rPr>
+          <w:rFonts w:ascii="Helveti new" w:hAnsi="Helveti new"/>
+          <w:color w:val="2D3B45"/>
+          <w:sz w:val="22"/>
+          <w:szCs w:val="22"/>
+        </w:rPr>
+        <w:t xml:space="preserve">            }</w:t>
+      </w:r>
+    </w:p>
+    <w:p>
+      <w:pPr>
+        <w:pStyle w:val="NormalWeb"/>
+        <w:shd w:val="clear" w:color="auto" w:fill="FFFFFF"/>
+        <w:spacing w:before="180" w:after="180"/>
+        <w:ind w:left="720"/>
+        <w:rPr>
+          <w:rFonts w:ascii="Helveti new" w:hAnsi="Helveti new"/>
+          <w:color w:val="2D3B45"/>
+          <w:sz w:val="22"/>
+          <w:szCs w:val="22"/>
+        </w:rPr>
+      </w:pPr>
+      <w:r>
+        <w:rPr>
+          <w:rFonts w:ascii="Helveti new" w:hAnsi="Helveti new"/>
+          <w:color w:val="2D3B45"/>
+          <w:sz w:val="22"/>
+          <w:szCs w:val="22"/>
+        </w:rPr>
+        <w:t xml:space="preserve">        }</w:t>
+      </w:r>
+    </w:p>
+    <w:p>
+      <w:pPr>
+        <w:pStyle w:val="NormalWeb"/>
+        <w:shd w:val="clear" w:color="auto" w:fill="FFFFFF"/>
+        <w:spacing w:before="180" w:after="180"/>
+        <w:ind w:left="720"/>
+        <w:rPr>
+          <w:rFonts w:ascii="Helveti new" w:hAnsi="Helveti new"/>
+          <w:color w:val="2D3B45"/>
+          <w:sz w:val="22"/>
+          <w:szCs w:val="22"/>
+        </w:rPr>
+      </w:pPr>
+    </w:p>
+    <w:p>
+      <w:pPr>
+        <w:pStyle w:val="NormalWeb"/>
+        <w:shd w:val="clear" w:color="auto" w:fill="FFFFFF"/>
+        <w:spacing w:before="180" w:after="180"/>
+        <w:ind w:left="720"/>
+        <w:rPr>
+          <w:rFonts w:ascii="Helveti new" w:hAnsi="Helveti new"/>
+          <w:color w:val="2D3B45"/>
+          <w:sz w:val="22"/>
+          <w:szCs w:val="22"/>
+        </w:rPr>
+      </w:pPr>
+      <w:r>
+        <w:rPr>
+          <w:rFonts w:ascii="Helveti new" w:hAnsi="Helveti new"/>
+          <w:color w:val="2D3B45"/>
+          <w:sz w:val="22"/>
+          <w:szCs w:val="22"/>
+        </w:rPr>
+        <w:t xml:space="preserve">        private void characters_TextChanged(object sender, EventArgs e)</w:t>
+      </w:r>
+    </w:p>
+    <w:p>
+      <w:pPr>
+        <w:pStyle w:val="NormalWeb"/>
+        <w:shd w:val="clear" w:color="auto" w:fill="FFFFFF"/>
+        <w:spacing w:before="180" w:after="180"/>
+        <w:ind w:left="720"/>
+        <w:rPr>
+          <w:rFonts w:ascii="Helveti new" w:hAnsi="Helveti new"/>
+          <w:color w:val="2D3B45"/>
+          <w:sz w:val="22"/>
+          <w:szCs w:val="22"/>
+        </w:rPr>
+      </w:pPr>
+      <w:r>
+        <w:rPr>
+          <w:rFonts w:ascii="Helveti new" w:hAnsi="Helveti new"/>
+          <w:color w:val="2D3B45"/>
+          <w:sz w:val="22"/>
+          <w:szCs w:val="22"/>
+        </w:rPr>
+        <w:t xml:space="preserve">        {</w:t>
+      </w:r>
+    </w:p>
+    <w:p>
+      <w:pPr>
+        <w:pStyle w:val="NormalWeb"/>
+        <w:shd w:val="clear" w:color="auto" w:fill="FFFFFF"/>
+        <w:spacing w:before="180" w:after="180"/>
+        <w:ind w:left="720"/>
+        <w:rPr>
+          <w:rFonts w:ascii="Helveti new" w:hAnsi="Helveti new"/>
+          <w:color w:val="2D3B45"/>
+          <w:sz w:val="22"/>
+          <w:szCs w:val="22"/>
+        </w:rPr>
+      </w:pPr>
+    </w:p>
+    <w:p>
+      <w:pPr>
+        <w:pStyle w:val="NormalWeb"/>
+        <w:shd w:val="clear" w:color="auto" w:fill="FFFFFF"/>
+        <w:spacing w:before="180" w:after="180"/>
+        <w:ind w:left="720"/>
+        <w:rPr>
+          <w:rFonts w:ascii="Helveti new" w:hAnsi="Helveti new"/>
+          <w:color w:val="2D3B45"/>
+          <w:sz w:val="22"/>
+          <w:szCs w:val="22"/>
+        </w:rPr>
+      </w:pPr>
+      <w:r>
+        <w:rPr>
+          <w:rFonts w:ascii="Helveti new" w:hAnsi="Helveti new"/>
+          <w:color w:val="2D3B45"/>
+          <w:sz w:val="22"/>
+          <w:szCs w:val="22"/>
+        </w:rPr>
+        <w:t xml:space="preserve">        }</w:t>
+      </w:r>
+    </w:p>
+    <w:p>
+      <w:pPr>
+        <w:pStyle w:val="NormalWeb"/>
+        <w:shd w:val="clear" w:color="auto" w:fill="FFFFFF"/>
+        <w:spacing w:before="180" w:after="180"/>
+        <w:ind w:left="720"/>
+        <w:rPr>
+          <w:rFonts w:ascii="Helveti new" w:hAnsi="Helveti new"/>
+          <w:color w:val="2D3B45"/>
+          <w:sz w:val="22"/>
+          <w:szCs w:val="22"/>
+        </w:rPr>
+      </w:pPr>
+      <w:r>
+        <w:rPr>
+          <w:rFonts w:ascii="Helveti new" w:hAnsi="Helveti new"/>
+          <w:color w:val="2D3B45"/>
+          <w:sz w:val="22"/>
+          <w:szCs w:val="22"/>
+        </w:rPr>
+        <w:t xml:space="preserve">    }</w:t>
       </w:r>
     </w:p>
     <w:p>
@@ -187,41 +4423,31 @@
         <w:rPr>
           <w:rFonts w:ascii="Helveti new" w:hAnsi="Helveti new"/>
           <w:color w:val="2D3B45"/>
-        </w:rPr>
-      </w:pPr>
-    </w:p>
-    <w:p>
-      <w:pPr>
-        <w:pStyle w:val="NormalWeb"/>
-        <w:numPr>
-          <w:ilvl w:val="0"/>
-          <w:numId w:val="1"/>
-        </w:numPr>
+          <w:sz w:val="22"/>
+          <w:szCs w:val="22"/>
+        </w:rPr>
+      </w:pPr>
+      <w:r>
+        <w:rPr>
+          <w:rFonts w:ascii="Helveti new" w:hAnsi="Helveti new"/>
+          <w:color w:val="2D3B45"/>
+          <w:sz w:val="22"/>
+          <w:szCs w:val="22"/>
+        </w:rPr>
+        <w:t>}</w:t>
+      </w:r>
+    </w:p>
+    <w:p>
+      <w:pPr>
+        <w:pStyle w:val="NormalWeb"/>
         <w:shd w:val="clear" w:color="auto" w:fill="FFFFFF"/>
         <w:spacing w:before="180" w:beforeAutospacing="0" w:after="180" w:afterAutospacing="0"/>
-        <w:rPr>
-          <w:rStyle w:val="Strong"/>
-          <w:rFonts w:ascii="Helveti new" w:hAnsi="Helveti new"/>
-          <w:b w:val="0"/>
-          <w:bCs w:val="0"/>
-          <w:color w:val="2D3B45"/>
-        </w:rPr>
-      </w:pPr>
-      <w:r>
-        <w:rPr>
-          <w:rStyle w:val="Strong"/>
-          <w:rFonts w:ascii="Helveti new" w:hAnsi="Helveti new"/>
-          <w:color w:val="2D3B45"/>
-        </w:rPr>
-        <w:t>Design a form like below. When user click on Answer button, selected operation performed on given two numbers and answer is displayed on as shown.</w:t>
-      </w:r>
-    </w:p>
-    <w:p>
-      <w:pPr>
-        <w:pStyle w:val="ListParagraph"/>
-        <w:rPr>
-          <w:rFonts w:ascii="Helveti new" w:hAnsi="Helveti new"/>
-          <w:color w:val="2D3B45"/>
+        <w:ind w:left="720"/>
+        <w:rPr>
+          <w:rFonts w:ascii="Helveti new" w:hAnsi="Helveti new"/>
+          <w:color w:val="2D3B45"/>
+          <w:sz w:val="22"/>
+          <w:szCs w:val="22"/>
         </w:rPr>
       </w:pPr>
     </w:p>
@@ -233,13 +4459,85 @@
         <w:ind w:left="720"/>
         <w:rPr>
           <w:rFonts w:ascii="Helveti new" w:hAnsi="Helveti new"/>
-          <w:color w:val="2D3B45"/>
-        </w:rPr>
-      </w:pPr>
+          <w:b/>
+          <w:bCs/>
+          <w:color w:val="2D3B45"/>
+          <w:u w:val="single"/>
+        </w:rPr>
+      </w:pPr>
+      <w:r>
+        <w:rPr>
+          <w:rFonts w:ascii="Helveti new" w:hAnsi="Helveti new"/>
+          <w:b/>
+          <w:bCs/>
+          <w:color w:val="2D3B45"/>
+          <w:u w:val="single"/>
+        </w:rPr>
+        <w:t>Output:-</w:t>
+      </w:r>
+    </w:p>
+    <w:p>
+      <w:pPr>
+        <w:pStyle w:val="NormalWeb"/>
+        <w:shd w:val="clear" w:color="auto" w:fill="FFFFFF"/>
+        <w:spacing w:before="180" w:beforeAutospacing="0" w:after="180" w:afterAutospacing="0"/>
+        <w:ind w:left="720"/>
+        <w:rPr>
+          <w:rFonts w:ascii="Helveti new" w:hAnsi="Helveti new"/>
+          <w:b/>
+          <w:bCs/>
+          <w:color w:val="2D3B45"/>
+          <w:u w:val="single"/>
+        </w:rPr>
+      </w:pPr>
+      <w:r>
+        <w:rPr>
+          <w:rFonts w:ascii="Helveti new" w:hAnsi="Helveti new"/>
+          <w:b/>
+          <w:bCs/>
+          <w:color w:val="2D3B45"/>
+          <w:u w:val="single"/>
+        </w:rPr>
+        <w:drawing>
+          <wp:inline distT="0" distB="0" distL="0" distR="0" wp14:anchorId="5978AFDE" wp14:editId="05FFC0C7">
+            <wp:extent cx="3677163" cy="3334215"/>
+            <wp:effectExtent l="0" t="0" r="0" b="0"/>
+            <wp:docPr id="204718112" name="Picture 1"/>
+            <wp:cNvGraphicFramePr>
+              <a:graphicFrameLocks xmlns:a="http://schemas.openxmlformats.org/drawingml/2006/main" noChangeAspect="1"/>
+            </wp:cNvGraphicFramePr>
+            <a:graphic xmlns:a="http://schemas.openxmlformats.org/drawingml/2006/main">
+              <a:graphicData uri="http://schemas.openxmlformats.org/drawingml/2006/picture">
+                <pic:pic xmlns:pic="http://schemas.openxmlformats.org/drawingml/2006/picture">
+                  <pic:nvPicPr>
+                    <pic:cNvPr id="204718112" name=""/>
+                    <pic:cNvPicPr/>
+                  </pic:nvPicPr>
+                  <pic:blipFill>
+                    <a:blip r:embed="rId9"/>
+                    <a:stretch>
+                      <a:fillRect/>
+                    </a:stretch>
+                  </pic:blipFill>
+                  <pic:spPr>
+                    <a:xfrm>
+                      <a:off x="0" y="0"/>
+                      <a:ext cx="3677163" cy="3334215"/>
+                    </a:xfrm>
+                    <a:prstGeom prst="rect">
+                      <a:avLst/>
+                    </a:prstGeom>
+                  </pic:spPr>
+                </pic:pic>
+              </a:graphicData>
+            </a:graphic>
+          </wp:inline>
+        </w:drawing>
+      </w:r>
     </w:p>
     <w:sectPr>
-      <w:headerReference w:type="default" r:id="rId7"/>
-      <w:footerReference w:type="default" r:id="rId8"/>
+      <w:headerReference w:type="default" r:id="rId10"/>
+      <w:footerReference w:type="default" r:id="rId11"/>
       <w:pgSz w:w="11906" w:h="16838"/>
       <w:pgMar w:top="1440" w:right="1440" w:bottom="1440" w:left="1440" w:header="708" w:footer="708" w:gutter="0"/>
       <w:cols w:space="708"/>
@@ -250,7 +4548,7 @@
 </file>
 
 <file path=word/endnotes.xml><?xml version="1.0" encoding="utf-8"?>
-<w:endnotes xmlns:wpc="http://schemas.microsoft.com/office/word/2010/wordprocessingCanvas" xmlns:cx="http://schemas.microsoft.com/office/drawing/2014/chartex" xmlns:cx1="http://schemas.microsoft.com/office/drawing/2015/9/8/chartex" xmlns:cx2="http://schemas.microsoft.com/office/drawing/2015/10/21/chartex" xmlns:cx3="http://schemas.microsoft.com/office/drawing/2016/5/9/chartex" xmlns:cx4="http://schemas.microsoft.com/office/drawing/2016/5/10/chartex" xmlns:cx5="http://schemas.microsoft.com/office/drawing/2016/5/11/chartex" xmlns:cx6="http://schemas.microsoft.com/office/drawing/2016/5/12/chartex" xmlns:cx7="http://schemas.microsoft.com/office/drawing/2016/5/13/chartex" xmlns:cx8="http://schemas.microsoft.com/office/drawing/2016/5/14/chartex" xmlns:mc="http://schemas.openxmlformats.org/markup-compatibility/2006" xmlns:aink="http://schemas.microsoft.com/office/drawing/2016/ink" xmlns:am3d="http://schemas.microsoft.com/office/drawing/2017/model3d" xmlns:o="urn:schemas-microsoft-com:office:office" xmlns:oel="http://schemas.microsoft.com/office/2019/extlst" xmlns:r="http://schemas.openxmlformats.org/officeDocument/2006/relationships" xmlns:m="http://schemas.openxmlformats.org/officeDocument/2006/math" xmlns:v="urn:schemas-microsoft-com:vml" xmlns:wp14="http://schemas.microsoft.com/office/word/2010/wordprocessingDrawing" xmlns:wp="http://schemas.openxmlformats.org/drawingml/2006/wordprocessingDrawing" xmlns:w10="urn:schemas-microsoft-com:office:word" xmlns:w="http://schemas.openxmlformats.org/wordprocessingml/2006/main" xmlns:w14="http://schemas.microsoft.com/office/word/2010/wordml" xmlns:w15="http://schemas.microsoft.com/office/word/2012/wordml" xmlns:w16cex="http://schemas.microsoft.com/office/word/2018/wordml/cex" xmlns:w16cid="http://schemas.microsoft.com/office/word/2016/wordml/cid" xmlns:w16="http://schemas.microsoft.com/office/word/2018/wordml" xmlns:w16du="http://schemas.microsoft.com/office/word/2023/wordml/word16du" xmlns:w16sdtdh="http://schemas.microsoft.com/office/word/2020/wordml/sdtdatahash" xmlns:w16se="http://schemas.microsoft.com/office/word/2015/wordml/symex" xmlns:wpg="http://schemas.microsoft.com/office/word/2010/wordprocessingGroup" xmlns:wpi="http://schemas.microsoft.com/office/word/2010/wordprocessingInk" xmlns:wne="http://schemas.microsoft.com/office/word/2006/wordml" xmlns:wps="http://schemas.microsoft.com/office/word/2010/wordprocessingShape" mc:Ignorable="w14 w15 w16se w16cid w16 w16cex w16sdtdh wp14">
+<w:endnotes xmlns:wpc="http://schemas.microsoft.com/office/word/2010/wordprocessingCanvas" xmlns:cx="http://schemas.microsoft.com/office/drawing/2014/chartex" xmlns:cx1="http://schemas.microsoft.com/office/drawing/2015/9/8/chartex" xmlns:cx2="http://schemas.microsoft.com/office/drawing/2015/10/21/chartex" xmlns:cx3="http://schemas.microsoft.com/office/drawing/2016/5/9/chartex" xmlns:cx4="http://schemas.microsoft.com/office/drawing/2016/5/10/chartex" xmlns:cx5="http://schemas.microsoft.com/office/drawing/2016/5/11/chartex" xmlns:cx6="http://schemas.microsoft.com/office/drawing/2016/5/12/chartex" xmlns:cx7="http://schemas.microsoft.com/office/drawing/2016/5/13/chartex" xmlns:cx8="http://schemas.microsoft.com/office/drawing/2016/5/14/chartex" xmlns:mc="http://schemas.openxmlformats.org/markup-compatibility/2006" xmlns:aink="http://schemas.microsoft.com/office/drawing/2016/ink" xmlns:am3d="http://schemas.microsoft.com/office/drawing/2017/model3d" xmlns:o="urn:schemas-microsoft-com:office:office" xmlns:oel="http://schemas.microsoft.com/office/2019/extlst" xmlns:r="http://schemas.openxmlformats.org/officeDocument/2006/relationships" xmlns:m="http://schemas.openxmlformats.org/officeDocument/2006/math" xmlns:v="urn:schemas-microsoft-com:vml" xmlns:wp14="http://schemas.microsoft.com/office/word/2010/wordprocessingDrawing" xmlns:wp="http://schemas.openxmlformats.org/drawingml/2006/wordprocessingDrawing" xmlns:w10="urn:schemas-microsoft-com:office:word" xmlns:w="http://schemas.openxmlformats.org/wordprocessingml/2006/main" xmlns:w14="http://schemas.microsoft.com/office/word/2010/wordml" xmlns:w15="http://schemas.microsoft.com/office/word/2012/wordml" xmlns:w16cex="http://schemas.microsoft.com/office/word/2018/wordml/cex" xmlns:w16cid="http://schemas.microsoft.com/office/word/2016/wordml/cid" xmlns:w16="http://schemas.microsoft.com/office/word/2018/wordml" xmlns:w16du="http://schemas.microsoft.com/office/word/2023/wordml/word16du" xmlns:w16sdtdh="http://schemas.microsoft.com/office/word/2020/wordml/sdtdatahash" xmlns:w16sdtfl="http://schemas.microsoft.com/office/word/2024/wordml/sdtformatlock" xmlns:w16se="http://schemas.microsoft.com/office/word/2015/wordml/symex" xmlns:wpg="http://schemas.microsoft.com/office/word/2010/wordprocessingGroup" xmlns:wpi="http://schemas.microsoft.com/office/word/2010/wordprocessingInk" xmlns:wne="http://schemas.microsoft.com/office/word/2006/wordml" xmlns:wps="http://schemas.microsoft.com/office/word/2010/wordprocessingShape" mc:Ignorable="w14 w15 w16se w16cid w16 w16cex w16sdtdh w16sdtfl w16du wp14">
   <w:endnote w:type="separator" w:id="-1">
     <w:p>
       <w:pPr>
@@ -275,7 +4573,7 @@
 </file>
 
 <file path=word/footer1.xml><?xml version="1.0" encoding="utf-8"?>
-<w:ftr xmlns:wpc="http://schemas.microsoft.com/office/word/2010/wordprocessingCanvas" xmlns:cx="http://schemas.microsoft.com/office/drawing/2014/chartex" xmlns:cx1="http://schemas.microsoft.com/office/drawing/2015/9/8/chartex" xmlns:cx2="http://schemas.microsoft.com/office/drawing/2015/10/21/chartex" xmlns:cx3="http://schemas.microsoft.com/office/drawing/2016/5/9/chartex" xmlns:cx4="http://schemas.microsoft.com/office/drawing/2016/5/10/chartex" xmlns:cx5="http://schemas.microsoft.com/office/drawing/2016/5/11/chartex" xmlns:cx6="http://schemas.microsoft.com/office/drawing/2016/5/12/chartex" xmlns:cx7="http://schemas.microsoft.com/office/drawing/2016/5/13/chartex" xmlns:cx8="http://schemas.microsoft.com/office/drawing/2016/5/14/chartex" xmlns:mc="http://schemas.openxmlformats.org/markup-compatibility/2006" xmlns:aink="http://schemas.microsoft.com/office/drawing/2016/ink" xmlns:am3d="http://schemas.microsoft.com/office/drawing/2017/model3d" xmlns:o="urn:schemas-microsoft-com:office:office" xmlns:oel="http://schemas.microsoft.com/office/2019/extlst" xmlns:r="http://schemas.openxmlformats.org/officeDocument/2006/relationships" xmlns:m="http://schemas.openxmlformats.org/officeDocument/2006/math" xmlns:v="urn:schemas-microsoft-com:vml" xmlns:wp14="http://schemas.microsoft.com/office/word/2010/wordprocessingDrawing" xmlns:wp="http://schemas.openxmlformats.org/drawingml/2006/wordprocessingDrawing" xmlns:w10="urn:schemas-microsoft-com:office:word" xmlns:w="http://schemas.openxmlformats.org/wordprocessingml/2006/main" xmlns:w14="http://schemas.microsoft.com/office/word/2010/wordml" xmlns:w15="http://schemas.microsoft.com/office/word/2012/wordml" xmlns:w16cex="http://schemas.microsoft.com/office/word/2018/wordml/cex" xmlns:w16cid="http://schemas.microsoft.com/office/word/2016/wordml/cid" xmlns:w16="http://schemas.microsoft.com/office/word/2018/wordml" xmlns:w16du="http://schemas.microsoft.com/office/word/2023/wordml/word16du" xmlns:w16sdtdh="http://schemas.microsoft.com/office/word/2020/wordml/sdtdatahash" xmlns:w16se="http://schemas.microsoft.com/office/word/2015/wordml/symex" xmlns:wpg="http://schemas.microsoft.com/office/word/2010/wordprocessingGroup" xmlns:wpi="http://schemas.microsoft.com/office/word/2010/wordprocessingInk" xmlns:wne="http://schemas.microsoft.com/office/word/2006/wordml" xmlns:wps="http://schemas.microsoft.com/office/word/2010/wordprocessingShape" mc:Ignorable="w14 w15 w16se w16cid w16 w16cex w16sdtdh wp14">
+<w:ftr xmlns:wpc="http://schemas.microsoft.com/office/word/2010/wordprocessingCanvas" xmlns:cx="http://schemas.microsoft.com/office/drawing/2014/chartex" xmlns:cx1="http://schemas.microsoft.com/office/drawing/2015/9/8/chartex" xmlns:cx2="http://schemas.microsoft.com/office/drawing/2015/10/21/chartex" xmlns:cx3="http://schemas.microsoft.com/office/drawing/2016/5/9/chartex" xmlns:cx4="http://schemas.microsoft.com/office/drawing/2016/5/10/chartex" xmlns:cx5="http://schemas.microsoft.com/office/drawing/2016/5/11/chartex" xmlns:cx6="http://schemas.microsoft.com/office/drawing/2016/5/12/chartex" xmlns:cx7="http://schemas.microsoft.com/office/drawing/2016/5/13/chartex" xmlns:cx8="http://schemas.microsoft.com/office/drawing/2016/5/14/chartex" xmlns:mc="http://schemas.openxmlformats.org/markup-compatibility/2006" xmlns:aink="http://schemas.microsoft.com/office/drawing/2016/ink" xmlns:am3d="http://schemas.microsoft.com/office/drawing/2017/model3d" xmlns:o="urn:schemas-microsoft-com:office:office" xmlns:oel="http://schemas.microsoft.com/office/2019/extlst" xmlns:r="http://schemas.openxmlformats.org/officeDocument/2006/relationships" xmlns:m="http://schemas.openxmlformats.org/officeDocument/2006/math" xmlns:v="urn:schemas-microsoft-com:vml" xmlns:wp14="http://schemas.microsoft.com/office/word/2010/wordprocessingDrawing" xmlns:wp="http://schemas.openxmlformats.org/drawingml/2006/wordprocessingDrawing" xmlns:w10="urn:schemas-microsoft-com:office:word" xmlns:w="http://schemas.openxmlformats.org/wordprocessingml/2006/main" xmlns:w14="http://schemas.microsoft.com/office/word/2010/wordml" xmlns:w15="http://schemas.microsoft.com/office/word/2012/wordml" xmlns:w16cex="http://schemas.microsoft.com/office/word/2018/wordml/cex" xmlns:w16cid="http://schemas.microsoft.com/office/word/2016/wordml/cid" xmlns:w16="http://schemas.microsoft.com/office/word/2018/wordml" xmlns:w16du="http://schemas.microsoft.com/office/word/2023/wordml/word16du" xmlns:w16sdtdh="http://schemas.microsoft.com/office/word/2020/wordml/sdtdatahash" xmlns:w16sdtfl="http://schemas.microsoft.com/office/word/2024/wordml/sdtformatlock" xmlns:w16se="http://schemas.microsoft.com/office/word/2015/wordml/symex" xmlns:wpg="http://schemas.microsoft.com/office/word/2010/wordprocessingGroup" xmlns:wpi="http://schemas.microsoft.com/office/word/2010/wordprocessingInk" xmlns:wne="http://schemas.microsoft.com/office/word/2006/wordml" xmlns:wps="http://schemas.microsoft.com/office/word/2010/wordprocessingShape" mc:Ignorable="w14 w15 w16se w16cid w16 w16cex w16sdtdh w16sdtfl w16du wp14">
   <w:p>
     <w:pPr>
       <w:pBdr>
@@ -319,7 +4617,7 @@
 </file>
 
 <file path=word/footnotes.xml><?xml version="1.0" encoding="utf-8"?>
-<w:footnotes xmlns:wpc="http://schemas.microsoft.com/office/word/2010/wordprocessingCanvas" xmlns:cx="http://schemas.microsoft.com/office/drawing/2014/chartex" xmlns:cx1="http://schemas.microsoft.com/office/drawing/2015/9/8/chartex" xmlns:cx2="http://schemas.microsoft.com/office/drawing/2015/10/21/chartex" xmlns:cx3="http://schemas.microsoft.com/office/drawing/2016/5/9/chartex" xmlns:cx4="http://schemas.microsoft.com/office/drawing/2016/5/10/chartex" xmlns:cx5="http://schemas.microsoft.com/office/drawing/2016/5/11/chartex" xmlns:cx6="http://schemas.microsoft.com/office/drawing/2016/5/12/chartex" xmlns:cx7="http://schemas.microsoft.com/office/drawing/2016/5/13/chartex" xmlns:cx8="http://schemas.microsoft.com/office/drawing/2016/5/14/chartex" xmlns:mc="http://schemas.openxmlformats.org/markup-compatibility/2006" xmlns:aink="http://schemas.microsoft.com/office/drawing/2016/ink" xmlns:am3d="http://schemas.microsoft.com/office/drawing/2017/model3d" xmlns:o="urn:schemas-microsoft-com:office:office" xmlns:oel="http://schemas.microsoft.com/office/2019/extlst" xmlns:r="http://schemas.openxmlformats.org/officeDocument/2006/relationships" xmlns:m="http://schemas.openxmlformats.org/officeDocument/2006/math" xmlns:v="urn:schemas-microsoft-com:vml" xmlns:wp14="http://schemas.microsoft.com/office/word/2010/wordprocessingDrawing" xmlns:wp="http://schemas.openxmlformats.org/drawingml/2006/wordprocessingDrawing" xmlns:w10="urn:schemas-microsoft-com:office:word" xmlns:w="http://schemas.openxmlformats.org/wordprocessingml/2006/main" xmlns:w14="http://schemas.microsoft.com/office/word/2010/wordml" xmlns:w15="http://schemas.microsoft.com/office/word/2012/wordml" xmlns:w16cex="http://schemas.microsoft.com/office/word/2018/wordml/cex" xmlns:w16cid="http://schemas.microsoft.com/office/word/2016/wordml/cid" xmlns:w16="http://schemas.microsoft.com/office/word/2018/wordml" xmlns:w16du="http://schemas.microsoft.com/office/word/2023/wordml/word16du" xmlns:w16sdtdh="http://schemas.microsoft.com/office/word/2020/wordml/sdtdatahash" xmlns:w16se="http://schemas.microsoft.com/office/word/2015/wordml/symex" xmlns:wpg="http://schemas.microsoft.com/office/word/2010/wordprocessingGroup" xmlns:wpi="http://schemas.microsoft.com/office/word/2010/wordprocessingInk" xmlns:wne="http://schemas.microsoft.com/office/word/2006/wordml" xmlns:wps="http://schemas.microsoft.com/office/word/2010/wordprocessingShape" mc:Ignorable="w14 w15 w16se w16cid w16 w16cex w16sdtdh wp14">
+<w:footnotes xmlns:wpc="http://schemas.microsoft.com/office/word/2010/wordprocessingCanvas" xmlns:cx="http://schemas.microsoft.com/office/drawing/2014/chartex" xmlns:cx1="http://schemas.microsoft.com/office/drawing/2015/9/8/chartex" xmlns:cx2="http://schemas.microsoft.com/office/drawing/2015/10/21/chartex" xmlns:cx3="http://schemas.microsoft.com/office/drawing/2016/5/9/chartex" xmlns:cx4="http://schemas.microsoft.com/office/drawing/2016/5/10/chartex" xmlns:cx5="http://schemas.microsoft.com/office/drawing/2016/5/11/chartex" xmlns:cx6="http://schemas.microsoft.com/office/drawing/2016/5/12/chartex" xmlns:cx7="http://schemas.microsoft.com/office/drawing/2016/5/13/chartex" xmlns:cx8="http://schemas.microsoft.com/office/drawing/2016/5/14/chartex" xmlns:mc="http://schemas.openxmlformats.org/markup-compatibility/2006" xmlns:aink="http://schemas.microsoft.com/office/drawing/2016/ink" xmlns:am3d="http://schemas.microsoft.com/office/drawing/2017/model3d" xmlns:o="urn:schemas-microsoft-com:office:office" xmlns:oel="http://schemas.microsoft.com/office/2019/extlst" xmlns:r="http://schemas.openxmlformats.org/officeDocument/2006/relationships" xmlns:m="http://schemas.openxmlformats.org/officeDocument/2006/math" xmlns:v="urn:schemas-microsoft-com:vml" xmlns:wp14="http://schemas.microsoft.com/office/word/2010/wordprocessingDrawing" xmlns:wp="http://schemas.openxmlformats.org/drawingml/2006/wordprocessingDrawing" xmlns:w10="urn:schemas-microsoft-com:office:word" xmlns:w="http://schemas.openxmlformats.org/wordprocessingml/2006/main" xmlns:w14="http://schemas.microsoft.com/office/word/2010/wordml" xmlns:w15="http://schemas.microsoft.com/office/word/2012/wordml" xmlns:w16cex="http://schemas.microsoft.com/office/word/2018/wordml/cex" xmlns:w16cid="http://schemas.microsoft.com/office/word/2016/wordml/cid" xmlns:w16="http://schemas.microsoft.com/office/word/2018/wordml" xmlns:w16du="http://schemas.microsoft.com/office/word/2023/wordml/word16du" xmlns:w16sdtdh="http://schemas.microsoft.com/office/word/2020/wordml/sdtdatahash" xmlns:w16sdtfl="http://schemas.microsoft.com/office/word/2024/wordml/sdtformatlock" xmlns:w16se="http://schemas.microsoft.com/office/word/2015/wordml/symex" xmlns:wpg="http://schemas.microsoft.com/office/word/2010/wordprocessingGroup" xmlns:wpi="http://schemas.microsoft.com/office/word/2010/wordprocessingInk" xmlns:wne="http://schemas.microsoft.com/office/word/2006/wordml" xmlns:wps="http://schemas.microsoft.com/office/word/2010/wordprocessingShape" mc:Ignorable="w14 w15 w16se w16cid w16 w16cex w16sdtdh w16sdtfl w16du wp14">
   <w:footnote w:type="separator" w:id="-1">
     <w:p>
       <w:pPr>
@@ -344,7 +4642,7 @@
 </file>
 
 <file path=word/header1.xml><?xml version="1.0" encoding="utf-8"?>
-<w:hdr xmlns:wpc="http://schemas.microsoft.com/office/word/2010/wordprocessingCanvas" xmlns:cx="http://schemas.microsoft.com/office/drawing/2014/chartex" xmlns:cx1="http://schemas.microsoft.com/office/drawing/2015/9/8/chartex" xmlns:cx2="http://schemas.microsoft.com/office/drawing/2015/10/21/chartex" xmlns:cx3="http://schemas.microsoft.com/office/drawing/2016/5/9/chartex" xmlns:cx4="http://schemas.microsoft.com/office/drawing/2016/5/10/chartex" xmlns:cx5="http://schemas.microsoft.com/office/drawing/2016/5/11/chartex" xmlns:cx6="http://schemas.microsoft.com/office/drawing/2016/5/12/chartex" xmlns:cx7="http://schemas.microsoft.com/office/drawing/2016/5/13/chartex" xmlns:cx8="http://schemas.microsoft.com/office/drawing/2016/5/14/chartex" xmlns:mc="http://schemas.openxmlformats.org/markup-compatibility/2006" xmlns:aink="http://schemas.microsoft.com/office/drawing/2016/ink" xmlns:am3d="http://schemas.microsoft.com/office/drawing/2017/model3d" xmlns:o="urn:schemas-microsoft-com:office:office" xmlns:oel="http://schemas.microsoft.com/office/2019/extlst" xmlns:r="http://schemas.openxmlformats.org/officeDocument/2006/relationships" xmlns:m="http://schemas.openxmlformats.org/officeDocument/2006/math" xmlns:v="urn:schemas-microsoft-com:vml" xmlns:wp14="http://schemas.microsoft.com/office/word/2010/wordprocessingDrawing" xmlns:wp="http://schemas.openxmlformats.org/drawingml/2006/wordprocessingDrawing" xmlns:w10="urn:schemas-microsoft-com:office:word" xmlns:w="http://schemas.openxmlformats.org/wordprocessingml/2006/main" xmlns:w14="http://schemas.microsoft.com/office/word/2010/wordml" xmlns:w15="http://schemas.microsoft.com/office/word/2012/wordml" xmlns:w16cex="http://schemas.microsoft.com/office/word/2018/wordml/cex" xmlns:w16cid="http://schemas.microsoft.com/office/word/2016/wordml/cid" xmlns:w16="http://schemas.microsoft.com/office/word/2018/wordml" xmlns:w16du="http://schemas.microsoft.com/office/word/2023/wordml/word16du" xmlns:w16sdtdh="http://schemas.microsoft.com/office/word/2020/wordml/sdtdatahash" xmlns:w16se="http://schemas.microsoft.com/office/word/2015/wordml/symex" xmlns:wpg="http://schemas.microsoft.com/office/word/2010/wordprocessingGroup" xmlns:wpi="http://schemas.microsoft.com/office/word/2010/wordprocessingInk" xmlns:wne="http://schemas.microsoft.com/office/word/2006/wordml" xmlns:wps="http://schemas.microsoft.com/office/word/2010/wordprocessingShape" mc:Ignorable="w14 w15 w16se w16cid w16 w16cex w16sdtdh wp14">
+<w:hdr xmlns:wpc="http://schemas.microsoft.com/office/word/2010/wordprocessingCanvas" xmlns:cx="http://schemas.microsoft.com/office/drawing/2014/chartex" xmlns:cx1="http://schemas.microsoft.com/office/drawing/2015/9/8/chartex" xmlns:cx2="http://schemas.microsoft.com/office/drawing/2015/10/21/chartex" xmlns:cx3="http://schemas.microsoft.com/office/drawing/2016/5/9/chartex" xmlns:cx4="http://schemas.microsoft.com/office/drawing/2016/5/10/chartex" xmlns:cx5="http://schemas.microsoft.com/office/drawing/2016/5/11/chartex" xmlns:cx6="http://schemas.microsoft.com/office/drawing/2016/5/12/chartex" xmlns:cx7="http://schemas.microsoft.com/office/drawing/2016/5/13/chartex" xmlns:cx8="http://schemas.microsoft.com/office/drawing/2016/5/14/chartex" xmlns:mc="http://schemas.openxmlformats.org/markup-compatibility/2006" xmlns:aink="http://schemas.microsoft.com/office/drawing/2016/ink" xmlns:am3d="http://schemas.microsoft.com/office/drawing/2017/model3d" xmlns:o="urn:schemas-microsoft-com:office:office" xmlns:oel="http://schemas.microsoft.com/office/2019/extlst" xmlns:r="http://schemas.openxmlformats.org/officeDocument/2006/relationships" xmlns:m="http://schemas.openxmlformats.org/officeDocument/2006/math" xmlns:v="urn:schemas-microsoft-com:vml" xmlns:wp14="http://schemas.microsoft.com/office/word/2010/wordprocessingDrawing" xmlns:wp="http://schemas.openxmlformats.org/drawingml/2006/wordprocessingDrawing" xmlns:w10="urn:schemas-microsoft-com:office:word" xmlns:w="http://schemas.openxmlformats.org/wordprocessingml/2006/main" xmlns:w14="http://schemas.microsoft.com/office/word/2010/wordml" xmlns:w15="http://schemas.microsoft.com/office/word/2012/wordml" xmlns:w16cex="http://schemas.microsoft.com/office/word/2018/wordml/cex" xmlns:w16cid="http://schemas.microsoft.com/office/word/2016/wordml/cid" xmlns:w16="http://schemas.microsoft.com/office/word/2018/wordml" xmlns:w16du="http://schemas.microsoft.com/office/word/2023/wordml/word16du" xmlns:w16sdtdh="http://schemas.microsoft.com/office/word/2020/wordml/sdtdatahash" xmlns:w16sdtfl="http://schemas.microsoft.com/office/word/2024/wordml/sdtformatlock" xmlns:w16se="http://schemas.microsoft.com/office/word/2015/wordml/symex" xmlns:wpg="http://schemas.microsoft.com/office/word/2010/wordprocessingGroup" xmlns:wpi="http://schemas.microsoft.com/office/word/2010/wordprocessingInk" xmlns:wne="http://schemas.microsoft.com/office/word/2006/wordml" xmlns:wps="http://schemas.microsoft.com/office/word/2010/wordprocessingShape" mc:Ignorable="w14 w15 w16se w16cid w16 w16cex w16sdtdh w16sdtfl w16du wp14">
   <w:p>
     <w:pPr>
       <w:pBdr>
@@ -624,7 +4922,7 @@
 </file>
 
 <file path=word/numbering.xml><?xml version="1.0" encoding="utf-8"?>
-<w:numbering xmlns:wpc="http://schemas.microsoft.com/office/word/2010/wordprocessingCanvas" xmlns:cx="http://schemas.microsoft.com/office/drawing/2014/chartex" xmlns:cx1="http://schemas.microsoft.com/office/drawing/2015/9/8/chartex" xmlns:cx2="http://schemas.microsoft.com/office/drawing/2015/10/21/chartex" xmlns:cx3="http://schemas.microsoft.com/office/drawing/2016/5/9/chartex" xmlns:cx4="http://schemas.microsoft.com/office/drawing/2016/5/10/chartex" xmlns:cx5="http://schemas.microsoft.com/office/drawing/2016/5/11/chartex" xmlns:cx6="http://schemas.microsoft.com/office/drawing/2016/5/12/chartex" xmlns:cx7="http://schemas.microsoft.com/office/drawing/2016/5/13/chartex" xmlns:cx8="http://schemas.microsoft.com/office/drawing/2016/5/14/chartex" xmlns:mc="http://schemas.openxmlformats.org/markup-compatibility/2006" xmlns:aink="http://schemas.microsoft.com/office/drawing/2016/ink" xmlns:am3d="http://schemas.microsoft.com/office/drawing/2017/model3d" xmlns:o="urn:schemas-microsoft-com:office:office" xmlns:oel="http://schemas.microsoft.com/office/2019/extlst" xmlns:r="http://schemas.openxmlformats.org/officeDocument/2006/relationships" xmlns:m="http://schemas.openxmlformats.org/officeDocument/2006/math" xmlns:v="urn:schemas-microsoft-com:vml" xmlns:wp14="http://schemas.microsoft.com/office/word/2010/wordprocessingDrawing" xmlns:wp="http://schemas.openxmlformats.org/drawingml/2006/wordprocessingDrawing" xmlns:w10="urn:schemas-microsoft-com:office:word" xmlns:w="http://schemas.openxmlformats.org/wordprocessingml/2006/main" xmlns:w14="http://schemas.microsoft.com/office/word/2010/wordml" xmlns:w15="http://schemas.microsoft.com/office/word/2012/wordml" xmlns:w16cex="http://schemas.microsoft.com/office/word/2018/wordml/cex" xmlns:w16cid="http://schemas.microsoft.com/office/word/2016/wordml/cid" xmlns:w16="http://schemas.microsoft.com/office/word/2018/wordml" xmlns:w16du="http://schemas.microsoft.com/office/word/2023/wordml/word16du" xmlns:w16sdtdh="http://schemas.microsoft.com/office/word/2020/wordml/sdtdatahash" xmlns:w16se="http://schemas.microsoft.com/office/word/2015/wordml/symex" xmlns:wpg="http://schemas.microsoft.com/office/word/2010/wordprocessingGroup" xmlns:wpi="http://schemas.microsoft.com/office/word/2010/wordprocessingInk" xmlns:wne="http://schemas.microsoft.com/office/word/2006/wordml" xmlns:wps="http://schemas.microsoft.com/office/word/2010/wordprocessingShape" mc:Ignorable="w14 w15 w16se w16cid w16 w16cex w16sdtdh wp14">
+<w:numbering xmlns:wpc="http://schemas.microsoft.com/office/word/2010/wordprocessingCanvas" xmlns:cx="http://schemas.microsoft.com/office/drawing/2014/chartex" xmlns:cx1="http://schemas.microsoft.com/office/drawing/2015/9/8/chartex" xmlns:cx2="http://schemas.microsoft.com/office/drawing/2015/10/21/chartex" xmlns:cx3="http://schemas.microsoft.com/office/drawing/2016/5/9/chartex" xmlns:cx4="http://schemas.microsoft.com/office/drawing/2016/5/10/chartex" xmlns:cx5="http://schemas.microsoft.com/office/drawing/2016/5/11/chartex" xmlns:cx6="http://schemas.microsoft.com/office/drawing/2016/5/12/chartex" xmlns:cx7="http://schemas.microsoft.com/office/drawing/2016/5/13/chartex" xmlns:cx8="http://schemas.microsoft.com/office/drawing/2016/5/14/chartex" xmlns:mc="http://schemas.openxmlformats.org/markup-compatibility/2006" xmlns:aink="http://schemas.microsoft.com/office/drawing/2016/ink" xmlns:am3d="http://schemas.microsoft.com/office/drawing/2017/model3d" xmlns:o="urn:schemas-microsoft-com:office:office" xmlns:oel="http://schemas.microsoft.com/office/2019/extlst" xmlns:r="http://schemas.openxmlformats.org/officeDocument/2006/relationships" xmlns:m="http://schemas.openxmlformats.org/officeDocument/2006/math" xmlns:v="urn:schemas-microsoft-com:vml" xmlns:wp14="http://schemas.microsoft.com/office/word/2010/wordprocessingDrawing" xmlns:wp="http://schemas.openxmlformats.org/drawingml/2006/wordprocessingDrawing" xmlns:w10="urn:schemas-microsoft-com:office:word" xmlns:w="http://schemas.openxmlformats.org/wordprocessingml/2006/main" xmlns:w14="http://schemas.microsoft.com/office/word/2010/wordml" xmlns:w15="http://schemas.microsoft.com/office/word/2012/wordml" xmlns:w16cex="http://schemas.microsoft.com/office/word/2018/wordml/cex" xmlns:w16cid="http://schemas.microsoft.com/office/word/2016/wordml/cid" xmlns:w16="http://schemas.microsoft.com/office/word/2018/wordml" xmlns:w16du="http://schemas.microsoft.com/office/word/2023/wordml/word16du" xmlns:w16sdtdh="http://schemas.microsoft.com/office/word/2020/wordml/sdtdatahash" xmlns:w16sdtfl="http://schemas.microsoft.com/office/word/2024/wordml/sdtformatlock" xmlns:w16se="http://schemas.microsoft.com/office/word/2015/wordml/symex" xmlns:wpg="http://schemas.microsoft.com/office/word/2010/wordprocessingGroup" xmlns:wpi="http://schemas.microsoft.com/office/word/2010/wordprocessingInk" xmlns:wne="http://schemas.microsoft.com/office/word/2006/wordml" xmlns:wps="http://schemas.microsoft.com/office/word/2010/wordprocessingShape" mc:Ignorable="w14 w15 w16se w16cid w16 w16cex w16sdtdh w16sdtfl w16du wp14">
   <w:abstractNum w:abstractNumId="0" w15:restartNumberingAfterBreak="0">
     <w:nsid w:val="452428B9"/>
     <w:multiLevelType w:val="hybridMultilevel"/>
@@ -722,7 +5020,7 @@
 </file>
 
 <file path=word/styles.xml><?xml version="1.0" encoding="utf-8"?>
-<w:styles xmlns:mc="http://schemas.openxmlformats.org/markup-compatibility/2006" xmlns:r="http://schemas.openxmlformats.org/officeDocument/2006/relationships" xmlns:w="http://schemas.openxmlformats.org/wordprocessingml/2006/main" xmlns:w14="http://schemas.microsoft.com/office/word/2010/wordml" xmlns:w15="http://schemas.microsoft.com/office/word/2012/wordml" xmlns:w16cex="http://schemas.microsoft.com/office/word/2018/wordml/cex" xmlns:w16cid="http://schemas.microsoft.com/office/word/2016/wordml/cid" xmlns:w16="http://schemas.microsoft.com/office/word/2018/wordml" xmlns:w16sdtdh="http://schemas.microsoft.com/office/word/2020/wordml/sdtdatahash" xmlns:w16se="http://schemas.microsoft.com/office/word/2015/wordml/symex" mc:Ignorable="w14 w15 w16se w16cid w16 w16cex w16sdtdh">
+<w:styles xmlns:mc="http://schemas.openxmlformats.org/markup-compatibility/2006" xmlns:r="http://schemas.openxmlformats.org/officeDocument/2006/relationships" xmlns:w="http://schemas.openxmlformats.org/wordprocessingml/2006/main" xmlns:w14="http://schemas.microsoft.com/office/word/2010/wordml" xmlns:w15="http://schemas.microsoft.com/office/word/2012/wordml" xmlns:w16cex="http://schemas.microsoft.com/office/word/2018/wordml/cex" xmlns:w16cid="http://schemas.microsoft.com/office/word/2016/wordml/cid" xmlns:w16="http://schemas.microsoft.com/office/word/2018/wordml" xmlns:w16du="http://schemas.microsoft.com/office/word/2023/wordml/word16du" xmlns:w16sdtdh="http://schemas.microsoft.com/office/word/2020/wordml/sdtdatahash" xmlns:w16sdtfl="http://schemas.microsoft.com/office/word/2024/wordml/sdtformatlock" xmlns:w16se="http://schemas.microsoft.com/office/word/2015/wordml/symex" mc:Ignorable="w14 w15 w16se w16cid w16 w16cex w16sdtdh w16sdtfl w16du">
   <w:docDefaults>
     <w:rPrDefault>
       <w:rPr>
@@ -1125,7 +5423,6 @@
   <w:style w:type="character" w:default="1" w:styleId="DefaultParagraphFont">
     <w:name w:val="Default Paragraph Font"/>
     <w:uiPriority w:val="1"/>
-    <w:semiHidden/>
     <w:unhideWhenUsed/>
   </w:style>
   <w:style w:type="table" w:default="1" w:styleId="TableNormal">
